--- a/research/SIXDO-ke-hoach-FINAL.docx
+++ b/research/SIXDO-ke-hoach-FINAL.docx
@@ -11791,6 +11791,8413 @@
         <w:rPr>
           <w:rFonts w:ascii="Arial" w:cs="Arial" w:eastAsia="Arial" w:hAnsi="Arial"/>
         </w:rPr>
+        <w:t xml:space="preserve">Tóm lược dễ hiểu</w:t>
+      </w:r>
+    </w:p>
+    <w:p>
+      <w:pPr>
+        <w:spacing w:after="120"/>
+      </w:pPr>
+      <w:r>
+        <w:rPr>
+          <w:rFonts w:ascii="Arial" w:cs="Arial" w:eastAsia="Arial" w:hAnsi="Arial"/>
+          <w:i/>
+          <w:iCs/>
+        </w:rPr>
+        <w:t xml:space="preserve">Phần này giải thích toàn bộ Phần 3 bằng ngôn ngữ đơn giản, dùng để đọc nhanh và tập thuyết trình. Số liệu chi tiết nằm ở các mục 3.1–3.5 phía sau.</w:t>
+      </w:r>
+    </w:p>
+    <w:p>
+      <w:pPr>
+        <w:spacing w:after="120"/>
+      </w:pPr>
+      <w:r>
+        <w:rPr>
+          <w:rFonts w:ascii="Arial" w:cs="Arial" w:eastAsia="Arial" w:hAnsi="Arial"/>
+          <w:b/>
+          <w:bCs/>
+        </w:rPr>
+        <w:t xml:space="preserve">Ý tưởng chính trong một câu:</w:t>
+      </w:r>
+      <w:r>
+        <w:rPr>
+          <w:rFonts w:ascii="Arial" w:cs="Arial" w:eastAsia="Arial" w:hAnsi="Arial"/>
+        </w:rPr>
+        <w:t xml:space="preserve"> SIXDO không đổi sản phẩm và không giảm giá sâu. Chỉ đổi </w:t>
+      </w:r>
+      <w:r>
+        <w:rPr>
+          <w:rFonts w:ascii="Arial" w:cs="Arial" w:eastAsia="Arial" w:hAnsi="Arial"/>
+          <w:b/>
+          <w:bCs/>
+        </w:rPr>
+        <w:t xml:space="preserve">cách giới thiệu</w:t>
+      </w:r>
+      <w:r>
+        <w:rPr>
+          <w:rFonts w:ascii="Arial" w:cs="Arial" w:eastAsia="Arial" w:hAnsi="Arial"/>
+        </w:rPr>
+        <w:t xml:space="preserve"> 3 sản phẩm Xuân/Hè, để người Mỹ thấy chúng hợp với những dịp mùa đông họ thật sự cần: đi du lịch vùng ấm, dự tiệc, Valentine, Phục sinh.</w:t>
+      </w:r>
+    </w:p>
+    <w:p>
+      <w:pPr>
+        <w:spacing w:after="120"/>
+      </w:pPr>
+      <w:r>
+        <w:rPr>
+          <w:rFonts w:ascii="Arial" w:cs="Arial" w:eastAsia="Arial" w:hAnsi="Arial"/>
+        </w:rPr>
+        <w:t xml:space="preserve">Phần 3 gồm 5 mảng: vận hành trên Amazon, tái định vị sản phẩm, marketing, bộ hình AI và đo lường.</w:t>
+      </w:r>
+    </w:p>
+    <w:p>
+      <w:pPr>
+        <w:pStyle w:val="Heading3"/>
+      </w:pPr>
+      <w:r>
+        <w:rPr>
+          <w:rFonts w:ascii="Arial" w:cs="Arial" w:eastAsia="Arial" w:hAnsi="Arial"/>
+        </w:rPr>
+        <w:t xml:space="preserve">A. Vận hành trên Amazon: phần quan trọng nhất</w:t>
+      </w:r>
+    </w:p>
+    <w:p>
+      <w:pPr>
+        <w:spacing w:after="120"/>
+      </w:pPr>
+      <w:r>
+        <w:rPr>
+          <w:rFonts w:ascii="Arial" w:cs="Arial" w:eastAsia="Arial" w:hAnsi="Arial"/>
+          <w:b/>
+          <w:bCs/>
+        </w:rPr>
+        <w:t xml:space="preserve">1. Bán được bao nhiêu?</w:t>
+      </w:r>
+    </w:p>
+    <w:p>
+      <w:pPr>
+        <w:spacing w:after="120"/>
+      </w:pPr>
+      <w:r>
+        <w:rPr>
+          <w:rFonts w:ascii="Arial" w:cs="Arial" w:eastAsia="Arial" w:hAnsi="Arial"/>
+        </w:rPr>
+        <w:t xml:space="preserve">Cần phân biệt </w:t>
+      </w:r>
+      <w:r>
+        <w:rPr>
+          <w:rFonts w:ascii="Arial" w:cs="Arial" w:eastAsia="Arial" w:hAnsi="Arial"/>
+          <w:b/>
+          <w:bCs/>
+        </w:rPr>
+        <w:t xml:space="preserve">mục tiêu</w:t>
+      </w:r>
+      <w:r>
+        <w:rPr>
+          <w:rFonts w:ascii="Arial" w:cs="Arial" w:eastAsia="Arial" w:hAnsi="Arial"/>
+        </w:rPr>
+        <w:t xml:space="preserve"> và </w:t>
+      </w:r>
+      <w:r>
+        <w:rPr>
+          <w:rFonts w:ascii="Arial" w:cs="Arial" w:eastAsia="Arial" w:hAnsi="Arial"/>
+          <w:b/>
+          <w:bCs/>
+        </w:rPr>
+        <w:t xml:space="preserve">dự báo</w:t>
+      </w:r>
+      <w:r>
+        <w:rPr>
+          <w:rFonts w:ascii="Arial" w:cs="Arial" w:eastAsia="Arial" w:hAnsi="Arial"/>
+        </w:rPr>
+        <w:t xml:space="preserve">. Mục tiêu là bán hết 110 sản phẩm từ tháng 10/2026 đến tháng 3/2027. Dự báo thực tế chia 3 kịch bản:</w:t>
+      </w:r>
+    </w:p>
+    <w:tbl>
+      <w:tblPr>
+        <w:tblW w:type="dxa" w:w="9638"/>
+        <w:tblBorders>
+          <w:top w:val="single" w:color="auto" w:sz="4"/>
+          <w:left w:val="single" w:color="auto" w:sz="4"/>
+          <w:bottom w:val="single" w:color="auto" w:sz="4"/>
+          <w:right w:val="single" w:color="auto" w:sz="4"/>
+          <w:insideH w:val="single" w:color="auto" w:sz="4"/>
+          <w:insideV w:val="single" w:color="auto" w:sz="4"/>
+        </w:tblBorders>
+      </w:tblPr>
+      <w:tblGrid>
+        <w:gridCol w:w="5590"/>
+        <w:gridCol w:w="1542"/>
+        <w:gridCol w:w="2506"/>
+      </w:tblGrid>
+      <w:tr>
+        <w:trPr>
+          <w:tblHeader/>
+        </w:trPr>
+        <w:tc>
+          <w:tcPr>
+            <w:tcW w:type="dxa" w:w="5590"/>
+            <w:tcBorders>
+              <w:top w:val="single" w:color="BFBFBF" w:sz="4"/>
+              <w:left w:val="single" w:color="BFBFBF" w:sz="4"/>
+              <w:bottom w:val="single" w:color="BFBFBF" w:sz="4"/>
+              <w:right w:val="single" w:color="BFBFBF" w:sz="4"/>
+            </w:tcBorders>
+            <w:shd w:fill="EFE6DD" w:color="auto" w:val="clear"/>
+            <w:tcMar>
+              <w:top w:type="dxa" w:w="60"/>
+              <w:left w:type="dxa" w:w="90"/>
+              <w:bottom w:type="dxa" w:w="60"/>
+              <w:right w:type="dxa" w:w="90"/>
+            </w:tcMar>
+          </w:tcPr>
+          <w:p>
+            <w:r>
+              <w:rPr>
+                <w:rFonts w:ascii="Arial" w:cs="Arial" w:eastAsia="Arial" w:hAnsi="Arial"/>
+                <w:b/>
+                <w:bCs/>
+                <w:sz w:val="17"/>
+                <w:szCs w:val="17"/>
+              </w:rPr>
+              <w:t xml:space="preserve">Kịch bản</w:t>
+            </w:r>
+          </w:p>
+        </w:tc>
+        <w:tc>
+          <w:tcPr>
+            <w:tcW w:type="dxa" w:w="1542"/>
+            <w:tcBorders>
+              <w:top w:val="single" w:color="BFBFBF" w:sz="4"/>
+              <w:left w:val="single" w:color="BFBFBF" w:sz="4"/>
+              <w:bottom w:val="single" w:color="BFBFBF" w:sz="4"/>
+              <w:right w:val="single" w:color="BFBFBF" w:sz="4"/>
+            </w:tcBorders>
+            <w:shd w:fill="EFE6DD" w:color="auto" w:val="clear"/>
+            <w:tcMar>
+              <w:top w:type="dxa" w:w="60"/>
+              <w:left w:type="dxa" w:w="90"/>
+              <w:bottom w:type="dxa" w:w="60"/>
+              <w:right w:type="dxa" w:w="90"/>
+            </w:tcMar>
+          </w:tcPr>
+          <w:p>
+            <w:r>
+              <w:rPr>
+                <w:rFonts w:ascii="Arial" w:cs="Arial" w:eastAsia="Arial" w:hAnsi="Arial"/>
+                <w:b/>
+                <w:bCs/>
+                <w:sz w:val="17"/>
+                <w:szCs w:val="17"/>
+              </w:rPr>
+              <w:t xml:space="preserve">Bán được</w:t>
+            </w:r>
+          </w:p>
+        </w:tc>
+        <w:tc>
+          <w:tcPr>
+            <w:tcW w:type="dxa" w:w="2506"/>
+            <w:tcBorders>
+              <w:top w:val="single" w:color="BFBFBF" w:sz="4"/>
+              <w:left w:val="single" w:color="BFBFBF" w:sz="4"/>
+              <w:bottom w:val="single" w:color="BFBFBF" w:sz="4"/>
+              <w:right w:val="single" w:color="BFBFBF" w:sz="4"/>
+            </w:tcBorders>
+            <w:shd w:fill="EFE6DD" w:color="auto" w:val="clear"/>
+            <w:tcMar>
+              <w:top w:type="dxa" w:w="60"/>
+              <w:left w:type="dxa" w:w="90"/>
+              <w:bottom w:type="dxa" w:w="60"/>
+              <w:right w:type="dxa" w:w="90"/>
+            </w:tcMar>
+          </w:tcPr>
+          <w:p>
+            <w:r>
+              <w:rPr>
+                <w:rFonts w:ascii="Arial" w:cs="Arial" w:eastAsia="Arial" w:hAnsi="Arial"/>
+                <w:b/>
+                <w:bCs/>
+                <w:sz w:val="17"/>
+                <w:szCs w:val="17"/>
+              </w:rPr>
+              <w:t xml:space="preserve">Tỷ lệ bán hết</w:t>
+            </w:r>
+          </w:p>
+        </w:tc>
+      </w:tr>
+      <w:tr>
+        <w:tc>
+          <w:tcPr>
+            <w:tcW w:type="dxa" w:w="5590"/>
+            <w:tcBorders>
+              <w:top w:val="single" w:color="BFBFBF" w:sz="4"/>
+              <w:left w:val="single" w:color="BFBFBF" w:sz="4"/>
+              <w:bottom w:val="single" w:color="BFBFBF" w:sz="4"/>
+              <w:right w:val="single" w:color="BFBFBF" w:sz="4"/>
+            </w:tcBorders>
+            <w:tcMar>
+              <w:top w:type="dxa" w:w="60"/>
+              <w:left w:type="dxa" w:w="90"/>
+              <w:bottom w:type="dxa" w:w="60"/>
+              <w:right w:type="dxa" w:w="90"/>
+            </w:tcMar>
+          </w:tcPr>
+          <w:p>
+            <w:r>
+              <w:rPr>
+                <w:rFonts w:ascii="Arial" w:cs="Arial" w:eastAsia="Arial" w:hAnsi="Arial"/>
+                <w:sz w:val="17"/>
+                <w:szCs w:val="17"/>
+              </w:rPr>
+              <w:t xml:space="preserve">Thận trọng (mọi thứ kém)</w:t>
+            </w:r>
+          </w:p>
+        </w:tc>
+        <w:tc>
+          <w:tcPr>
+            <w:tcW w:type="dxa" w:w="1542"/>
+            <w:tcBorders>
+              <w:top w:val="single" w:color="BFBFBF" w:sz="4"/>
+              <w:left w:val="single" w:color="BFBFBF" w:sz="4"/>
+              <w:bottom w:val="single" w:color="BFBFBF" w:sz="4"/>
+              <w:right w:val="single" w:color="BFBFBF" w:sz="4"/>
+            </w:tcBorders>
+            <w:tcMar>
+              <w:top w:type="dxa" w:w="60"/>
+              <w:left w:type="dxa" w:w="90"/>
+              <w:bottom w:type="dxa" w:w="60"/>
+              <w:right w:type="dxa" w:w="90"/>
+            </w:tcMar>
+          </w:tcPr>
+          <w:p>
+            <w:r>
+              <w:rPr>
+                <w:rFonts w:ascii="Arial" w:cs="Arial" w:eastAsia="Arial" w:hAnsi="Arial"/>
+                <w:sz w:val="17"/>
+                <w:szCs w:val="17"/>
+              </w:rPr>
+              <w:t xml:space="preserve">48</w:t>
+            </w:r>
+          </w:p>
+        </w:tc>
+        <w:tc>
+          <w:tcPr>
+            <w:tcW w:type="dxa" w:w="2506"/>
+            <w:tcBorders>
+              <w:top w:val="single" w:color="BFBFBF" w:sz="4"/>
+              <w:left w:val="single" w:color="BFBFBF" w:sz="4"/>
+              <w:bottom w:val="single" w:color="BFBFBF" w:sz="4"/>
+              <w:right w:val="single" w:color="BFBFBF" w:sz="4"/>
+            </w:tcBorders>
+            <w:tcMar>
+              <w:top w:type="dxa" w:w="60"/>
+              <w:left w:type="dxa" w:w="90"/>
+              <w:bottom w:type="dxa" w:w="60"/>
+              <w:right w:type="dxa" w:w="90"/>
+            </w:tcMar>
+          </w:tcPr>
+          <w:p>
+            <w:r>
+              <w:rPr>
+                <w:rFonts w:ascii="Arial" w:cs="Arial" w:eastAsia="Arial" w:hAnsi="Arial"/>
+                <w:sz w:val="17"/>
+                <w:szCs w:val="17"/>
+              </w:rPr>
+              <w:t xml:space="preserve">44%</w:t>
+            </w:r>
+          </w:p>
+        </w:tc>
+      </w:tr>
+      <w:tr>
+        <w:tc>
+          <w:tcPr>
+            <w:tcW w:type="dxa" w:w="5590"/>
+            <w:tcBorders>
+              <w:top w:val="single" w:color="BFBFBF" w:sz="4"/>
+              <w:left w:val="single" w:color="BFBFBF" w:sz="4"/>
+              <w:bottom w:val="single" w:color="BFBFBF" w:sz="4"/>
+              <w:right w:val="single" w:color="BFBFBF" w:sz="4"/>
+            </w:tcBorders>
+            <w:tcMar>
+              <w:top w:type="dxa" w:w="60"/>
+              <w:left w:type="dxa" w:w="90"/>
+              <w:bottom w:type="dxa" w:w="60"/>
+              <w:right w:type="dxa" w:w="90"/>
+            </w:tcMar>
+          </w:tcPr>
+          <w:p>
+            <w:r>
+              <w:rPr>
+                <w:rFonts w:ascii="Arial" w:cs="Arial" w:eastAsia="Arial" w:hAnsi="Arial"/>
+                <w:b/>
+                <w:bCs/>
+                <w:sz w:val="17"/>
+                <w:szCs w:val="17"/>
+              </w:rPr>
+              <w:t xml:space="preserve">Cơ sở (khả năng cao nhất)</w:t>
+            </w:r>
+          </w:p>
+        </w:tc>
+        <w:tc>
+          <w:tcPr>
+            <w:tcW w:type="dxa" w:w="1542"/>
+            <w:tcBorders>
+              <w:top w:val="single" w:color="BFBFBF" w:sz="4"/>
+              <w:left w:val="single" w:color="BFBFBF" w:sz="4"/>
+              <w:bottom w:val="single" w:color="BFBFBF" w:sz="4"/>
+              <w:right w:val="single" w:color="BFBFBF" w:sz="4"/>
+            </w:tcBorders>
+            <w:tcMar>
+              <w:top w:type="dxa" w:w="60"/>
+              <w:left w:type="dxa" w:w="90"/>
+              <w:bottom w:type="dxa" w:w="60"/>
+              <w:right w:type="dxa" w:w="90"/>
+            </w:tcMar>
+          </w:tcPr>
+          <w:p>
+            <w:r>
+              <w:rPr>
+                <w:rFonts w:ascii="Arial" w:cs="Arial" w:eastAsia="Arial" w:hAnsi="Arial"/>
+                <w:b/>
+                <w:bCs/>
+                <w:sz w:val="17"/>
+                <w:szCs w:val="17"/>
+              </w:rPr>
+              <w:t xml:space="preserve">86</w:t>
+            </w:r>
+          </w:p>
+        </w:tc>
+        <w:tc>
+          <w:tcPr>
+            <w:tcW w:type="dxa" w:w="2506"/>
+            <w:tcBorders>
+              <w:top w:val="single" w:color="BFBFBF" w:sz="4"/>
+              <w:left w:val="single" w:color="BFBFBF" w:sz="4"/>
+              <w:bottom w:val="single" w:color="BFBFBF" w:sz="4"/>
+              <w:right w:val="single" w:color="BFBFBF" w:sz="4"/>
+            </w:tcBorders>
+            <w:tcMar>
+              <w:top w:type="dxa" w:w="60"/>
+              <w:left w:type="dxa" w:w="90"/>
+              <w:bottom w:type="dxa" w:w="60"/>
+              <w:right w:type="dxa" w:w="90"/>
+            </w:tcMar>
+          </w:tcPr>
+          <w:p>
+            <w:r>
+              <w:rPr>
+                <w:rFonts w:ascii="Arial" w:cs="Arial" w:eastAsia="Arial" w:hAnsi="Arial"/>
+                <w:b/>
+                <w:bCs/>
+                <w:sz w:val="17"/>
+                <w:szCs w:val="17"/>
+              </w:rPr>
+              <w:t xml:space="preserve">78%</w:t>
+            </w:r>
+          </w:p>
+        </w:tc>
+      </w:tr>
+      <w:tr>
+        <w:tc>
+          <w:tcPr>
+            <w:tcW w:type="dxa" w:w="5590"/>
+            <w:tcBorders>
+              <w:top w:val="single" w:color="BFBFBF" w:sz="4"/>
+              <w:left w:val="single" w:color="BFBFBF" w:sz="4"/>
+              <w:bottom w:val="single" w:color="BFBFBF" w:sz="4"/>
+              <w:right w:val="single" w:color="BFBFBF" w:sz="4"/>
+            </w:tcBorders>
+            <w:tcMar>
+              <w:top w:type="dxa" w:w="60"/>
+              <w:left w:type="dxa" w:w="90"/>
+              <w:bottom w:type="dxa" w:w="60"/>
+              <w:right w:type="dxa" w:w="90"/>
+            </w:tcMar>
+          </w:tcPr>
+          <w:p>
+            <w:r>
+              <w:rPr>
+                <w:rFonts w:ascii="Arial" w:cs="Arial" w:eastAsia="Arial" w:hAnsi="Arial"/>
+                <w:sz w:val="17"/>
+                <w:szCs w:val="17"/>
+              </w:rPr>
+              <w:t xml:space="preserve">Mục tiêu (mọi thứ thuận lợi)</w:t>
+            </w:r>
+          </w:p>
+        </w:tc>
+        <w:tc>
+          <w:tcPr>
+            <w:tcW w:type="dxa" w:w="1542"/>
+            <w:tcBorders>
+              <w:top w:val="single" w:color="BFBFBF" w:sz="4"/>
+              <w:left w:val="single" w:color="BFBFBF" w:sz="4"/>
+              <w:bottom w:val="single" w:color="BFBFBF" w:sz="4"/>
+              <w:right w:val="single" w:color="BFBFBF" w:sz="4"/>
+            </w:tcBorders>
+            <w:tcMar>
+              <w:top w:type="dxa" w:w="60"/>
+              <w:left w:type="dxa" w:w="90"/>
+              <w:bottom w:type="dxa" w:w="60"/>
+              <w:right w:type="dxa" w:w="90"/>
+            </w:tcMar>
+          </w:tcPr>
+          <w:p>
+            <w:r>
+              <w:rPr>
+                <w:rFonts w:ascii="Arial" w:cs="Arial" w:eastAsia="Arial" w:hAnsi="Arial"/>
+                <w:sz w:val="17"/>
+                <w:szCs w:val="17"/>
+              </w:rPr>
+              <w:t xml:space="preserve">110</w:t>
+            </w:r>
+          </w:p>
+        </w:tc>
+        <w:tc>
+          <w:tcPr>
+            <w:tcW w:type="dxa" w:w="2506"/>
+            <w:tcBorders>
+              <w:top w:val="single" w:color="BFBFBF" w:sz="4"/>
+              <w:left w:val="single" w:color="BFBFBF" w:sz="4"/>
+              <w:bottom w:val="single" w:color="BFBFBF" w:sz="4"/>
+              <w:right w:val="single" w:color="BFBFBF" w:sz="4"/>
+            </w:tcBorders>
+            <w:tcMar>
+              <w:top w:type="dxa" w:w="60"/>
+              <w:left w:type="dxa" w:w="90"/>
+              <w:bottom w:type="dxa" w:w="60"/>
+              <w:right w:type="dxa" w:w="90"/>
+            </w:tcMar>
+          </w:tcPr>
+          <w:p>
+            <w:r>
+              <w:rPr>
+                <w:rFonts w:ascii="Arial" w:cs="Arial" w:eastAsia="Arial" w:hAnsi="Arial"/>
+                <w:sz w:val="17"/>
+                <w:szCs w:val="17"/>
+              </w:rPr>
+              <w:t xml:space="preserve">100%</w:t>
+            </w:r>
+          </w:p>
+        </w:tc>
+      </w:tr>
+    </w:tbl>
+    <w:p>
+      <w:pPr>
+        <w:spacing w:after="120"/>
+      </w:pPr>
+    </w:p>
+    <w:p>
+      <w:pPr>
+        <w:spacing w:after="120"/>
+      </w:pPr>
+      <w:r>
+        <w:rPr>
+          <w:rFonts w:ascii="Arial" w:cs="Arial" w:eastAsia="Arial" w:hAnsi="Arial"/>
+        </w:rPr>
+        <w:t xml:space="preserve">Nói thẳng với giám khảo rằng 110 là mục tiêu, còn 86 là con số dự báo. Như vậy bài làm đáng tin hơn là hứa bán hết.</w:t>
+      </w:r>
+    </w:p>
+    <w:p>
+      <w:pPr>
+        <w:spacing w:after="120"/>
+      </w:pPr>
+      <w:r>
+        <w:rPr>
+          <w:rFonts w:ascii="Arial" w:cs="Arial" w:eastAsia="Arial" w:hAnsi="Arial"/>
+          <w:b/>
+          <w:bCs/>
+        </w:rPr>
+        <w:t xml:space="preserve">2. Số sản phẩm bán ra được tính thế nào?</w:t>
+      </w:r>
+    </w:p>
+    <w:p>
+      <w:pPr>
+        <w:pBdr>
+          <w:left w:val="single" w:color="7A4B2A" w:sz="18" w:space="8"/>
+        </w:pBdr>
+        <w:shd w:fill="FAF6F1" w:color="auto" w:val="clear"/>
+        <w:spacing w:after="120"/>
+        <w:ind w:left="360"/>
+      </w:pPr>
+      <w:r>
+        <w:rPr>
+          <w:rFonts w:ascii="Arial" w:cs="Arial" w:eastAsia="Arial" w:hAnsi="Arial"/>
+          <w:b/>
+          <w:bCs/>
+          <w:i w:val="false"/>
+          <w:iCs w:val="false"/>
+        </w:rPr>
+        <w:t xml:space="preserve">Số sản phẩm bán ra = Số lượt khách vào xem listing × Tỷ lệ mua</w:t>
+      </w:r>
+    </w:p>
+    <w:p>
+      <w:pPr>
+        <w:spacing w:after="120"/>
+      </w:pPr>
+      <w:r>
+        <w:rPr>
+          <w:rFonts w:ascii="Arial" w:cs="Arial" w:eastAsia="Arial" w:hAnsi="Arial"/>
+        </w:rPr>
+        <w:t xml:space="preserve">Ví dụ: 100 người vào xem, tỷ lệ mua 8% thì bán được 8 sản phẩm. Có 3 nguồn khách vào xem:</w:t>
+      </w:r>
+    </w:p>
+    <w:tbl>
+      <w:tblPr>
+        <w:tblW w:type="dxa" w:w="9638"/>
+        <w:tblBorders>
+          <w:top w:val="single" w:color="auto" w:sz="4"/>
+          <w:left w:val="single" w:color="auto" w:sz="4"/>
+          <w:bottom w:val="single" w:color="auto" w:sz="4"/>
+          <w:right w:val="single" w:color="auto" w:sz="4"/>
+          <w:insideH w:val="single" w:color="auto" w:sz="4"/>
+          <w:insideV w:val="single" w:color="auto" w:sz="4"/>
+        </w:tblBorders>
+      </w:tblPr>
+      <w:tblGrid>
+        <w:gridCol w:w="1671"/>
+        <w:gridCol w:w="4917"/>
+        <w:gridCol w:w="3050"/>
+      </w:tblGrid>
+      <w:tr>
+        <w:trPr>
+          <w:tblHeader/>
+        </w:trPr>
+        <w:tc>
+          <w:tcPr>
+            <w:tcW w:type="dxa" w:w="1671"/>
+            <w:tcBorders>
+              <w:top w:val="single" w:color="BFBFBF" w:sz="4"/>
+              <w:left w:val="single" w:color="BFBFBF" w:sz="4"/>
+              <w:bottom w:val="single" w:color="BFBFBF" w:sz="4"/>
+              <w:right w:val="single" w:color="BFBFBF" w:sz="4"/>
+            </w:tcBorders>
+            <w:shd w:fill="EFE6DD" w:color="auto" w:val="clear"/>
+            <w:tcMar>
+              <w:top w:type="dxa" w:w="60"/>
+              <w:left w:type="dxa" w:w="90"/>
+              <w:bottom w:type="dxa" w:w="60"/>
+              <w:right w:type="dxa" w:w="90"/>
+            </w:tcMar>
+          </w:tcPr>
+          <w:p>
+            <w:r>
+              <w:rPr>
+                <w:rFonts w:ascii="Arial" w:cs="Arial" w:eastAsia="Arial" w:hAnsi="Arial"/>
+                <w:b/>
+                <w:bCs/>
+                <w:sz w:val="17"/>
+                <w:szCs w:val="17"/>
+              </w:rPr>
+              <w:t xml:space="preserve">Nguồn</w:t>
+            </w:r>
+          </w:p>
+        </w:tc>
+        <w:tc>
+          <w:tcPr>
+            <w:tcW w:type="dxa" w:w="4917"/>
+            <w:tcBorders>
+              <w:top w:val="single" w:color="BFBFBF" w:sz="4"/>
+              <w:left w:val="single" w:color="BFBFBF" w:sz="4"/>
+              <w:bottom w:val="single" w:color="BFBFBF" w:sz="4"/>
+              <w:right w:val="single" w:color="BFBFBF" w:sz="4"/>
+            </w:tcBorders>
+            <w:shd w:fill="EFE6DD" w:color="auto" w:val="clear"/>
+            <w:tcMar>
+              <w:top w:type="dxa" w:w="60"/>
+              <w:left w:type="dxa" w:w="90"/>
+              <w:bottom w:type="dxa" w:w="60"/>
+              <w:right w:type="dxa" w:w="90"/>
+            </w:tcMar>
+          </w:tcPr>
+          <w:p>
+            <w:r>
+              <w:rPr>
+                <w:rFonts w:ascii="Arial" w:cs="Arial" w:eastAsia="Arial" w:hAnsi="Arial"/>
+                <w:b/>
+                <w:bCs/>
+                <w:sz w:val="17"/>
+                <w:szCs w:val="17"/>
+              </w:rPr>
+              <w:t xml:space="preserve">Nghĩa là gì</w:t>
+            </w:r>
+          </w:p>
+        </w:tc>
+        <w:tc>
+          <w:tcPr>
+            <w:tcW w:type="dxa" w:w="3050"/>
+            <w:tcBorders>
+              <w:top w:val="single" w:color="BFBFBF" w:sz="4"/>
+              <w:left w:val="single" w:color="BFBFBF" w:sz="4"/>
+              <w:bottom w:val="single" w:color="BFBFBF" w:sz="4"/>
+              <w:right w:val="single" w:color="BFBFBF" w:sz="4"/>
+            </w:tcBorders>
+            <w:shd w:fill="EFE6DD" w:color="auto" w:val="clear"/>
+            <w:tcMar>
+              <w:top w:type="dxa" w:w="60"/>
+              <w:left w:type="dxa" w:w="90"/>
+              <w:bottom w:type="dxa" w:w="60"/>
+              <w:right w:type="dxa" w:w="90"/>
+            </w:tcMar>
+          </w:tcPr>
+          <w:p>
+            <w:r>
+              <w:rPr>
+                <w:rFonts w:ascii="Arial" w:cs="Arial" w:eastAsia="Arial" w:hAnsi="Arial"/>
+                <w:b/>
+                <w:bCs/>
+                <w:sz w:val="17"/>
+                <w:szCs w:val="17"/>
+              </w:rPr>
+              <w:t xml:space="preserve">Kịch bản cơ sở</w:t>
+            </w:r>
+          </w:p>
+        </w:tc>
+      </w:tr>
+      <w:tr>
+        <w:tc>
+          <w:tcPr>
+            <w:tcW w:type="dxa" w:w="1671"/>
+            <w:tcBorders>
+              <w:top w:val="single" w:color="BFBFBF" w:sz="4"/>
+              <w:left w:val="single" w:color="BFBFBF" w:sz="4"/>
+              <w:bottom w:val="single" w:color="BFBFBF" w:sz="4"/>
+              <w:right w:val="single" w:color="BFBFBF" w:sz="4"/>
+            </w:tcBorders>
+            <w:tcMar>
+              <w:top w:type="dxa" w:w="60"/>
+              <w:left w:type="dxa" w:w="90"/>
+              <w:bottom w:type="dxa" w:w="60"/>
+              <w:right w:type="dxa" w:w="90"/>
+            </w:tcMar>
+          </w:tcPr>
+          <w:p>
+            <w:r>
+              <w:rPr>
+                <w:rFonts w:ascii="Arial" w:cs="Arial" w:eastAsia="Arial" w:hAnsi="Arial"/>
+                <w:b/>
+                <w:bCs/>
+                <w:sz w:val="17"/>
+                <w:szCs w:val="17"/>
+              </w:rPr>
+              <w:t xml:space="preserve">Tự nhiên</w:t>
+            </w:r>
+          </w:p>
+        </w:tc>
+        <w:tc>
+          <w:tcPr>
+            <w:tcW w:type="dxa" w:w="4917"/>
+            <w:tcBorders>
+              <w:top w:val="single" w:color="BFBFBF" w:sz="4"/>
+              <w:left w:val="single" w:color="BFBFBF" w:sz="4"/>
+              <w:bottom w:val="single" w:color="BFBFBF" w:sz="4"/>
+              <w:right w:val="single" w:color="BFBFBF" w:sz="4"/>
+            </w:tcBorders>
+            <w:tcMar>
+              <w:top w:type="dxa" w:w="60"/>
+              <w:left w:type="dxa" w:w="90"/>
+              <w:bottom w:type="dxa" w:w="60"/>
+              <w:right w:type="dxa" w:w="90"/>
+            </w:tcMar>
+          </w:tcPr>
+          <w:p>
+            <w:r>
+              <w:rPr>
+                <w:rFonts w:ascii="Arial" w:cs="Arial" w:eastAsia="Arial" w:hAnsi="Arial"/>
+                <w:sz w:val="17"/>
+                <w:szCs w:val="17"/>
+              </w:rPr>
+              <w:t xml:space="preserve">Khách tự tìm thấy trên Amazon, không qua quảng cáo</w:t>
+            </w:r>
+          </w:p>
+        </w:tc>
+        <w:tc>
+          <w:tcPr>
+            <w:tcW w:type="dxa" w:w="3050"/>
+            <w:tcBorders>
+              <w:top w:val="single" w:color="BFBFBF" w:sz="4"/>
+              <w:left w:val="single" w:color="BFBFBF" w:sz="4"/>
+              <w:bottom w:val="single" w:color="BFBFBF" w:sz="4"/>
+              <w:right w:val="single" w:color="BFBFBF" w:sz="4"/>
+            </w:tcBorders>
+            <w:tcMar>
+              <w:top w:type="dxa" w:w="60"/>
+              <w:left w:type="dxa" w:w="90"/>
+              <w:bottom w:type="dxa" w:w="60"/>
+              <w:right w:type="dxa" w:w="90"/>
+            </w:tcMar>
+          </w:tcPr>
+          <w:p>
+            <w:r>
+              <w:rPr>
+                <w:rFonts w:ascii="Arial" w:cs="Arial" w:eastAsia="Arial" w:hAnsi="Arial"/>
+                <w:sz w:val="17"/>
+                <w:szCs w:val="17"/>
+              </w:rPr>
+              <w:t xml:space="preserve">740 lượt × 8% ≈ </w:t>
+            </w:r>
+            <w:r>
+              <w:rPr>
+                <w:rFonts w:ascii="Arial" w:cs="Arial" w:eastAsia="Arial" w:hAnsi="Arial"/>
+                <w:b/>
+                <w:bCs/>
+                <w:sz w:val="17"/>
+                <w:szCs w:val="17"/>
+              </w:rPr>
+              <w:t xml:space="preserve">59 sản phẩm</w:t>
+            </w:r>
+          </w:p>
+        </w:tc>
+      </w:tr>
+      <w:tr>
+        <w:tc>
+          <w:tcPr>
+            <w:tcW w:type="dxa" w:w="1671"/>
+            <w:tcBorders>
+              <w:top w:val="single" w:color="BFBFBF" w:sz="4"/>
+              <w:left w:val="single" w:color="BFBFBF" w:sz="4"/>
+              <w:bottom w:val="single" w:color="BFBFBF" w:sz="4"/>
+              <w:right w:val="single" w:color="BFBFBF" w:sz="4"/>
+            </w:tcBorders>
+            <w:tcMar>
+              <w:top w:type="dxa" w:w="60"/>
+              <w:left w:type="dxa" w:w="90"/>
+              <w:bottom w:type="dxa" w:w="60"/>
+              <w:right w:type="dxa" w:w="90"/>
+            </w:tcMar>
+          </w:tcPr>
+          <w:p>
+            <w:r>
+              <w:rPr>
+                <w:rFonts w:ascii="Arial" w:cs="Arial" w:eastAsia="Arial" w:hAnsi="Arial"/>
+                <w:b/>
+                <w:bCs/>
+                <w:sz w:val="17"/>
+                <w:szCs w:val="17"/>
+              </w:rPr>
+              <w:t xml:space="preserve">Quảng cáo PPC</w:t>
+            </w:r>
+          </w:p>
+        </w:tc>
+        <w:tc>
+          <w:tcPr>
+            <w:tcW w:type="dxa" w:w="4917"/>
+            <w:tcBorders>
+              <w:top w:val="single" w:color="BFBFBF" w:sz="4"/>
+              <w:left w:val="single" w:color="BFBFBF" w:sz="4"/>
+              <w:bottom w:val="single" w:color="BFBFBF" w:sz="4"/>
+              <w:right w:val="single" w:color="BFBFBF" w:sz="4"/>
+            </w:tcBorders>
+            <w:tcMar>
+              <w:top w:type="dxa" w:w="60"/>
+              <w:left w:type="dxa" w:w="90"/>
+              <w:bottom w:type="dxa" w:w="60"/>
+              <w:right w:type="dxa" w:w="90"/>
+            </w:tcMar>
+          </w:tcPr>
+          <w:p>
+            <w:r>
+              <w:rPr>
+                <w:rFonts w:ascii="Arial" w:cs="Arial" w:eastAsia="Arial" w:hAnsi="Arial"/>
+                <w:sz w:val="17"/>
+                <w:szCs w:val="17"/>
+              </w:rPr>
+              <w:t xml:space="preserve">Khách bấm vào quảng cáo của SIXDO trên Amazon</w:t>
+            </w:r>
+          </w:p>
+        </w:tc>
+        <w:tc>
+          <w:tcPr>
+            <w:tcW w:type="dxa" w:w="3050"/>
+            <w:tcBorders>
+              <w:top w:val="single" w:color="BFBFBF" w:sz="4"/>
+              <w:left w:val="single" w:color="BFBFBF" w:sz="4"/>
+              <w:bottom w:val="single" w:color="BFBFBF" w:sz="4"/>
+              <w:right w:val="single" w:color="BFBFBF" w:sz="4"/>
+            </w:tcBorders>
+            <w:tcMar>
+              <w:top w:type="dxa" w:w="60"/>
+              <w:left w:type="dxa" w:w="90"/>
+              <w:bottom w:type="dxa" w:w="60"/>
+              <w:right w:type="dxa" w:w="90"/>
+            </w:tcMar>
+          </w:tcPr>
+          <w:p>
+            <w:r>
+              <w:rPr>
+                <w:rFonts w:ascii="Arial" w:cs="Arial" w:eastAsia="Arial" w:hAnsi="Arial"/>
+                <w:sz w:val="17"/>
+                <w:szCs w:val="17"/>
+              </w:rPr>
+              <w:t xml:space="preserve">233 lượt × 9% ≈ </w:t>
+            </w:r>
+            <w:r>
+              <w:rPr>
+                <w:rFonts w:ascii="Arial" w:cs="Arial" w:eastAsia="Arial" w:hAnsi="Arial"/>
+                <w:b/>
+                <w:bCs/>
+                <w:sz w:val="17"/>
+                <w:szCs w:val="17"/>
+              </w:rPr>
+              <w:t xml:space="preserve">21 sản phẩm</w:t>
+            </w:r>
+          </w:p>
+        </w:tc>
+      </w:tr>
+      <w:tr>
+        <w:tc>
+          <w:tcPr>
+            <w:tcW w:type="dxa" w:w="1671"/>
+            <w:tcBorders>
+              <w:top w:val="single" w:color="BFBFBF" w:sz="4"/>
+              <w:left w:val="single" w:color="BFBFBF" w:sz="4"/>
+              <w:bottom w:val="single" w:color="BFBFBF" w:sz="4"/>
+              <w:right w:val="single" w:color="BFBFBF" w:sz="4"/>
+            </w:tcBorders>
+            <w:tcMar>
+              <w:top w:type="dxa" w:w="60"/>
+              <w:left w:type="dxa" w:w="90"/>
+              <w:bottom w:type="dxa" w:w="60"/>
+              <w:right w:type="dxa" w:w="90"/>
+            </w:tcMar>
+          </w:tcPr>
+          <w:p>
+            <w:r>
+              <w:rPr>
+                <w:rFonts w:ascii="Arial" w:cs="Arial" w:eastAsia="Arial" w:hAnsi="Arial"/>
+                <w:b/>
+                <w:bCs/>
+                <w:sz w:val="17"/>
+                <w:szCs w:val="17"/>
+              </w:rPr>
+              <w:t xml:space="preserve">Ngoài Amazon</w:t>
+            </w:r>
+          </w:p>
+        </w:tc>
+        <w:tc>
+          <w:tcPr>
+            <w:tcW w:type="dxa" w:w="4917"/>
+            <w:tcBorders>
+              <w:top w:val="single" w:color="BFBFBF" w:sz="4"/>
+              <w:left w:val="single" w:color="BFBFBF" w:sz="4"/>
+              <w:bottom w:val="single" w:color="BFBFBF" w:sz="4"/>
+              <w:right w:val="single" w:color="BFBFBF" w:sz="4"/>
+            </w:tcBorders>
+            <w:tcMar>
+              <w:top w:type="dxa" w:w="60"/>
+              <w:left w:type="dxa" w:w="90"/>
+              <w:bottom w:type="dxa" w:w="60"/>
+              <w:right w:type="dxa" w:w="90"/>
+            </w:tcMar>
+          </w:tcPr>
+          <w:p>
+            <w:r>
+              <w:rPr>
+                <w:rFonts w:ascii="Arial" w:cs="Arial" w:eastAsia="Arial" w:hAnsi="Arial"/>
+                <w:sz w:val="17"/>
+                <w:szCs w:val="17"/>
+              </w:rPr>
+              <w:t xml:space="preserve">Khách đến từ Instagram, creator</w:t>
+            </w:r>
+          </w:p>
+        </w:tc>
+        <w:tc>
+          <w:tcPr>
+            <w:tcW w:type="dxa" w:w="3050"/>
+            <w:tcBorders>
+              <w:top w:val="single" w:color="BFBFBF" w:sz="4"/>
+              <w:left w:val="single" w:color="BFBFBF" w:sz="4"/>
+              <w:bottom w:val="single" w:color="BFBFBF" w:sz="4"/>
+              <w:right w:val="single" w:color="BFBFBF" w:sz="4"/>
+            </w:tcBorders>
+            <w:tcMar>
+              <w:top w:type="dxa" w:w="60"/>
+              <w:left w:type="dxa" w:w="90"/>
+              <w:bottom w:type="dxa" w:w="60"/>
+              <w:right w:type="dxa" w:w="90"/>
+            </w:tcMar>
+          </w:tcPr>
+          <w:p>
+            <w:r>
+              <w:rPr>
+                <w:rFonts w:ascii="Arial" w:cs="Arial" w:eastAsia="Arial" w:hAnsi="Arial"/>
+                <w:sz w:val="17"/>
+                <w:szCs w:val="17"/>
+              </w:rPr>
+              <w:t xml:space="preserve">120 lượt × 5% ≈ </w:t>
+            </w:r>
+            <w:r>
+              <w:rPr>
+                <w:rFonts w:ascii="Arial" w:cs="Arial" w:eastAsia="Arial" w:hAnsi="Arial"/>
+                <w:b/>
+                <w:bCs/>
+                <w:sz w:val="17"/>
+                <w:szCs w:val="17"/>
+              </w:rPr>
+              <w:t xml:space="preserve">6 sản phẩm</w:t>
+            </w:r>
+          </w:p>
+        </w:tc>
+      </w:tr>
+      <w:tr>
+        <w:tc>
+          <w:tcPr>
+            <w:tcW w:type="dxa" w:w="1671"/>
+            <w:tcBorders>
+              <w:top w:val="single" w:color="BFBFBF" w:sz="4"/>
+              <w:left w:val="single" w:color="BFBFBF" w:sz="4"/>
+              <w:bottom w:val="single" w:color="BFBFBF" w:sz="4"/>
+              <w:right w:val="single" w:color="BFBFBF" w:sz="4"/>
+            </w:tcBorders>
+            <w:tcMar>
+              <w:top w:type="dxa" w:w="60"/>
+              <w:left w:type="dxa" w:w="90"/>
+              <w:bottom w:type="dxa" w:w="60"/>
+              <w:right w:type="dxa" w:w="90"/>
+            </w:tcMar>
+          </w:tcPr>
+          <w:p>
+            <w:r>
+              <w:rPr>
+                <w:rFonts w:ascii="Arial" w:cs="Arial" w:eastAsia="Arial" w:hAnsi="Arial"/>
+                <w:b/>
+                <w:bCs/>
+                <w:sz w:val="17"/>
+                <w:szCs w:val="17"/>
+              </w:rPr>
+              <w:t xml:space="preserve">Tổng</w:t>
+            </w:r>
+          </w:p>
+        </w:tc>
+        <w:tc>
+          <w:tcPr>
+            <w:tcW w:type="dxa" w:w="4917"/>
+            <w:tcBorders>
+              <w:top w:val="single" w:color="BFBFBF" w:sz="4"/>
+              <w:left w:val="single" w:color="BFBFBF" w:sz="4"/>
+              <w:bottom w:val="single" w:color="BFBFBF" w:sz="4"/>
+              <w:right w:val="single" w:color="BFBFBF" w:sz="4"/>
+            </w:tcBorders>
+            <w:tcMar>
+              <w:top w:type="dxa" w:w="60"/>
+              <w:left w:type="dxa" w:w="90"/>
+              <w:bottom w:type="dxa" w:w="60"/>
+              <w:right w:type="dxa" w:w="90"/>
+            </w:tcMar>
+          </w:tcPr>
+          <w:p/>
+        </w:tc>
+        <w:tc>
+          <w:tcPr>
+            <w:tcW w:type="dxa" w:w="3050"/>
+            <w:tcBorders>
+              <w:top w:val="single" w:color="BFBFBF" w:sz="4"/>
+              <w:left w:val="single" w:color="BFBFBF" w:sz="4"/>
+              <w:bottom w:val="single" w:color="BFBFBF" w:sz="4"/>
+              <w:right w:val="single" w:color="BFBFBF" w:sz="4"/>
+            </w:tcBorders>
+            <w:tcMar>
+              <w:top w:type="dxa" w:w="60"/>
+              <w:left w:type="dxa" w:w="90"/>
+              <w:bottom w:type="dxa" w:w="60"/>
+              <w:right w:type="dxa" w:w="90"/>
+            </w:tcMar>
+          </w:tcPr>
+          <w:p>
+            <w:r>
+              <w:rPr>
+                <w:rFonts w:ascii="Arial" w:cs="Arial" w:eastAsia="Arial" w:hAnsi="Arial"/>
+                <w:b/>
+                <w:bCs/>
+                <w:sz w:val="17"/>
+                <w:szCs w:val="17"/>
+              </w:rPr>
+              <w:t xml:space="preserve">≈ 86 sản phẩm</w:t>
+            </w:r>
+          </w:p>
+        </w:tc>
+      </w:tr>
+    </w:tbl>
+    <w:p>
+      <w:pPr>
+        <w:spacing w:after="120"/>
+      </w:pPr>
+    </w:p>
+    <w:p>
+      <w:pPr>
+        <w:spacing w:after="120"/>
+      </w:pPr>
+      <w:r>
+        <w:rPr>
+          <w:rFonts w:ascii="Arial" w:cs="Arial" w:eastAsia="Arial" w:hAnsi="Arial"/>
+          <w:b/>
+          <w:bCs/>
+        </w:rPr>
+        <w:t xml:space="preserve">Câu hỏi giám khảo chắc chắn sẽ hỏi: "Lượng khách tự nhiên từ đâu ra?"</w:t>
+      </w:r>
+    </w:p>
+    <w:p>
+      <w:pPr>
+        <w:pStyle w:val="ListParagraph"/>
+        <w:numPr>
+          <w:ilvl w:val="0"/>
+          <w:numId w:val="2"/>
+        </w:numPr>
+        <w:spacing w:after="60"/>
+      </w:pPr>
+      <w:r>
+        <w:rPr>
+          <w:rFonts w:ascii="Arial" w:cs="Arial" w:eastAsia="Arial" w:hAnsi="Arial"/>
+        </w:rPr>
+        <w:t xml:space="preserve">Mức mục tiêu chỉ cần khoảng </w:t>
+      </w:r>
+      <w:r>
+        <w:rPr>
+          <w:rFonts w:ascii="Arial" w:cs="Arial" w:eastAsia="Arial" w:hAnsi="Arial"/>
+          <w:b/>
+          <w:bCs/>
+        </w:rPr>
+        <w:t xml:space="preserve">4,6 lượt xem/ngày cho cả 3 listing</w:t>
+      </w:r>
+      <w:r>
+        <w:rPr>
+          <w:rFonts w:ascii="Arial" w:cs="Arial" w:eastAsia="Arial" w:hAnsi="Arial"/>
+        </w:rPr>
+        <w:t xml:space="preserve">, tức mỗi listing khoảng 1,5 lượt/ngày.</w:t>
+      </w:r>
+    </w:p>
+    <w:p>
+      <w:pPr>
+        <w:pStyle w:val="ListParagraph"/>
+        <w:numPr>
+          <w:ilvl w:val="0"/>
+          <w:numId w:val="2"/>
+        </w:numPr>
+        <w:spacing w:after="60"/>
+      </w:pPr>
+      <w:r>
+        <w:rPr>
+          <w:rFonts w:ascii="Arial" w:cs="Arial" w:eastAsia="Arial" w:hAnsi="Arial"/>
+          <w:b/>
+          <w:bCs/>
+        </w:rPr>
+        <w:t xml:space="preserve">Sửa tiêu đề</w:t>
+      </w:r>
+      <w:r>
+        <w:rPr>
+          <w:rFonts w:ascii="Arial" w:cs="Arial" w:eastAsia="Arial" w:hAnsi="Arial"/>
+        </w:rPr>
+        <w:t xml:space="preserve"> để listing xuất hiện khi khách gõ "cruise outfits" hay "holiday party dress". Tiêu đề hiện tại gắn chữ "Summer" nên khó được tìm thấy vào mùa đông.</w:t>
+      </w:r>
+    </w:p>
+    <w:p>
+      <w:pPr>
+        <w:pStyle w:val="ListParagraph"/>
+        <w:numPr>
+          <w:ilvl w:val="0"/>
+          <w:numId w:val="2"/>
+        </w:numPr>
+        <w:spacing w:after="60"/>
+      </w:pPr>
+      <w:r>
+        <w:rPr>
+          <w:rFonts w:ascii="Arial" w:cs="Arial" w:eastAsia="Arial" w:hAnsi="Arial"/>
+          <w:b/>
+          <w:bCs/>
+        </w:rPr>
+        <w:t xml:space="preserve">Quảng cáo kéo theo tự nhiên:</w:t>
+      </w:r>
+      <w:r>
+        <w:rPr>
+          <w:rFonts w:ascii="Arial" w:cs="Arial" w:eastAsia="Arial" w:hAnsi="Arial"/>
+        </w:rPr>
+        <w:t xml:space="preserve"> sản phẩm bán được nhờ quảng cáo sẽ leo hạng tìm kiếm, nên càng có nhiều khách tự tìm thấy.</w:t>
+      </w:r>
+    </w:p>
+    <w:p>
+      <w:pPr>
+        <w:pStyle w:val="ListParagraph"/>
+        <w:numPr>
+          <w:ilvl w:val="0"/>
+          <w:numId w:val="2"/>
+        </w:numPr>
+        <w:spacing w:after="60"/>
+      </w:pPr>
+      <w:r>
+        <w:rPr>
+          <w:rFonts w:ascii="Arial" w:cs="Arial" w:eastAsia="Arial" w:hAnsi="Arial"/>
+          <w:b/>
+          <w:bCs/>
+        </w:rPr>
+        <w:t xml:space="preserve">Instagram và creator</w:t>
+      </w:r>
+      <w:r>
+        <w:rPr>
+          <w:rFonts w:ascii="Arial" w:cs="Arial" w:eastAsia="Arial" w:hAnsi="Arial"/>
+        </w:rPr>
+        <w:t xml:space="preserve"> giúp nhiều người tìm chữ "SIXDO" hơn.</w:t>
+      </w:r>
+    </w:p>
+    <w:p>
+      <w:pPr>
+        <w:pStyle w:val="ListParagraph"/>
+        <w:numPr>
+          <w:ilvl w:val="0"/>
+          <w:numId w:val="2"/>
+        </w:numPr>
+        <w:spacing w:after="60"/>
+      </w:pPr>
+      <w:r>
+        <w:rPr>
+          <w:rFonts w:ascii="Arial" w:cs="Arial" w:eastAsia="Arial" w:hAnsi="Arial"/>
+          <w:b/>
+          <w:bCs/>
+        </w:rPr>
+        <w:t xml:space="preserve">Điểm yếu cần nói trước:</w:t>
+      </w:r>
+      <w:r>
+        <w:rPr>
+          <w:rFonts w:ascii="Arial" w:cs="Arial" w:eastAsia="Arial" w:hAnsi="Arial"/>
+        </w:rPr>
+        <w:t xml:space="preserve"> chưa biết hiện tại listing có bao nhiêu lượt xem. Ngày 01/10 nhóm phải lấy số này. Nếu hiện có 3 lượt/ngày thì cần tăng thêm khoảng 52%.</w:t>
+      </w:r>
+    </w:p>
+    <w:p>
+      <w:pPr>
+        <w:spacing w:after="120"/>
+      </w:pPr>
+      <w:r>
+        <w:rPr>
+          <w:rFonts w:ascii="Arial" w:cs="Arial" w:eastAsia="Arial" w:hAnsi="Arial"/>
+          <w:b/>
+          <w:bCs/>
+        </w:rPr>
+        <w:t xml:space="preserve">3. Mỗi sản phẩm bán cho ai, vào lúc nào?</w:t>
+      </w:r>
+    </w:p>
+    <w:tbl>
+      <w:tblPr>
+        <w:tblW w:type="dxa" w:w="9638"/>
+        <w:tblBorders>
+          <w:top w:val="single" w:color="auto" w:sz="4"/>
+          <w:left w:val="single" w:color="auto" w:sz="4"/>
+          <w:bottom w:val="single" w:color="auto" w:sz="4"/>
+          <w:right w:val="single" w:color="auto" w:sz="4"/>
+          <w:insideH w:val="single" w:color="auto" w:sz="4"/>
+          <w:insideV w:val="single" w:color="auto" w:sz="4"/>
+        </w:tblBorders>
+      </w:tblPr>
+      <w:tblGrid>
+        <w:gridCol w:w="2214"/>
+        <w:gridCol w:w="1077"/>
+        <w:gridCol w:w="3591"/>
+        <w:gridCol w:w="1556"/>
+        <w:gridCol w:w="1200"/>
+      </w:tblGrid>
+      <w:tr>
+        <w:trPr>
+          <w:tblHeader/>
+        </w:trPr>
+        <w:tc>
+          <w:tcPr>
+            <w:tcW w:type="dxa" w:w="2214"/>
+            <w:tcBorders>
+              <w:top w:val="single" w:color="BFBFBF" w:sz="4"/>
+              <w:left w:val="single" w:color="BFBFBF" w:sz="4"/>
+              <w:bottom w:val="single" w:color="BFBFBF" w:sz="4"/>
+              <w:right w:val="single" w:color="BFBFBF" w:sz="4"/>
+            </w:tcBorders>
+            <w:shd w:fill="EFE6DD" w:color="auto" w:val="clear"/>
+            <w:tcMar>
+              <w:top w:type="dxa" w:w="60"/>
+              <w:left w:type="dxa" w:w="90"/>
+              <w:bottom w:type="dxa" w:w="60"/>
+              <w:right w:type="dxa" w:w="90"/>
+            </w:tcMar>
+          </w:tcPr>
+          <w:p>
+            <w:r>
+              <w:rPr>
+                <w:rFonts w:ascii="Arial" w:cs="Arial" w:eastAsia="Arial" w:hAnsi="Arial"/>
+                <w:b/>
+                <w:bCs/>
+                <w:sz w:val="17"/>
+                <w:szCs w:val="17"/>
+              </w:rPr>
+              <w:t xml:space="preserve">Sản phẩm</w:t>
+            </w:r>
+          </w:p>
+        </w:tc>
+        <w:tc>
+          <w:tcPr>
+            <w:tcW w:type="dxa" w:w="1077"/>
+            <w:tcBorders>
+              <w:top w:val="single" w:color="BFBFBF" w:sz="4"/>
+              <w:left w:val="single" w:color="BFBFBF" w:sz="4"/>
+              <w:bottom w:val="single" w:color="BFBFBF" w:sz="4"/>
+              <w:right w:val="single" w:color="BFBFBF" w:sz="4"/>
+            </w:tcBorders>
+            <w:shd w:fill="EFE6DD" w:color="auto" w:val="clear"/>
+            <w:tcMar>
+              <w:top w:type="dxa" w:w="60"/>
+              <w:left w:type="dxa" w:w="90"/>
+              <w:bottom w:type="dxa" w:w="60"/>
+              <w:right w:type="dxa" w:w="90"/>
+            </w:tcMar>
+          </w:tcPr>
+          <w:p>
+            <w:r>
+              <w:rPr>
+                <w:rFonts w:ascii="Arial" w:cs="Arial" w:eastAsia="Arial" w:hAnsi="Arial"/>
+                <w:b/>
+                <w:bCs/>
+                <w:sz w:val="17"/>
+                <w:szCs w:val="17"/>
+              </w:rPr>
+              <w:t xml:space="preserve">Tồn kho (giả định)</w:t>
+            </w:r>
+          </w:p>
+        </w:tc>
+        <w:tc>
+          <w:tcPr>
+            <w:tcW w:type="dxa" w:w="3591"/>
+            <w:tcBorders>
+              <w:top w:val="single" w:color="BFBFBF" w:sz="4"/>
+              <w:left w:val="single" w:color="BFBFBF" w:sz="4"/>
+              <w:bottom w:val="single" w:color="BFBFBF" w:sz="4"/>
+              <w:right w:val="single" w:color="BFBFBF" w:sz="4"/>
+            </w:tcBorders>
+            <w:shd w:fill="EFE6DD" w:color="auto" w:val="clear"/>
+            <w:tcMar>
+              <w:top w:type="dxa" w:w="60"/>
+              <w:left w:type="dxa" w:w="90"/>
+              <w:bottom w:type="dxa" w:w="60"/>
+              <w:right w:type="dxa" w:w="90"/>
+            </w:tcMar>
+          </w:tcPr>
+          <w:p>
+            <w:r>
+              <w:rPr>
+                <w:rFonts w:ascii="Arial" w:cs="Arial" w:eastAsia="Arial" w:hAnsi="Arial"/>
+                <w:b/>
+                <w:bCs/>
+                <w:sz w:val="17"/>
+                <w:szCs w:val="17"/>
+              </w:rPr>
+              <w:t xml:space="preserve">Bán cho ai</w:t>
+            </w:r>
+          </w:p>
+        </w:tc>
+        <w:tc>
+          <w:tcPr>
+            <w:tcW w:type="dxa" w:w="1556"/>
+            <w:tcBorders>
+              <w:top w:val="single" w:color="BFBFBF" w:sz="4"/>
+              <w:left w:val="single" w:color="BFBFBF" w:sz="4"/>
+              <w:bottom w:val="single" w:color="BFBFBF" w:sz="4"/>
+              <w:right w:val="single" w:color="BFBFBF" w:sz="4"/>
+            </w:tcBorders>
+            <w:shd w:fill="EFE6DD" w:color="auto" w:val="clear"/>
+            <w:tcMar>
+              <w:top w:type="dxa" w:w="60"/>
+              <w:left w:type="dxa" w:w="90"/>
+              <w:bottom w:type="dxa" w:w="60"/>
+              <w:right w:type="dxa" w:w="90"/>
+            </w:tcMar>
+          </w:tcPr>
+          <w:p>
+            <w:r>
+              <w:rPr>
+                <w:rFonts w:ascii="Arial" w:cs="Arial" w:eastAsia="Arial" w:hAnsi="Arial"/>
+                <w:b/>
+                <w:bCs/>
+                <w:sz w:val="17"/>
+                <w:szCs w:val="17"/>
+              </w:rPr>
+              <w:t xml:space="preserve">Thời điểm chính</w:t>
+            </w:r>
+          </w:p>
+        </w:tc>
+        <w:tc>
+          <w:tcPr>
+            <w:tcW w:type="dxa" w:w="1200"/>
+            <w:tcBorders>
+              <w:top w:val="single" w:color="BFBFBF" w:sz="4"/>
+              <w:left w:val="single" w:color="BFBFBF" w:sz="4"/>
+              <w:bottom w:val="single" w:color="BFBFBF" w:sz="4"/>
+              <w:right w:val="single" w:color="BFBFBF" w:sz="4"/>
+            </w:tcBorders>
+            <w:shd w:fill="EFE6DD" w:color="auto" w:val="clear"/>
+            <w:tcMar>
+              <w:top w:type="dxa" w:w="60"/>
+              <w:left w:type="dxa" w:w="90"/>
+              <w:bottom w:type="dxa" w:w="60"/>
+              <w:right w:type="dxa" w:w="90"/>
+            </w:tcMar>
+          </w:tcPr>
+          <w:p>
+            <w:r>
+              <w:rPr>
+                <w:rFonts w:ascii="Arial" w:cs="Arial" w:eastAsia="Arial" w:hAnsi="Arial"/>
+                <w:b/>
+                <w:bCs/>
+                <w:sz w:val="17"/>
+                <w:szCs w:val="17"/>
+              </w:rPr>
+              <w:t xml:space="preserve">Dự báo cơ sở</w:t>
+            </w:r>
+          </w:p>
+        </w:tc>
+      </w:tr>
+      <w:tr>
+        <w:tc>
+          <w:tcPr>
+            <w:tcW w:type="dxa" w:w="2214"/>
+            <w:tcBorders>
+              <w:top w:val="single" w:color="BFBFBF" w:sz="4"/>
+              <w:left w:val="single" w:color="BFBFBF" w:sz="4"/>
+              <w:bottom w:val="single" w:color="BFBFBF" w:sz="4"/>
+              <w:right w:val="single" w:color="BFBFBF" w:sz="4"/>
+            </w:tcBorders>
+            <w:tcMar>
+              <w:top w:type="dxa" w:w="60"/>
+              <w:left w:type="dxa" w:w="90"/>
+              <w:bottom w:type="dxa" w:w="60"/>
+              <w:right w:type="dxa" w:w="90"/>
+            </w:tcMar>
+          </w:tcPr>
+          <w:p>
+            <w:r>
+              <w:rPr>
+                <w:rFonts w:ascii="Arial" w:cs="Arial" w:eastAsia="Arial" w:hAnsi="Arial"/>
+                <w:b/>
+                <w:bCs/>
+                <w:sz w:val="17"/>
+                <w:szCs w:val="17"/>
+              </w:rPr>
+              <w:t xml:space="preserve">SP1</w:t>
+            </w:r>
+            <w:r>
+              <w:rPr>
+                <w:rFonts w:ascii="Arial" w:cs="Arial" w:eastAsia="Arial" w:hAnsi="Arial"/>
+                <w:sz w:val="17"/>
+                <w:szCs w:val="17"/>
+              </w:rPr>
+              <w:t xml:space="preserve"> Jumpsuit hoa xanh (51,99 USD)</w:t>
+            </w:r>
+          </w:p>
+        </w:tc>
+        <w:tc>
+          <w:tcPr>
+            <w:tcW w:type="dxa" w:w="1077"/>
+            <w:tcBorders>
+              <w:top w:val="single" w:color="BFBFBF" w:sz="4"/>
+              <w:left w:val="single" w:color="BFBFBF" w:sz="4"/>
+              <w:bottom w:val="single" w:color="BFBFBF" w:sz="4"/>
+              <w:right w:val="single" w:color="BFBFBF" w:sz="4"/>
+            </w:tcBorders>
+            <w:tcMar>
+              <w:top w:type="dxa" w:w="60"/>
+              <w:left w:type="dxa" w:w="90"/>
+              <w:bottom w:type="dxa" w:w="60"/>
+              <w:right w:type="dxa" w:w="90"/>
+            </w:tcMar>
+          </w:tcPr>
+          <w:p>
+            <w:r>
+              <w:rPr>
+                <w:rFonts w:ascii="Arial" w:cs="Arial" w:eastAsia="Arial" w:hAnsi="Arial"/>
+                <w:sz w:val="17"/>
+                <w:szCs w:val="17"/>
+              </w:rPr>
+              <w:t xml:space="preserve">20</w:t>
+            </w:r>
+          </w:p>
+        </w:tc>
+        <w:tc>
+          <w:tcPr>
+            <w:tcW w:type="dxa" w:w="3591"/>
+            <w:tcBorders>
+              <w:top w:val="single" w:color="BFBFBF" w:sz="4"/>
+              <w:left w:val="single" w:color="BFBFBF" w:sz="4"/>
+              <w:bottom w:val="single" w:color="BFBFBF" w:sz="4"/>
+              <w:right w:val="single" w:color="BFBFBF" w:sz="4"/>
+            </w:tcBorders>
+            <w:tcMar>
+              <w:top w:type="dxa" w:w="60"/>
+              <w:left w:type="dxa" w:w="90"/>
+              <w:bottom w:type="dxa" w:w="60"/>
+              <w:right w:type="dxa" w:w="90"/>
+            </w:tcMar>
+          </w:tcPr>
+          <w:p>
+            <w:r>
+              <w:rPr>
+                <w:rFonts w:ascii="Arial" w:cs="Arial" w:eastAsia="Arial" w:hAnsi="Arial"/>
+                <w:sz w:val="17"/>
+                <w:szCs w:val="17"/>
+              </w:rPr>
+              <w:t xml:space="preserve">Người đi du thuyền, nghỉ dưỡng vùng ấm</w:t>
+            </w:r>
+          </w:p>
+        </w:tc>
+        <w:tc>
+          <w:tcPr>
+            <w:tcW w:type="dxa" w:w="1556"/>
+            <w:tcBorders>
+              <w:top w:val="single" w:color="BFBFBF" w:sz="4"/>
+              <w:left w:val="single" w:color="BFBFBF" w:sz="4"/>
+              <w:bottom w:val="single" w:color="BFBFBF" w:sz="4"/>
+              <w:right w:val="single" w:color="BFBFBF" w:sz="4"/>
+            </w:tcBorders>
+            <w:tcMar>
+              <w:top w:type="dxa" w:w="60"/>
+              <w:left w:type="dxa" w:w="90"/>
+              <w:bottom w:type="dxa" w:w="60"/>
+              <w:right w:type="dxa" w:w="90"/>
+            </w:tcMar>
+          </w:tcPr>
+          <w:p>
+            <w:r>
+              <w:rPr>
+                <w:rFonts w:ascii="Arial" w:cs="Arial" w:eastAsia="Arial" w:hAnsi="Arial"/>
+                <w:sz w:val="17"/>
+                <w:szCs w:val="17"/>
+              </w:rPr>
+              <w:t xml:space="preserve">Tháng 1–3</w:t>
+            </w:r>
+          </w:p>
+        </w:tc>
+        <w:tc>
+          <w:tcPr>
+            <w:tcW w:type="dxa" w:w="1200"/>
+            <w:tcBorders>
+              <w:top w:val="single" w:color="BFBFBF" w:sz="4"/>
+              <w:left w:val="single" w:color="BFBFBF" w:sz="4"/>
+              <w:bottom w:val="single" w:color="BFBFBF" w:sz="4"/>
+              <w:right w:val="single" w:color="BFBFBF" w:sz="4"/>
+            </w:tcBorders>
+            <w:tcMar>
+              <w:top w:type="dxa" w:w="60"/>
+              <w:left w:type="dxa" w:w="90"/>
+              <w:bottom w:type="dxa" w:w="60"/>
+              <w:right w:type="dxa" w:w="90"/>
+            </w:tcMar>
+          </w:tcPr>
+          <w:p>
+            <w:r>
+              <w:rPr>
+                <w:rFonts w:ascii="Arial" w:cs="Arial" w:eastAsia="Arial" w:hAnsi="Arial"/>
+                <w:sz w:val="17"/>
+                <w:szCs w:val="17"/>
+              </w:rPr>
+              <w:t xml:space="preserve">16</w:t>
+            </w:r>
+          </w:p>
+        </w:tc>
+      </w:tr>
+      <w:tr>
+        <w:tc>
+          <w:tcPr>
+            <w:tcW w:type="dxa" w:w="2214"/>
+            <w:tcBorders>
+              <w:top w:val="single" w:color="BFBFBF" w:sz="4"/>
+              <w:left w:val="single" w:color="BFBFBF" w:sz="4"/>
+              <w:bottom w:val="single" w:color="BFBFBF" w:sz="4"/>
+              <w:right w:val="single" w:color="BFBFBF" w:sz="4"/>
+            </w:tcBorders>
+            <w:tcMar>
+              <w:top w:type="dxa" w:w="60"/>
+              <w:left w:type="dxa" w:w="90"/>
+              <w:bottom w:type="dxa" w:w="60"/>
+              <w:right w:type="dxa" w:w="90"/>
+            </w:tcMar>
+          </w:tcPr>
+          <w:p>
+            <w:r>
+              <w:rPr>
+                <w:rFonts w:ascii="Arial" w:cs="Arial" w:eastAsia="Arial" w:hAnsi="Arial"/>
+                <w:b/>
+                <w:bCs/>
+                <w:sz w:val="17"/>
+                <w:szCs w:val="17"/>
+              </w:rPr>
+              <w:t xml:space="preserve">SP2</w:t>
+            </w:r>
+            <w:r>
+              <w:rPr>
+                <w:rFonts w:ascii="Arial" w:cs="Arial" w:eastAsia="Arial" w:hAnsi="Arial"/>
+                <w:sz w:val="17"/>
+                <w:szCs w:val="17"/>
+              </w:rPr>
+              <w:t xml:space="preserve"> Maxi voan tay dài (51,99 USD)</w:t>
+            </w:r>
+          </w:p>
+        </w:tc>
+        <w:tc>
+          <w:tcPr>
+            <w:tcW w:type="dxa" w:w="1077"/>
+            <w:tcBorders>
+              <w:top w:val="single" w:color="BFBFBF" w:sz="4"/>
+              <w:left w:val="single" w:color="BFBFBF" w:sz="4"/>
+              <w:bottom w:val="single" w:color="BFBFBF" w:sz="4"/>
+              <w:right w:val="single" w:color="BFBFBF" w:sz="4"/>
+            </w:tcBorders>
+            <w:tcMar>
+              <w:top w:type="dxa" w:w="60"/>
+              <w:left w:type="dxa" w:w="90"/>
+              <w:bottom w:type="dxa" w:w="60"/>
+              <w:right w:type="dxa" w:w="90"/>
+            </w:tcMar>
+          </w:tcPr>
+          <w:p>
+            <w:r>
+              <w:rPr>
+                <w:rFonts w:ascii="Arial" w:cs="Arial" w:eastAsia="Arial" w:hAnsi="Arial"/>
+                <w:sz w:val="17"/>
+                <w:szCs w:val="17"/>
+              </w:rPr>
+              <w:t xml:space="preserve">40</w:t>
+            </w:r>
+          </w:p>
+        </w:tc>
+        <w:tc>
+          <w:tcPr>
+            <w:tcW w:type="dxa" w:w="3591"/>
+            <w:tcBorders>
+              <w:top w:val="single" w:color="BFBFBF" w:sz="4"/>
+              <w:left w:val="single" w:color="BFBFBF" w:sz="4"/>
+              <w:bottom w:val="single" w:color="BFBFBF" w:sz="4"/>
+              <w:right w:val="single" w:color="BFBFBF" w:sz="4"/>
+            </w:tcBorders>
+            <w:tcMar>
+              <w:top w:type="dxa" w:w="60"/>
+              <w:left w:type="dxa" w:w="90"/>
+              <w:bottom w:type="dxa" w:w="60"/>
+              <w:right w:type="dxa" w:w="90"/>
+            </w:tcMar>
+          </w:tcPr>
+          <w:p>
+            <w:r>
+              <w:rPr>
+                <w:rFonts w:ascii="Arial" w:cs="Arial" w:eastAsia="Arial" w:hAnsi="Arial"/>
+                <w:sz w:val="17"/>
+                <w:szCs w:val="17"/>
+              </w:rPr>
+              <w:t xml:space="preserve">Mặc mùa thu (vì có tay dài), sau đó cho chuyến đi</w:t>
+            </w:r>
+          </w:p>
+        </w:tc>
+        <w:tc>
+          <w:tcPr>
+            <w:tcW w:type="dxa" w:w="1556"/>
+            <w:tcBorders>
+              <w:top w:val="single" w:color="BFBFBF" w:sz="4"/>
+              <w:left w:val="single" w:color="BFBFBF" w:sz="4"/>
+              <w:bottom w:val="single" w:color="BFBFBF" w:sz="4"/>
+              <w:right w:val="single" w:color="BFBFBF" w:sz="4"/>
+            </w:tcBorders>
+            <w:tcMar>
+              <w:top w:type="dxa" w:w="60"/>
+              <w:left w:type="dxa" w:w="90"/>
+              <w:bottom w:type="dxa" w:w="60"/>
+              <w:right w:type="dxa" w:w="90"/>
+            </w:tcMar>
+          </w:tcPr>
+          <w:p>
+            <w:r>
+              <w:rPr>
+                <w:rFonts w:ascii="Arial" w:cs="Arial" w:eastAsia="Arial" w:hAnsi="Arial"/>
+                <w:sz w:val="17"/>
+                <w:szCs w:val="17"/>
+              </w:rPr>
+              <w:t xml:space="preserve">Tháng 10–11, rồi tháng 1–3</w:t>
+            </w:r>
+          </w:p>
+        </w:tc>
+        <w:tc>
+          <w:tcPr>
+            <w:tcW w:type="dxa" w:w="1200"/>
+            <w:tcBorders>
+              <w:top w:val="single" w:color="BFBFBF" w:sz="4"/>
+              <w:left w:val="single" w:color="BFBFBF" w:sz="4"/>
+              <w:bottom w:val="single" w:color="BFBFBF" w:sz="4"/>
+              <w:right w:val="single" w:color="BFBFBF" w:sz="4"/>
+            </w:tcBorders>
+            <w:tcMar>
+              <w:top w:type="dxa" w:w="60"/>
+              <w:left w:type="dxa" w:w="90"/>
+              <w:bottom w:type="dxa" w:w="60"/>
+              <w:right w:type="dxa" w:w="90"/>
+            </w:tcMar>
+          </w:tcPr>
+          <w:p>
+            <w:r>
+              <w:rPr>
+                <w:rFonts w:ascii="Arial" w:cs="Arial" w:eastAsia="Arial" w:hAnsi="Arial"/>
+                <w:sz w:val="17"/>
+                <w:szCs w:val="17"/>
+              </w:rPr>
+              <w:t xml:space="preserve">34</w:t>
+            </w:r>
+          </w:p>
+        </w:tc>
+      </w:tr>
+      <w:tr>
+        <w:tc>
+          <w:tcPr>
+            <w:tcW w:type="dxa" w:w="2214"/>
+            <w:tcBorders>
+              <w:top w:val="single" w:color="BFBFBF" w:sz="4"/>
+              <w:left w:val="single" w:color="BFBFBF" w:sz="4"/>
+              <w:bottom w:val="single" w:color="BFBFBF" w:sz="4"/>
+              <w:right w:val="single" w:color="BFBFBF" w:sz="4"/>
+            </w:tcBorders>
+            <w:tcMar>
+              <w:top w:type="dxa" w:w="60"/>
+              <w:left w:type="dxa" w:w="90"/>
+              <w:bottom w:type="dxa" w:w="60"/>
+              <w:right w:type="dxa" w:w="90"/>
+            </w:tcMar>
+          </w:tcPr>
+          <w:p>
+            <w:r>
+              <w:rPr>
+                <w:rFonts w:ascii="Arial" w:cs="Arial" w:eastAsia="Arial" w:hAnsi="Arial"/>
+                <w:b/>
+                <w:bCs/>
+                <w:sz w:val="17"/>
+                <w:szCs w:val="17"/>
+              </w:rPr>
+              <w:t xml:space="preserve">SP3 đen</w:t>
+            </w:r>
+            <w:r>
+              <w:rPr>
+                <w:rFonts w:ascii="Arial" w:cs="Arial" w:eastAsia="Arial" w:hAnsi="Arial"/>
+                <w:sz w:val="17"/>
+                <w:szCs w:val="17"/>
+              </w:rPr>
+              <w:t xml:space="preserve"> (25,99 USD)</w:t>
+            </w:r>
+          </w:p>
+        </w:tc>
+        <w:tc>
+          <w:tcPr>
+            <w:tcW w:type="dxa" w:w="1077"/>
+            <w:tcBorders>
+              <w:top w:val="single" w:color="BFBFBF" w:sz="4"/>
+              <w:left w:val="single" w:color="BFBFBF" w:sz="4"/>
+              <w:bottom w:val="single" w:color="BFBFBF" w:sz="4"/>
+              <w:right w:val="single" w:color="BFBFBF" w:sz="4"/>
+            </w:tcBorders>
+            <w:tcMar>
+              <w:top w:type="dxa" w:w="60"/>
+              <w:left w:type="dxa" w:w="90"/>
+              <w:bottom w:type="dxa" w:w="60"/>
+              <w:right w:type="dxa" w:w="90"/>
+            </w:tcMar>
+          </w:tcPr>
+          <w:p>
+            <w:r>
+              <w:rPr>
+                <w:rFonts w:ascii="Arial" w:cs="Arial" w:eastAsia="Arial" w:hAnsi="Arial"/>
+                <w:sz w:val="17"/>
+                <w:szCs w:val="17"/>
+              </w:rPr>
+              <w:t xml:space="preserve">25</w:t>
+            </w:r>
+          </w:p>
+        </w:tc>
+        <w:tc>
+          <w:tcPr>
+            <w:tcW w:type="dxa" w:w="3591"/>
+            <w:tcBorders>
+              <w:top w:val="single" w:color="BFBFBF" w:sz="4"/>
+              <w:left w:val="single" w:color="BFBFBF" w:sz="4"/>
+              <w:bottom w:val="single" w:color="BFBFBF" w:sz="4"/>
+              <w:right w:val="single" w:color="BFBFBF" w:sz="4"/>
+            </w:tcBorders>
+            <w:tcMar>
+              <w:top w:type="dxa" w:w="60"/>
+              <w:left w:type="dxa" w:w="90"/>
+              <w:bottom w:type="dxa" w:w="60"/>
+              <w:right w:type="dxa" w:w="90"/>
+            </w:tcMar>
+          </w:tcPr>
+          <w:p>
+            <w:r>
+              <w:rPr>
+                <w:rFonts w:ascii="Arial" w:cs="Arial" w:eastAsia="Arial" w:hAnsi="Arial"/>
+                <w:sz w:val="17"/>
+                <w:szCs w:val="17"/>
+              </w:rPr>
+              <w:t xml:space="preserve">Người đi tiệc cuối năm</w:t>
+            </w:r>
+          </w:p>
+        </w:tc>
+        <w:tc>
+          <w:tcPr>
+            <w:tcW w:type="dxa" w:w="1556"/>
+            <w:tcBorders>
+              <w:top w:val="single" w:color="BFBFBF" w:sz="4"/>
+              <w:left w:val="single" w:color="BFBFBF" w:sz="4"/>
+              <w:bottom w:val="single" w:color="BFBFBF" w:sz="4"/>
+              <w:right w:val="single" w:color="BFBFBF" w:sz="4"/>
+            </w:tcBorders>
+            <w:tcMar>
+              <w:top w:type="dxa" w:w="60"/>
+              <w:left w:type="dxa" w:w="90"/>
+              <w:bottom w:type="dxa" w:w="60"/>
+              <w:right w:type="dxa" w:w="90"/>
+            </w:tcMar>
+          </w:tcPr>
+          <w:p>
+            <w:r>
+              <w:rPr>
+                <w:rFonts w:ascii="Arial" w:cs="Arial" w:eastAsia="Arial" w:hAnsi="Arial"/>
+                <w:sz w:val="17"/>
+                <w:szCs w:val="17"/>
+              </w:rPr>
+              <w:t xml:space="preserve">Tháng 11–12</w:t>
+            </w:r>
+          </w:p>
+        </w:tc>
+        <w:tc>
+          <w:tcPr>
+            <w:tcW w:type="dxa" w:w="1200"/>
+            <w:tcBorders>
+              <w:top w:val="single" w:color="BFBFBF" w:sz="4"/>
+              <w:left w:val="single" w:color="BFBFBF" w:sz="4"/>
+              <w:bottom w:val="single" w:color="BFBFBF" w:sz="4"/>
+              <w:right w:val="single" w:color="BFBFBF" w:sz="4"/>
+            </w:tcBorders>
+            <w:tcMar>
+              <w:top w:type="dxa" w:w="60"/>
+              <w:left w:type="dxa" w:w="90"/>
+              <w:bottom w:type="dxa" w:w="60"/>
+              <w:right w:type="dxa" w:w="90"/>
+            </w:tcMar>
+          </w:tcPr>
+          <w:p>
+            <w:r>
+              <w:rPr>
+                <w:rFonts w:ascii="Arial" w:cs="Arial" w:eastAsia="Arial" w:hAnsi="Arial"/>
+                <w:sz w:val="17"/>
+                <w:szCs w:val="17"/>
+              </w:rPr>
+              <w:t xml:space="preserve">20</w:t>
+            </w:r>
+          </w:p>
+        </w:tc>
+      </w:tr>
+      <w:tr>
+        <w:tc>
+          <w:tcPr>
+            <w:tcW w:type="dxa" w:w="2214"/>
+            <w:tcBorders>
+              <w:top w:val="single" w:color="BFBFBF" w:sz="4"/>
+              <w:left w:val="single" w:color="BFBFBF" w:sz="4"/>
+              <w:bottom w:val="single" w:color="BFBFBF" w:sz="4"/>
+              <w:right w:val="single" w:color="BFBFBF" w:sz="4"/>
+            </w:tcBorders>
+            <w:tcMar>
+              <w:top w:type="dxa" w:w="60"/>
+              <w:left w:type="dxa" w:w="90"/>
+              <w:bottom w:type="dxa" w:w="60"/>
+              <w:right w:type="dxa" w:w="90"/>
+            </w:tcMar>
+          </w:tcPr>
+          <w:p>
+            <w:r>
+              <w:rPr>
+                <w:rFonts w:ascii="Arial" w:cs="Arial" w:eastAsia="Arial" w:hAnsi="Arial"/>
+                <w:b/>
+                <w:bCs/>
+                <w:sz w:val="17"/>
+                <w:szCs w:val="17"/>
+              </w:rPr>
+              <w:t xml:space="preserve">SP3 hồng</w:t>
+            </w:r>
+            <w:r>
+              <w:rPr>
+                <w:rFonts w:ascii="Arial" w:cs="Arial" w:eastAsia="Arial" w:hAnsi="Arial"/>
+                <w:sz w:val="17"/>
+                <w:szCs w:val="17"/>
+              </w:rPr>
+              <w:t xml:space="preserve"> (25,99 USD)</w:t>
+            </w:r>
+          </w:p>
+        </w:tc>
+        <w:tc>
+          <w:tcPr>
+            <w:tcW w:type="dxa" w:w="1077"/>
+            <w:tcBorders>
+              <w:top w:val="single" w:color="BFBFBF" w:sz="4"/>
+              <w:left w:val="single" w:color="BFBFBF" w:sz="4"/>
+              <w:bottom w:val="single" w:color="BFBFBF" w:sz="4"/>
+              <w:right w:val="single" w:color="BFBFBF" w:sz="4"/>
+            </w:tcBorders>
+            <w:tcMar>
+              <w:top w:type="dxa" w:w="60"/>
+              <w:left w:type="dxa" w:w="90"/>
+              <w:bottom w:type="dxa" w:w="60"/>
+              <w:right w:type="dxa" w:w="90"/>
+            </w:tcMar>
+          </w:tcPr>
+          <w:p>
+            <w:r>
+              <w:rPr>
+                <w:rFonts w:ascii="Arial" w:cs="Arial" w:eastAsia="Arial" w:hAnsi="Arial"/>
+                <w:sz w:val="17"/>
+                <w:szCs w:val="17"/>
+              </w:rPr>
+              <w:t xml:space="preserve">25</w:t>
+            </w:r>
+          </w:p>
+        </w:tc>
+        <w:tc>
+          <w:tcPr>
+            <w:tcW w:type="dxa" w:w="3591"/>
+            <w:tcBorders>
+              <w:top w:val="single" w:color="BFBFBF" w:sz="4"/>
+              <w:left w:val="single" w:color="BFBFBF" w:sz="4"/>
+              <w:bottom w:val="single" w:color="BFBFBF" w:sz="4"/>
+              <w:right w:val="single" w:color="BFBFBF" w:sz="4"/>
+            </w:tcBorders>
+            <w:tcMar>
+              <w:top w:type="dxa" w:w="60"/>
+              <w:left w:type="dxa" w:w="90"/>
+              <w:bottom w:type="dxa" w:w="60"/>
+              <w:right w:type="dxa" w:w="90"/>
+            </w:tcMar>
+          </w:tcPr>
+          <w:p>
+            <w:r>
+              <w:rPr>
+                <w:rFonts w:ascii="Arial" w:cs="Arial" w:eastAsia="Arial" w:hAnsi="Arial"/>
+                <w:sz w:val="17"/>
+                <w:szCs w:val="17"/>
+              </w:rPr>
+              <w:t xml:space="preserve">Valentine, Phục sinh (hồng là màu truyền thống của Phục sinh), Tết nếu đủ điều kiện</w:t>
+            </w:r>
+          </w:p>
+        </w:tc>
+        <w:tc>
+          <w:tcPr>
+            <w:tcW w:type="dxa" w:w="1556"/>
+            <w:tcBorders>
+              <w:top w:val="single" w:color="BFBFBF" w:sz="4"/>
+              <w:left w:val="single" w:color="BFBFBF" w:sz="4"/>
+              <w:bottom w:val="single" w:color="BFBFBF" w:sz="4"/>
+              <w:right w:val="single" w:color="BFBFBF" w:sz="4"/>
+            </w:tcBorders>
+            <w:tcMar>
+              <w:top w:type="dxa" w:w="60"/>
+              <w:left w:type="dxa" w:w="90"/>
+              <w:bottom w:type="dxa" w:w="60"/>
+              <w:right w:type="dxa" w:w="90"/>
+            </w:tcMar>
+          </w:tcPr>
+          <w:p>
+            <w:r>
+              <w:rPr>
+                <w:rFonts w:ascii="Arial" w:cs="Arial" w:eastAsia="Arial" w:hAnsi="Arial"/>
+                <w:sz w:val="17"/>
+                <w:szCs w:val="17"/>
+              </w:rPr>
+              <w:t xml:space="preserve">Tháng 2–3</w:t>
+            </w:r>
+          </w:p>
+        </w:tc>
+        <w:tc>
+          <w:tcPr>
+            <w:tcW w:type="dxa" w:w="1200"/>
+            <w:tcBorders>
+              <w:top w:val="single" w:color="BFBFBF" w:sz="4"/>
+              <w:left w:val="single" w:color="BFBFBF" w:sz="4"/>
+              <w:bottom w:val="single" w:color="BFBFBF" w:sz="4"/>
+              <w:right w:val="single" w:color="BFBFBF" w:sz="4"/>
+            </w:tcBorders>
+            <w:tcMar>
+              <w:top w:type="dxa" w:w="60"/>
+              <w:left w:type="dxa" w:w="90"/>
+              <w:bottom w:type="dxa" w:w="60"/>
+              <w:right w:type="dxa" w:w="90"/>
+            </w:tcMar>
+          </w:tcPr>
+          <w:p>
+            <w:r>
+              <w:rPr>
+                <w:rFonts w:ascii="Arial" w:cs="Arial" w:eastAsia="Arial" w:hAnsi="Arial"/>
+                <w:sz w:val="17"/>
+                <w:szCs w:val="17"/>
+              </w:rPr>
+              <w:t xml:space="preserve">16 (+4 nếu chạy Tết)</w:t>
+            </w:r>
+          </w:p>
+        </w:tc>
+      </w:tr>
+    </w:tbl>
+    <w:p>
+      <w:pPr>
+        <w:spacing w:after="120"/>
+      </w:pPr>
+    </w:p>
+    <w:p>
+      <w:pPr>
+        <w:spacing w:after="120"/>
+      </w:pPr>
+      <w:r>
+        <w:rPr>
+          <w:rFonts w:ascii="Arial" w:cs="Arial" w:eastAsia="Arial" w:hAnsi="Arial"/>
+        </w:rPr>
+        <w:t xml:space="preserve">Cách chia này giúp </w:t>
+      </w:r>
+      <w:r>
+        <w:rPr>
+          <w:rFonts w:ascii="Arial" w:cs="Arial" w:eastAsia="Arial" w:hAnsi="Arial"/>
+          <w:b/>
+          <w:bCs/>
+        </w:rPr>
+        <w:t xml:space="preserve">mỗi tháng đều có một sản phẩm "đang vào mùa"</w:t>
+      </w:r>
+      <w:r>
+        <w:rPr>
+          <w:rFonts w:ascii="Arial" w:cs="Arial" w:eastAsia="Arial" w:hAnsi="Arial"/>
+        </w:rPr>
+        <w:t xml:space="preserve">, không để hàng nằm im.</w:t>
+      </w:r>
+    </w:p>
+    <w:p>
+      <w:pPr>
+        <w:spacing w:after="120"/>
+      </w:pPr>
+      <w:r>
+        <w:rPr>
+          <w:rFonts w:ascii="Arial" w:cs="Arial" w:eastAsia="Arial" w:hAnsi="Arial"/>
+          <w:b/>
+          <w:bCs/>
+        </w:rPr>
+        <w:t xml:space="preserve">4. Sửa listing: thay đổi dễ thấy nhất</w:t>
+      </w:r>
+    </w:p>
+    <w:p>
+      <w:pPr>
+        <w:spacing w:after="120"/>
+      </w:pPr>
+      <w:r>
+        <w:rPr>
+          <w:rFonts w:ascii="Arial" w:cs="Arial" w:eastAsia="Arial" w:hAnsi="Arial"/>
+        </w:rPr>
+        <w:t xml:space="preserve">Ví dụ với SP1:</w:t>
+      </w:r>
+    </w:p>
+    <w:p>
+      <w:pPr>
+        <w:pStyle w:val="ListParagraph"/>
+        <w:numPr>
+          <w:ilvl w:val="0"/>
+          <w:numId w:val="2"/>
+        </w:numPr>
+        <w:spacing w:after="60"/>
+      </w:pPr>
+      <w:r>
+        <w:rPr>
+          <w:rFonts w:ascii="Arial" w:cs="Arial" w:eastAsia="Arial" w:hAnsi="Arial"/>
+          <w:b/>
+          <w:bCs/>
+        </w:rPr>
+        <w:t xml:space="preserve">Trước:</w:t>
+      </w:r>
+      <w:r>
+        <w:rPr>
+          <w:rFonts w:ascii="Arial" w:cs="Arial" w:eastAsia="Arial" w:hAnsi="Arial"/>
+        </w:rPr>
+        <w:t xml:space="preserve"> </w:t>
+      </w:r>
+      <w:r>
+        <w:rPr>
+          <w:rFonts w:ascii="Arial" w:cs="Arial" w:eastAsia="Arial" w:hAnsi="Arial"/>
+          <w:i/>
+          <w:iCs/>
+        </w:rPr>
+        <w:t xml:space="preserve">"SIXDO G White Blue Floral Woven Long Jumpsuit for Women 2026 … Beach and Summer Events"</w:t>
+      </w:r>
+    </w:p>
+    <w:p>
+      <w:pPr>
+        <w:pStyle w:val="ListParagraph"/>
+        <w:numPr>
+          <w:ilvl w:val="0"/>
+          <w:numId w:val="2"/>
+        </w:numPr>
+        <w:spacing w:after="60"/>
+      </w:pPr>
+      <w:r>
+        <w:rPr>
+          <w:rFonts w:ascii="Arial" w:cs="Arial" w:eastAsia="Arial" w:hAnsi="Arial"/>
+          <w:b/>
+          <w:bCs/>
+        </w:rPr>
+        <w:t xml:space="preserve">Sau:</w:t>
+      </w:r>
+      <w:r>
+        <w:rPr>
+          <w:rFonts w:ascii="Arial" w:cs="Arial" w:eastAsia="Arial" w:hAnsi="Arial"/>
+        </w:rPr>
+        <w:t xml:space="preserve"> </w:t>
+      </w:r>
+      <w:r>
+        <w:rPr>
+          <w:rFonts w:ascii="Arial" w:cs="Arial" w:eastAsia="Arial" w:hAnsi="Arial"/>
+          <w:i/>
+          <w:iCs/>
+        </w:rPr>
+        <w:t xml:space="preserve">"SIXDO Women's Blue Floral Cotton Halter Jumpsuit – Wide Leg Resort Wear for Cruise, Tropical Vacation &amp; Beach Dinner"</w:t>
+      </w:r>
+    </w:p>
+    <w:p>
+      <w:pPr>
+        <w:spacing w:after="120"/>
+      </w:pPr>
+      <w:r>
+        <w:rPr>
+          <w:rFonts w:ascii="Arial" w:cs="Arial" w:eastAsia="Arial" w:hAnsi="Arial"/>
+        </w:rPr>
+        <w:t xml:space="preserve">Đã sửa gì:</w:t>
+      </w:r>
+    </w:p>
+    <w:p>
+      <w:pPr>
+        <w:pStyle w:val="ListParagraph"/>
+        <w:numPr>
+          <w:ilvl w:val="0"/>
+          <w:numId w:val="2"/>
+        </w:numPr>
+        <w:spacing w:after="60"/>
+      </w:pPr>
+      <w:r>
+        <w:rPr>
+          <w:rFonts w:ascii="Arial" w:cs="Arial" w:eastAsia="Arial" w:hAnsi="Arial"/>
+          <w:b/>
+          <w:bCs/>
+        </w:rPr>
+        <w:t xml:space="preserve">Bỏ mã màu nội bộ "G-"</w:t>
+      </w:r>
+      <w:r>
+        <w:rPr>
+          <w:rFonts w:ascii="Arial" w:cs="Arial" w:eastAsia="Arial" w:hAnsi="Arial"/>
+        </w:rPr>
+        <w:t xml:space="preserve">: khách Mỹ không hiểu, trông thiếu chuyên nghiệp.</w:t>
+      </w:r>
+    </w:p>
+    <w:p>
+      <w:pPr>
+        <w:pStyle w:val="ListParagraph"/>
+        <w:numPr>
+          <w:ilvl w:val="0"/>
+          <w:numId w:val="2"/>
+        </w:numPr>
+        <w:spacing w:after="60"/>
+      </w:pPr>
+      <w:r>
+        <w:rPr>
+          <w:rFonts w:ascii="Arial" w:cs="Arial" w:eastAsia="Arial" w:hAnsi="Arial"/>
+          <w:b/>
+          <w:bCs/>
+        </w:rPr>
+        <w:t xml:space="preserve">Bỏ chữ "Summer"</w:t>
+      </w:r>
+      <w:r>
+        <w:rPr>
+          <w:rFonts w:ascii="Arial" w:cs="Arial" w:eastAsia="Arial" w:hAnsi="Arial"/>
+        </w:rPr>
+        <w:t xml:space="preserve">: vào mùa đông ít ai tìm "đồ mùa hè", nhưng rất nhiều người tìm "đồ đi du thuyền".</w:t>
+      </w:r>
+    </w:p>
+    <w:p>
+      <w:pPr>
+        <w:pStyle w:val="ListParagraph"/>
+        <w:numPr>
+          <w:ilvl w:val="0"/>
+          <w:numId w:val="2"/>
+        </w:numPr>
+        <w:spacing w:after="60"/>
+      </w:pPr>
+      <w:r>
+        <w:rPr>
+          <w:rFonts w:ascii="Arial" w:cs="Arial" w:eastAsia="Arial" w:hAnsi="Arial"/>
+          <w:b/>
+          <w:bCs/>
+        </w:rPr>
+        <w:t xml:space="preserve">Thêm đúng từ khóa khách gõ</w:t>
+      </w:r>
+      <w:r>
+        <w:rPr>
+          <w:rFonts w:ascii="Arial" w:cs="Arial" w:eastAsia="Arial" w:hAnsi="Arial"/>
+        </w:rPr>
+        <w:t xml:space="preserve">, theo dịp sử dụng.</w:t>
+      </w:r>
+    </w:p>
+    <w:p>
+      <w:pPr>
+        <w:pStyle w:val="ListParagraph"/>
+        <w:numPr>
+          <w:ilvl w:val="0"/>
+          <w:numId w:val="2"/>
+        </w:numPr>
+        <w:spacing w:after="60"/>
+      </w:pPr>
+      <w:r>
+        <w:rPr>
+          <w:rFonts w:ascii="Arial" w:cs="Arial" w:eastAsia="Arial" w:hAnsi="Arial"/>
+          <w:b/>
+          <w:bCs/>
+        </w:rPr>
+        <w:t xml:space="preserve">Đổi tên "Raw Flared Dress" của SP3</w:t>
+      </w:r>
+      <w:r>
+        <w:rPr>
+          <w:rFonts w:ascii="Arial" w:cs="Arial" w:eastAsia="Arial" w:hAnsi="Arial"/>
+        </w:rPr>
+        <w:t xml:space="preserve">: chữ "Raw" trong tiếng Anh gợi nghĩa "thô, chưa hoàn thiện".</w:t>
+      </w:r>
+    </w:p>
+    <w:p>
+      <w:pPr>
+        <w:spacing w:after="120"/>
+      </w:pPr>
+      <w:r>
+        <w:rPr>
+          <w:rFonts w:ascii="Arial" w:cs="Arial" w:eastAsia="Arial" w:hAnsi="Arial"/>
+        </w:rPr>
+        <w:t xml:space="preserve">Phần mô tả (bullet) cũng có quy tắc: </w:t>
+      </w:r>
+      <w:r>
+        <w:rPr>
+          <w:rFonts w:ascii="Arial" w:cs="Arial" w:eastAsia="Arial" w:hAnsi="Arial"/>
+          <w:b/>
+          <w:bCs/>
+        </w:rPr>
+        <w:t xml:space="preserve">chỉ ghi điều kiểm chứng được.</w:t>
+      </w:r>
+      <w:r>
+        <w:rPr>
+          <w:rFonts w:ascii="Arial" w:cs="Arial" w:eastAsia="Arial" w:hAnsi="Arial"/>
+        </w:rPr>
+        <w:t xml:space="preserve"> Không ghi "đúng size Mỹ" khi chưa có số đo thật. Không nói "mẫu này từng lên sàn diễn NYFW"; chỉ nói "</w:t>
+      </w:r>
+      <w:r>
+        <w:rPr>
+          <w:rFonts w:ascii="Arial" w:cs="Arial" w:eastAsia="Arial" w:hAnsi="Arial"/>
+          <w:b/>
+          <w:bCs/>
+        </w:rPr>
+        <w:t xml:space="preserve">thương hiệu</w:t>
+      </w:r>
+      <w:r>
+        <w:rPr>
+          <w:rFonts w:ascii="Arial" w:cs="Arial" w:eastAsia="Arial" w:hAnsi="Arial"/>
+        </w:rPr>
+        <w:t xml:space="preserve"> từng trình diễn ở NYFW", vì đó mới là sự thật.</w:t>
+      </w:r>
+    </w:p>
+    <w:p>
+      <w:pPr>
+        <w:spacing w:after="120"/>
+      </w:pPr>
+      <w:r>
+        <w:rPr>
+          <w:rFonts w:ascii="Arial" w:cs="Arial" w:eastAsia="Arial" w:hAnsi="Arial"/>
+          <w:b/>
+          <w:bCs/>
+        </w:rPr>
+        <w:t xml:space="preserve">5. Quảng cáo PPC: tiền ít thì chạy theo đợt</w:t>
+      </w:r>
+    </w:p>
+    <w:p>
+      <w:pPr>
+        <w:spacing w:after="120"/>
+      </w:pPr>
+      <w:r>
+        <w:rPr>
+          <w:rFonts w:ascii="Arial" w:cs="Arial" w:eastAsia="Arial" w:hAnsi="Arial"/>
+        </w:rPr>
+        <w:t xml:space="preserve">Ngân sách quảng cáo chỉ có </w:t>
+      </w:r>
+      <w:r>
+        <w:rPr>
+          <w:rFonts w:ascii="Arial" w:cs="Arial" w:eastAsia="Arial" w:hAnsi="Arial"/>
+          <w:b/>
+          <w:bCs/>
+        </w:rPr>
+        <w:t xml:space="preserve">210 USD cho 6 tháng</w:t>
+      </w:r>
+      <w:r>
+        <w:rPr>
+          <w:rFonts w:ascii="Arial" w:cs="Arial" w:eastAsia="Arial" w:hAnsi="Arial"/>
+        </w:rPr>
+        <w:t xml:space="preserve">. Chia đều thì mỗi ngày chưa tới 1,2 USD, không đủ tạo hiệu quả. Vì vậy kế hoạch </w:t>
+      </w:r>
+      <w:r>
+        <w:rPr>
+          <w:rFonts w:ascii="Arial" w:cs="Arial" w:eastAsia="Arial" w:hAnsi="Arial"/>
+          <w:b/>
+          <w:bCs/>
+        </w:rPr>
+        <w:t xml:space="preserve">dồn tiền theo từng đợt, mỗi đợt tập trung vào một sản phẩm đang vào mùa</w:t>
+      </w:r>
+      <w:r>
+        <w:rPr>
+          <w:rFonts w:ascii="Arial" w:cs="Arial" w:eastAsia="Arial" w:hAnsi="Arial"/>
+        </w:rPr>
+        <w:t xml:space="preserve">:</w:t>
+      </w:r>
+    </w:p>
+    <w:tbl>
+      <w:tblPr>
+        <w:tblW w:type="dxa" w:w="9638"/>
+        <w:tblBorders>
+          <w:top w:val="single" w:color="auto" w:sz="4"/>
+          <w:left w:val="single" w:color="auto" w:sz="4"/>
+          <w:bottom w:val="single" w:color="auto" w:sz="4"/>
+          <w:right w:val="single" w:color="auto" w:sz="4"/>
+          <w:insideH w:val="single" w:color="auto" w:sz="4"/>
+          <w:insideV w:val="single" w:color="auto" w:sz="4"/>
+        </w:tblBorders>
+      </w:tblPr>
+      <w:tblGrid>
+        <w:gridCol w:w="1285"/>
+        <w:gridCol w:w="2355"/>
+        <w:gridCol w:w="4711"/>
+        <w:gridCol w:w="1287"/>
+      </w:tblGrid>
+      <w:tr>
+        <w:trPr>
+          <w:tblHeader/>
+        </w:trPr>
+        <w:tc>
+          <w:tcPr>
+            <w:tcW w:type="dxa" w:w="1285"/>
+            <w:tcBorders>
+              <w:top w:val="single" w:color="BFBFBF" w:sz="4"/>
+              <w:left w:val="single" w:color="BFBFBF" w:sz="4"/>
+              <w:bottom w:val="single" w:color="BFBFBF" w:sz="4"/>
+              <w:right w:val="single" w:color="BFBFBF" w:sz="4"/>
+            </w:tcBorders>
+            <w:shd w:fill="EFE6DD" w:color="auto" w:val="clear"/>
+            <w:tcMar>
+              <w:top w:type="dxa" w:w="60"/>
+              <w:left w:type="dxa" w:w="90"/>
+              <w:bottom w:type="dxa" w:w="60"/>
+              <w:right w:type="dxa" w:w="90"/>
+            </w:tcMar>
+          </w:tcPr>
+          <w:p>
+            <w:r>
+              <w:rPr>
+                <w:rFonts w:ascii="Arial" w:cs="Arial" w:eastAsia="Arial" w:hAnsi="Arial"/>
+                <w:b/>
+                <w:bCs/>
+                <w:sz w:val="17"/>
+                <w:szCs w:val="17"/>
+              </w:rPr>
+              <w:t xml:space="preserve">Đợt</w:t>
+            </w:r>
+          </w:p>
+        </w:tc>
+        <w:tc>
+          <w:tcPr>
+            <w:tcW w:type="dxa" w:w="2355"/>
+            <w:tcBorders>
+              <w:top w:val="single" w:color="BFBFBF" w:sz="4"/>
+              <w:left w:val="single" w:color="BFBFBF" w:sz="4"/>
+              <w:bottom w:val="single" w:color="BFBFBF" w:sz="4"/>
+              <w:right w:val="single" w:color="BFBFBF" w:sz="4"/>
+            </w:tcBorders>
+            <w:shd w:fill="EFE6DD" w:color="auto" w:val="clear"/>
+            <w:tcMar>
+              <w:top w:type="dxa" w:w="60"/>
+              <w:left w:type="dxa" w:w="90"/>
+              <w:bottom w:type="dxa" w:w="60"/>
+              <w:right w:type="dxa" w:w="90"/>
+            </w:tcMar>
+          </w:tcPr>
+          <w:p>
+            <w:r>
+              <w:rPr>
+                <w:rFonts w:ascii="Arial" w:cs="Arial" w:eastAsia="Arial" w:hAnsi="Arial"/>
+                <w:b/>
+                <w:bCs/>
+                <w:sz w:val="17"/>
+                <w:szCs w:val="17"/>
+              </w:rPr>
+              <w:t xml:space="preserve">Thời gian</w:t>
+            </w:r>
+          </w:p>
+        </w:tc>
+        <w:tc>
+          <w:tcPr>
+            <w:tcW w:type="dxa" w:w="4711"/>
+            <w:tcBorders>
+              <w:top w:val="single" w:color="BFBFBF" w:sz="4"/>
+              <w:left w:val="single" w:color="BFBFBF" w:sz="4"/>
+              <w:bottom w:val="single" w:color="BFBFBF" w:sz="4"/>
+              <w:right w:val="single" w:color="BFBFBF" w:sz="4"/>
+            </w:tcBorders>
+            <w:shd w:fill="EFE6DD" w:color="auto" w:val="clear"/>
+            <w:tcMar>
+              <w:top w:type="dxa" w:w="60"/>
+              <w:left w:type="dxa" w:w="90"/>
+              <w:bottom w:type="dxa" w:w="60"/>
+              <w:right w:type="dxa" w:w="90"/>
+            </w:tcMar>
+          </w:tcPr>
+          <w:p>
+            <w:r>
+              <w:rPr>
+                <w:rFonts w:ascii="Arial" w:cs="Arial" w:eastAsia="Arial" w:hAnsi="Arial"/>
+                <w:b/>
+                <w:bCs/>
+                <w:sz w:val="17"/>
+                <w:szCs w:val="17"/>
+              </w:rPr>
+              <w:t xml:space="preserve">Quảng cáo cho</w:t>
+            </w:r>
+          </w:p>
+        </w:tc>
+        <w:tc>
+          <w:tcPr>
+            <w:tcW w:type="dxa" w:w="1287"/>
+            <w:tcBorders>
+              <w:top w:val="single" w:color="BFBFBF" w:sz="4"/>
+              <w:left w:val="single" w:color="BFBFBF" w:sz="4"/>
+              <w:bottom w:val="single" w:color="BFBFBF" w:sz="4"/>
+              <w:right w:val="single" w:color="BFBFBF" w:sz="4"/>
+            </w:tcBorders>
+            <w:shd w:fill="EFE6DD" w:color="auto" w:val="clear"/>
+            <w:tcMar>
+              <w:top w:type="dxa" w:w="60"/>
+              <w:left w:type="dxa" w:w="90"/>
+              <w:bottom w:type="dxa" w:w="60"/>
+              <w:right w:type="dxa" w:w="90"/>
+            </w:tcMar>
+          </w:tcPr>
+          <w:p>
+            <w:r>
+              <w:rPr>
+                <w:rFonts w:ascii="Arial" w:cs="Arial" w:eastAsia="Arial" w:hAnsi="Arial"/>
+                <w:b/>
+                <w:bCs/>
+                <w:sz w:val="17"/>
+                <w:szCs w:val="17"/>
+              </w:rPr>
+              <w:t xml:space="preserve">Tiền</w:t>
+            </w:r>
+          </w:p>
+        </w:tc>
+      </w:tr>
+      <w:tr>
+        <w:tc>
+          <w:tcPr>
+            <w:tcW w:type="dxa" w:w="1285"/>
+            <w:tcBorders>
+              <w:top w:val="single" w:color="BFBFBF" w:sz="4"/>
+              <w:left w:val="single" w:color="BFBFBF" w:sz="4"/>
+              <w:bottom w:val="single" w:color="BFBFBF" w:sz="4"/>
+              <w:right w:val="single" w:color="BFBFBF" w:sz="4"/>
+            </w:tcBorders>
+            <w:tcMar>
+              <w:top w:type="dxa" w:w="60"/>
+              <w:left w:type="dxa" w:w="90"/>
+              <w:bottom w:type="dxa" w:w="60"/>
+              <w:right w:type="dxa" w:w="90"/>
+            </w:tcMar>
+          </w:tcPr>
+          <w:p>
+            <w:r>
+              <w:rPr>
+                <w:rFonts w:ascii="Arial" w:cs="Arial" w:eastAsia="Arial" w:hAnsi="Arial"/>
+                <w:sz w:val="17"/>
+                <w:szCs w:val="17"/>
+              </w:rPr>
+              <w:t xml:space="preserve">1</w:t>
+            </w:r>
+          </w:p>
+        </w:tc>
+        <w:tc>
+          <w:tcPr>
+            <w:tcW w:type="dxa" w:w="2355"/>
+            <w:tcBorders>
+              <w:top w:val="single" w:color="BFBFBF" w:sz="4"/>
+              <w:left w:val="single" w:color="BFBFBF" w:sz="4"/>
+              <w:bottom w:val="single" w:color="BFBFBF" w:sz="4"/>
+              <w:right w:val="single" w:color="BFBFBF" w:sz="4"/>
+            </w:tcBorders>
+            <w:tcMar>
+              <w:top w:type="dxa" w:w="60"/>
+              <w:left w:type="dxa" w:w="90"/>
+              <w:bottom w:type="dxa" w:w="60"/>
+              <w:right w:type="dxa" w:w="90"/>
+            </w:tcMar>
+          </w:tcPr>
+          <w:p>
+            <w:r>
+              <w:rPr>
+                <w:rFonts w:ascii="Arial" w:cs="Arial" w:eastAsia="Arial" w:hAnsi="Arial"/>
+                <w:sz w:val="17"/>
+                <w:szCs w:val="17"/>
+              </w:rPr>
+              <w:t xml:space="preserve">15/10–15/11</w:t>
+            </w:r>
+          </w:p>
+        </w:tc>
+        <w:tc>
+          <w:tcPr>
+            <w:tcW w:type="dxa" w:w="4711"/>
+            <w:tcBorders>
+              <w:top w:val="single" w:color="BFBFBF" w:sz="4"/>
+              <w:left w:val="single" w:color="BFBFBF" w:sz="4"/>
+              <w:bottom w:val="single" w:color="BFBFBF" w:sz="4"/>
+              <w:right w:val="single" w:color="BFBFBF" w:sz="4"/>
+            </w:tcBorders>
+            <w:tcMar>
+              <w:top w:type="dxa" w:w="60"/>
+              <w:left w:type="dxa" w:w="90"/>
+              <w:bottom w:type="dxa" w:w="60"/>
+              <w:right w:type="dxa" w:w="90"/>
+            </w:tcMar>
+          </w:tcPr>
+          <w:p>
+            <w:r>
+              <w:rPr>
+                <w:rFonts w:ascii="Arial" w:cs="Arial" w:eastAsia="Arial" w:hAnsi="Arial"/>
+                <w:sz w:val="17"/>
+                <w:szCs w:val="17"/>
+              </w:rPr>
+              <w:t xml:space="preserve">SP2 (maxi mùa thu)</w:t>
+            </w:r>
+          </w:p>
+        </w:tc>
+        <w:tc>
+          <w:tcPr>
+            <w:tcW w:type="dxa" w:w="1287"/>
+            <w:tcBorders>
+              <w:top w:val="single" w:color="BFBFBF" w:sz="4"/>
+              <w:left w:val="single" w:color="BFBFBF" w:sz="4"/>
+              <w:bottom w:val="single" w:color="BFBFBF" w:sz="4"/>
+              <w:right w:val="single" w:color="BFBFBF" w:sz="4"/>
+            </w:tcBorders>
+            <w:tcMar>
+              <w:top w:type="dxa" w:w="60"/>
+              <w:left w:type="dxa" w:w="90"/>
+              <w:bottom w:type="dxa" w:w="60"/>
+              <w:right w:type="dxa" w:w="90"/>
+            </w:tcMar>
+          </w:tcPr>
+          <w:p>
+            <w:r>
+              <w:rPr>
+                <w:rFonts w:ascii="Arial" w:cs="Arial" w:eastAsia="Arial" w:hAnsi="Arial"/>
+                <w:sz w:val="17"/>
+                <w:szCs w:val="17"/>
+              </w:rPr>
+              <w:t xml:space="preserve">45 USD</w:t>
+            </w:r>
+          </w:p>
+        </w:tc>
+      </w:tr>
+      <w:tr>
+        <w:tc>
+          <w:tcPr>
+            <w:tcW w:type="dxa" w:w="1285"/>
+            <w:tcBorders>
+              <w:top w:val="single" w:color="BFBFBF" w:sz="4"/>
+              <w:left w:val="single" w:color="BFBFBF" w:sz="4"/>
+              <w:bottom w:val="single" w:color="BFBFBF" w:sz="4"/>
+              <w:right w:val="single" w:color="BFBFBF" w:sz="4"/>
+            </w:tcBorders>
+            <w:tcMar>
+              <w:top w:type="dxa" w:w="60"/>
+              <w:left w:type="dxa" w:w="90"/>
+              <w:bottom w:type="dxa" w:w="60"/>
+              <w:right w:type="dxa" w:w="90"/>
+            </w:tcMar>
+          </w:tcPr>
+          <w:p>
+            <w:r>
+              <w:rPr>
+                <w:rFonts w:ascii="Arial" w:cs="Arial" w:eastAsia="Arial" w:hAnsi="Arial"/>
+                <w:sz w:val="17"/>
+                <w:szCs w:val="17"/>
+              </w:rPr>
+              <w:t xml:space="preserve">2</w:t>
+            </w:r>
+          </w:p>
+        </w:tc>
+        <w:tc>
+          <w:tcPr>
+            <w:tcW w:type="dxa" w:w="2355"/>
+            <w:tcBorders>
+              <w:top w:val="single" w:color="BFBFBF" w:sz="4"/>
+              <w:left w:val="single" w:color="BFBFBF" w:sz="4"/>
+              <w:bottom w:val="single" w:color="BFBFBF" w:sz="4"/>
+              <w:right w:val="single" w:color="BFBFBF" w:sz="4"/>
+            </w:tcBorders>
+            <w:tcMar>
+              <w:top w:type="dxa" w:w="60"/>
+              <w:left w:type="dxa" w:w="90"/>
+              <w:bottom w:type="dxa" w:w="60"/>
+              <w:right w:type="dxa" w:w="90"/>
+            </w:tcMar>
+          </w:tcPr>
+          <w:p>
+            <w:r>
+              <w:rPr>
+                <w:rFonts w:ascii="Arial" w:cs="Arial" w:eastAsia="Arial" w:hAnsi="Arial"/>
+                <w:sz w:val="17"/>
+                <w:szCs w:val="17"/>
+              </w:rPr>
+              <w:t xml:space="preserve">16/11–31/12</w:t>
+            </w:r>
+          </w:p>
+        </w:tc>
+        <w:tc>
+          <w:tcPr>
+            <w:tcW w:type="dxa" w:w="4711"/>
+            <w:tcBorders>
+              <w:top w:val="single" w:color="BFBFBF" w:sz="4"/>
+              <w:left w:val="single" w:color="BFBFBF" w:sz="4"/>
+              <w:bottom w:val="single" w:color="BFBFBF" w:sz="4"/>
+              <w:right w:val="single" w:color="BFBFBF" w:sz="4"/>
+            </w:tcBorders>
+            <w:tcMar>
+              <w:top w:type="dxa" w:w="60"/>
+              <w:left w:type="dxa" w:w="90"/>
+              <w:bottom w:type="dxa" w:w="60"/>
+              <w:right w:type="dxa" w:w="90"/>
+            </w:tcMar>
+          </w:tcPr>
+          <w:p>
+            <w:r>
+              <w:rPr>
+                <w:rFonts w:ascii="Arial" w:cs="Arial" w:eastAsia="Arial" w:hAnsi="Arial"/>
+                <w:sz w:val="17"/>
+                <w:szCs w:val="17"/>
+              </w:rPr>
+              <w:t xml:space="preserve">SP3 đen (tiệc)</w:t>
+            </w:r>
+          </w:p>
+        </w:tc>
+        <w:tc>
+          <w:tcPr>
+            <w:tcW w:type="dxa" w:w="1287"/>
+            <w:tcBorders>
+              <w:top w:val="single" w:color="BFBFBF" w:sz="4"/>
+              <w:left w:val="single" w:color="BFBFBF" w:sz="4"/>
+              <w:bottom w:val="single" w:color="BFBFBF" w:sz="4"/>
+              <w:right w:val="single" w:color="BFBFBF" w:sz="4"/>
+            </w:tcBorders>
+            <w:tcMar>
+              <w:top w:type="dxa" w:w="60"/>
+              <w:left w:type="dxa" w:w="90"/>
+              <w:bottom w:type="dxa" w:w="60"/>
+              <w:right w:type="dxa" w:w="90"/>
+            </w:tcMar>
+          </w:tcPr>
+          <w:p>
+            <w:r>
+              <w:rPr>
+                <w:rFonts w:ascii="Arial" w:cs="Arial" w:eastAsia="Arial" w:hAnsi="Arial"/>
+                <w:sz w:val="17"/>
+                <w:szCs w:val="17"/>
+              </w:rPr>
+              <w:t xml:space="preserve">55 USD</w:t>
+            </w:r>
+          </w:p>
+        </w:tc>
+      </w:tr>
+      <w:tr>
+        <w:tc>
+          <w:tcPr>
+            <w:tcW w:type="dxa" w:w="1285"/>
+            <w:tcBorders>
+              <w:top w:val="single" w:color="BFBFBF" w:sz="4"/>
+              <w:left w:val="single" w:color="BFBFBF" w:sz="4"/>
+              <w:bottom w:val="single" w:color="BFBFBF" w:sz="4"/>
+              <w:right w:val="single" w:color="BFBFBF" w:sz="4"/>
+            </w:tcBorders>
+            <w:tcMar>
+              <w:top w:type="dxa" w:w="60"/>
+              <w:left w:type="dxa" w:w="90"/>
+              <w:bottom w:type="dxa" w:w="60"/>
+              <w:right w:type="dxa" w:w="90"/>
+            </w:tcMar>
+          </w:tcPr>
+          <w:p>
+            <w:r>
+              <w:rPr>
+                <w:rFonts w:ascii="Arial" w:cs="Arial" w:eastAsia="Arial" w:hAnsi="Arial"/>
+                <w:sz w:val="17"/>
+                <w:szCs w:val="17"/>
+              </w:rPr>
+              <w:t xml:space="preserve">3</w:t>
+            </w:r>
+          </w:p>
+        </w:tc>
+        <w:tc>
+          <w:tcPr>
+            <w:tcW w:type="dxa" w:w="2355"/>
+            <w:tcBorders>
+              <w:top w:val="single" w:color="BFBFBF" w:sz="4"/>
+              <w:left w:val="single" w:color="BFBFBF" w:sz="4"/>
+              <w:bottom w:val="single" w:color="BFBFBF" w:sz="4"/>
+              <w:right w:val="single" w:color="BFBFBF" w:sz="4"/>
+            </w:tcBorders>
+            <w:tcMar>
+              <w:top w:type="dxa" w:w="60"/>
+              <w:left w:type="dxa" w:w="90"/>
+              <w:bottom w:type="dxa" w:w="60"/>
+              <w:right w:type="dxa" w:w="90"/>
+            </w:tcMar>
+          </w:tcPr>
+          <w:p>
+            <w:r>
+              <w:rPr>
+                <w:rFonts w:ascii="Arial" w:cs="Arial" w:eastAsia="Arial" w:hAnsi="Arial"/>
+                <w:sz w:val="17"/>
+                <w:szCs w:val="17"/>
+              </w:rPr>
+              <w:t xml:space="preserve">01/01–14/02</w:t>
+            </w:r>
+          </w:p>
+        </w:tc>
+        <w:tc>
+          <w:tcPr>
+            <w:tcW w:type="dxa" w:w="4711"/>
+            <w:tcBorders>
+              <w:top w:val="single" w:color="BFBFBF" w:sz="4"/>
+              <w:left w:val="single" w:color="BFBFBF" w:sz="4"/>
+              <w:bottom w:val="single" w:color="BFBFBF" w:sz="4"/>
+              <w:right w:val="single" w:color="BFBFBF" w:sz="4"/>
+            </w:tcBorders>
+            <w:tcMar>
+              <w:top w:type="dxa" w:w="60"/>
+              <w:left w:type="dxa" w:w="90"/>
+              <w:bottom w:type="dxa" w:w="60"/>
+              <w:right w:type="dxa" w:w="90"/>
+            </w:tcMar>
+          </w:tcPr>
+          <w:p>
+            <w:r>
+              <w:rPr>
+                <w:rFonts w:ascii="Arial" w:cs="Arial" w:eastAsia="Arial" w:hAnsi="Arial"/>
+                <w:sz w:val="17"/>
+                <w:szCs w:val="17"/>
+              </w:rPr>
+              <w:t xml:space="preserve">SP1 và SP2 (du thuyền)</w:t>
+            </w:r>
+          </w:p>
+        </w:tc>
+        <w:tc>
+          <w:tcPr>
+            <w:tcW w:type="dxa" w:w="1287"/>
+            <w:tcBorders>
+              <w:top w:val="single" w:color="BFBFBF" w:sz="4"/>
+              <w:left w:val="single" w:color="BFBFBF" w:sz="4"/>
+              <w:bottom w:val="single" w:color="BFBFBF" w:sz="4"/>
+              <w:right w:val="single" w:color="BFBFBF" w:sz="4"/>
+            </w:tcBorders>
+            <w:tcMar>
+              <w:top w:type="dxa" w:w="60"/>
+              <w:left w:type="dxa" w:w="90"/>
+              <w:bottom w:type="dxa" w:w="60"/>
+              <w:right w:type="dxa" w:w="90"/>
+            </w:tcMar>
+          </w:tcPr>
+          <w:p>
+            <w:r>
+              <w:rPr>
+                <w:rFonts w:ascii="Arial" w:cs="Arial" w:eastAsia="Arial" w:hAnsi="Arial"/>
+                <w:sz w:val="17"/>
+                <w:szCs w:val="17"/>
+              </w:rPr>
+              <w:t xml:space="preserve">90 USD</w:t>
+            </w:r>
+          </w:p>
+        </w:tc>
+      </w:tr>
+      <w:tr>
+        <w:tc>
+          <w:tcPr>
+            <w:tcW w:type="dxa" w:w="1285"/>
+            <w:tcBorders>
+              <w:top w:val="single" w:color="BFBFBF" w:sz="4"/>
+              <w:left w:val="single" w:color="BFBFBF" w:sz="4"/>
+              <w:bottom w:val="single" w:color="BFBFBF" w:sz="4"/>
+              <w:right w:val="single" w:color="BFBFBF" w:sz="4"/>
+            </w:tcBorders>
+            <w:tcMar>
+              <w:top w:type="dxa" w:w="60"/>
+              <w:left w:type="dxa" w:w="90"/>
+              <w:bottom w:type="dxa" w:w="60"/>
+              <w:right w:type="dxa" w:w="90"/>
+            </w:tcMar>
+          </w:tcPr>
+          <w:p>
+            <w:r>
+              <w:rPr>
+                <w:rFonts w:ascii="Arial" w:cs="Arial" w:eastAsia="Arial" w:hAnsi="Arial"/>
+                <w:sz w:val="17"/>
+                <w:szCs w:val="17"/>
+              </w:rPr>
+              <w:t xml:space="preserve">4</w:t>
+            </w:r>
+          </w:p>
+        </w:tc>
+        <w:tc>
+          <w:tcPr>
+            <w:tcW w:type="dxa" w:w="2355"/>
+            <w:tcBorders>
+              <w:top w:val="single" w:color="BFBFBF" w:sz="4"/>
+              <w:left w:val="single" w:color="BFBFBF" w:sz="4"/>
+              <w:bottom w:val="single" w:color="BFBFBF" w:sz="4"/>
+              <w:right w:val="single" w:color="BFBFBF" w:sz="4"/>
+            </w:tcBorders>
+            <w:tcMar>
+              <w:top w:type="dxa" w:w="60"/>
+              <w:left w:type="dxa" w:w="90"/>
+              <w:bottom w:type="dxa" w:w="60"/>
+              <w:right w:type="dxa" w:w="90"/>
+            </w:tcMar>
+          </w:tcPr>
+          <w:p>
+            <w:r>
+              <w:rPr>
+                <w:rFonts w:ascii="Arial" w:cs="Arial" w:eastAsia="Arial" w:hAnsi="Arial"/>
+                <w:sz w:val="17"/>
+                <w:szCs w:val="17"/>
+              </w:rPr>
+              <w:t xml:space="preserve">01–20/03</w:t>
+            </w:r>
+          </w:p>
+        </w:tc>
+        <w:tc>
+          <w:tcPr>
+            <w:tcW w:type="dxa" w:w="4711"/>
+            <w:tcBorders>
+              <w:top w:val="single" w:color="BFBFBF" w:sz="4"/>
+              <w:left w:val="single" w:color="BFBFBF" w:sz="4"/>
+              <w:bottom w:val="single" w:color="BFBFBF" w:sz="4"/>
+              <w:right w:val="single" w:color="BFBFBF" w:sz="4"/>
+            </w:tcBorders>
+            <w:tcMar>
+              <w:top w:type="dxa" w:w="60"/>
+              <w:left w:type="dxa" w:w="90"/>
+              <w:bottom w:type="dxa" w:w="60"/>
+              <w:right w:type="dxa" w:w="90"/>
+            </w:tcMar>
+          </w:tcPr>
+          <w:p>
+            <w:r>
+              <w:rPr>
+                <w:rFonts w:ascii="Arial" w:cs="Arial" w:eastAsia="Arial" w:hAnsi="Arial"/>
+                <w:sz w:val="17"/>
+                <w:szCs w:val="17"/>
+              </w:rPr>
+              <w:t xml:space="preserve">SP3 hồng (Phục sinh)</w:t>
+            </w:r>
+          </w:p>
+        </w:tc>
+        <w:tc>
+          <w:tcPr>
+            <w:tcW w:type="dxa" w:w="1287"/>
+            <w:tcBorders>
+              <w:top w:val="single" w:color="BFBFBF" w:sz="4"/>
+              <w:left w:val="single" w:color="BFBFBF" w:sz="4"/>
+              <w:bottom w:val="single" w:color="BFBFBF" w:sz="4"/>
+              <w:right w:val="single" w:color="BFBFBF" w:sz="4"/>
+            </w:tcBorders>
+            <w:tcMar>
+              <w:top w:type="dxa" w:w="60"/>
+              <w:left w:type="dxa" w:w="90"/>
+              <w:bottom w:type="dxa" w:w="60"/>
+              <w:right w:type="dxa" w:w="90"/>
+            </w:tcMar>
+          </w:tcPr>
+          <w:p>
+            <w:r>
+              <w:rPr>
+                <w:rFonts w:ascii="Arial" w:cs="Arial" w:eastAsia="Arial" w:hAnsi="Arial"/>
+                <w:sz w:val="17"/>
+                <w:szCs w:val="17"/>
+              </w:rPr>
+              <w:t xml:space="preserve">20 USD</w:t>
+            </w:r>
+          </w:p>
+        </w:tc>
+      </w:tr>
+    </w:tbl>
+    <w:p>
+      <w:pPr>
+        <w:spacing w:after="120"/>
+      </w:pPr>
+    </w:p>
+    <w:p>
+      <w:pPr>
+        <w:pStyle w:val="ListParagraph"/>
+        <w:numPr>
+          <w:ilvl w:val="0"/>
+          <w:numId w:val="2"/>
+        </w:numPr>
+        <w:spacing w:after="60"/>
+      </w:pPr>
+      <w:r>
+        <w:rPr>
+          <w:rFonts w:ascii="Arial" w:cs="Arial" w:eastAsia="Arial" w:hAnsi="Arial"/>
+          <w:b/>
+          <w:bCs/>
+        </w:rPr>
+        <w:t xml:space="preserve">Mỗi chiến dịch đặt 1 USD/ngày</w:t>
+      </w:r>
+      <w:r>
+        <w:rPr>
+          <w:rFonts w:ascii="Arial" w:cs="Arial" w:eastAsia="Arial" w:hAnsi="Arial"/>
+        </w:rPr>
+        <w:t xml:space="preserve"> (mức tối thiểu Amazon cho phép), nên </w:t>
+      </w:r>
+      <w:r>
+        <w:rPr>
+          <w:rFonts w:ascii="Arial" w:cs="Arial" w:eastAsia="Arial" w:hAnsi="Arial"/>
+          <w:b/>
+          <w:bCs/>
+        </w:rPr>
+        <w:t xml:space="preserve">không bao giờ tiêu quá ngân sách</w:t>
+      </w:r>
+      <w:r>
+        <w:rPr>
+          <w:rFonts w:ascii="Arial" w:cs="Arial" w:eastAsia="Arial" w:hAnsi="Arial"/>
+        </w:rPr>
+        <w:t xml:space="preserve">.</w:t>
+      </w:r>
+    </w:p>
+    <w:p>
+      <w:pPr>
+        <w:pStyle w:val="ListParagraph"/>
+        <w:numPr>
+          <w:ilvl w:val="0"/>
+          <w:numId w:val="2"/>
+        </w:numPr>
+        <w:spacing w:after="60"/>
+      </w:pPr>
+      <w:r>
+        <w:rPr>
+          <w:rFonts w:ascii="Arial" w:cs="Arial" w:eastAsia="Arial" w:hAnsi="Arial"/>
+          <w:b/>
+          <w:bCs/>
+        </w:rPr>
+        <w:t xml:space="preserve">Cùng lúc chạy tối đa 2 chiến dịch.</w:t>
+      </w:r>
+    </w:p>
+    <w:p>
+      <w:pPr>
+        <w:pStyle w:val="ListParagraph"/>
+        <w:numPr>
+          <w:ilvl w:val="0"/>
+          <w:numId w:val="2"/>
+        </w:numPr>
+        <w:spacing w:after="60"/>
+      </w:pPr>
+      <w:r>
+        <w:rPr>
+          <w:rFonts w:ascii="Arial" w:cs="Arial" w:eastAsia="Arial" w:hAnsi="Arial"/>
+          <w:b/>
+          <w:bCs/>
+        </w:rPr>
+        <w:t xml:space="preserve">Size nào sắp hết thì tắt quảng cáo size đó</w:t>
+      </w:r>
+      <w:r>
+        <w:rPr>
+          <w:rFonts w:ascii="Arial" w:cs="Arial" w:eastAsia="Arial" w:hAnsi="Arial"/>
+        </w:rPr>
+        <w:t xml:space="preserve">, không trả tiền để dẫn khách tới sản phẩm hết hàng.</w:t>
+      </w:r>
+    </w:p>
+    <w:p>
+      <w:pPr>
+        <w:pStyle w:val="ListParagraph"/>
+        <w:numPr>
+          <w:ilvl w:val="0"/>
+          <w:numId w:val="2"/>
+        </w:numPr>
+        <w:spacing w:after="60"/>
+      </w:pPr>
+      <w:r>
+        <w:rPr>
+          <w:rFonts w:ascii="Arial" w:cs="Arial" w:eastAsia="Arial" w:hAnsi="Arial"/>
+          <w:b/>
+          <w:bCs/>
+        </w:rPr>
+        <w:t xml:space="preserve">Giữ chi phí quảng cáo ≤ 30% doanh số từ quảng cáo.</w:t>
+      </w:r>
+      <w:r>
+        <w:rPr>
+          <w:rFonts w:ascii="Arial" w:cs="Arial" w:eastAsia="Arial" w:hAnsi="Arial"/>
+        </w:rPr>
+        <w:t xml:space="preserve"> Mức hòa vốn thấp nhất là 37%, nên vẫn có lãi.</w:t>
+      </w:r>
+    </w:p>
+    <w:p>
+      <w:pPr>
+        <w:spacing w:after="120"/>
+      </w:pPr>
+      <w:r>
+        <w:rPr>
+          <w:rFonts w:ascii="Arial" w:cs="Arial" w:eastAsia="Arial" w:hAnsi="Arial"/>
+          <w:b/>
+          <w:bCs/>
+        </w:rPr>
+        <w:t xml:space="preserve">6. Giảm giá: nhỏ, ngắn, có lý do</w:t>
+      </w:r>
+    </w:p>
+    <w:p>
+      <w:pPr>
+        <w:spacing w:after="120"/>
+      </w:pPr>
+      <w:r>
+        <w:rPr>
+          <w:rFonts w:ascii="Arial" w:cs="Arial" w:eastAsia="Arial" w:hAnsi="Arial"/>
+        </w:rPr>
+        <w:t xml:space="preserve">Nguyên tắc: </w:t>
+      </w:r>
+      <w:r>
+        <w:rPr>
+          <w:rFonts w:ascii="Arial" w:cs="Arial" w:eastAsia="Arial" w:hAnsi="Arial"/>
+          <w:b/>
+          <w:bCs/>
+        </w:rPr>
+        <w:t xml:space="preserve">không bao giờ gọi là "xả hàng"</w:t>
+      </w:r>
+      <w:r>
+        <w:rPr>
+          <w:rFonts w:ascii="Arial" w:cs="Arial" w:eastAsia="Arial" w:hAnsi="Arial"/>
+        </w:rPr>
+        <w:t xml:space="preserve">, mà gắn mỗi đợt giảm với một dịp.</w:t>
+      </w:r>
+    </w:p>
+    <w:tbl>
+      <w:tblPr>
+        <w:tblW w:type="dxa" w:w="9638"/>
+        <w:tblBorders>
+          <w:top w:val="single" w:color="auto" w:sz="4"/>
+          <w:left w:val="single" w:color="auto" w:sz="4"/>
+          <w:bottom w:val="single" w:color="auto" w:sz="4"/>
+          <w:right w:val="single" w:color="auto" w:sz="4"/>
+          <w:insideH w:val="single" w:color="auto" w:sz="4"/>
+          <w:insideV w:val="single" w:color="auto" w:sz="4"/>
+        </w:tblBorders>
+      </w:tblPr>
+      <w:tblGrid>
+        <w:gridCol w:w="5059"/>
+        <w:gridCol w:w="2650"/>
+        <w:gridCol w:w="1929"/>
+      </w:tblGrid>
+      <w:tr>
+        <w:trPr>
+          <w:tblHeader/>
+        </w:trPr>
+        <w:tc>
+          <w:tcPr>
+            <w:tcW w:type="dxa" w:w="5059"/>
+            <w:tcBorders>
+              <w:top w:val="single" w:color="BFBFBF" w:sz="4"/>
+              <w:left w:val="single" w:color="BFBFBF" w:sz="4"/>
+              <w:bottom w:val="single" w:color="BFBFBF" w:sz="4"/>
+              <w:right w:val="single" w:color="BFBFBF" w:sz="4"/>
+            </w:tcBorders>
+            <w:shd w:fill="EFE6DD" w:color="auto" w:val="clear"/>
+            <w:tcMar>
+              <w:top w:type="dxa" w:w="60"/>
+              <w:left w:type="dxa" w:w="90"/>
+              <w:bottom w:type="dxa" w:w="60"/>
+              <w:right w:type="dxa" w:w="90"/>
+            </w:tcMar>
+          </w:tcPr>
+          <w:p>
+            <w:r>
+              <w:rPr>
+                <w:rFonts w:ascii="Arial" w:cs="Arial" w:eastAsia="Arial" w:hAnsi="Arial"/>
+                <w:b/>
+                <w:bCs/>
+                <w:sz w:val="17"/>
+                <w:szCs w:val="17"/>
+              </w:rPr>
+              <w:t xml:space="preserve">Đợt coupon 10%</w:t>
+            </w:r>
+          </w:p>
+        </w:tc>
+        <w:tc>
+          <w:tcPr>
+            <w:tcW w:type="dxa" w:w="2650"/>
+            <w:tcBorders>
+              <w:top w:val="single" w:color="BFBFBF" w:sz="4"/>
+              <w:left w:val="single" w:color="BFBFBF" w:sz="4"/>
+              <w:bottom w:val="single" w:color="BFBFBF" w:sz="4"/>
+              <w:right w:val="single" w:color="BFBFBF" w:sz="4"/>
+            </w:tcBorders>
+            <w:shd w:fill="EFE6DD" w:color="auto" w:val="clear"/>
+            <w:tcMar>
+              <w:top w:type="dxa" w:w="60"/>
+              <w:left w:type="dxa" w:w="90"/>
+              <w:bottom w:type="dxa" w:w="60"/>
+              <w:right w:type="dxa" w:w="90"/>
+            </w:tcMar>
+          </w:tcPr>
+          <w:p>
+            <w:r>
+              <w:rPr>
+                <w:rFonts w:ascii="Arial" w:cs="Arial" w:eastAsia="Arial" w:hAnsi="Arial"/>
+                <w:b/>
+                <w:bCs/>
+                <w:sz w:val="17"/>
+                <w:szCs w:val="17"/>
+              </w:rPr>
+              <w:t xml:space="preserve">Thời gian</w:t>
+            </w:r>
+          </w:p>
+        </w:tc>
+        <w:tc>
+          <w:tcPr>
+            <w:tcW w:type="dxa" w:w="1929"/>
+            <w:tcBorders>
+              <w:top w:val="single" w:color="BFBFBF" w:sz="4"/>
+              <w:left w:val="single" w:color="BFBFBF" w:sz="4"/>
+              <w:bottom w:val="single" w:color="BFBFBF" w:sz="4"/>
+              <w:right w:val="single" w:color="BFBFBF" w:sz="4"/>
+            </w:tcBorders>
+            <w:shd w:fill="EFE6DD" w:color="auto" w:val="clear"/>
+            <w:tcMar>
+              <w:top w:type="dxa" w:w="60"/>
+              <w:left w:type="dxa" w:w="90"/>
+              <w:bottom w:type="dxa" w:w="60"/>
+              <w:right w:type="dxa" w:w="90"/>
+            </w:tcMar>
+          </w:tcPr>
+          <w:p>
+            <w:r>
+              <w:rPr>
+                <w:rFonts w:ascii="Arial" w:cs="Arial" w:eastAsia="Arial" w:hAnsi="Arial"/>
+                <w:b/>
+                <w:bCs/>
+                <w:sz w:val="17"/>
+                <w:szCs w:val="17"/>
+              </w:rPr>
+              <w:t xml:space="preserve">Sản phẩm</w:t>
+            </w:r>
+          </w:p>
+        </w:tc>
+      </w:tr>
+      <w:tr>
+        <w:tc>
+          <w:tcPr>
+            <w:tcW w:type="dxa" w:w="5059"/>
+            <w:tcBorders>
+              <w:top w:val="single" w:color="BFBFBF" w:sz="4"/>
+              <w:left w:val="single" w:color="BFBFBF" w:sz="4"/>
+              <w:bottom w:val="single" w:color="BFBFBF" w:sz="4"/>
+              <w:right w:val="single" w:color="BFBFBF" w:sz="4"/>
+            </w:tcBorders>
+            <w:tcMar>
+              <w:top w:type="dxa" w:w="60"/>
+              <w:left w:type="dxa" w:w="90"/>
+              <w:bottom w:type="dxa" w:w="60"/>
+              <w:right w:type="dxa" w:w="90"/>
+            </w:tcMar>
+          </w:tcPr>
+          <w:p>
+            <w:r>
+              <w:rPr>
+                <w:rFonts w:ascii="Arial" w:cs="Arial" w:eastAsia="Arial" w:hAnsi="Arial"/>
+                <w:sz w:val="17"/>
+                <w:szCs w:val="17"/>
+              </w:rPr>
+              <w:t xml:space="preserve">Holiday Party</w:t>
+            </w:r>
+          </w:p>
+        </w:tc>
+        <w:tc>
+          <w:tcPr>
+            <w:tcW w:type="dxa" w:w="2650"/>
+            <w:tcBorders>
+              <w:top w:val="single" w:color="BFBFBF" w:sz="4"/>
+              <w:left w:val="single" w:color="BFBFBF" w:sz="4"/>
+              <w:bottom w:val="single" w:color="BFBFBF" w:sz="4"/>
+              <w:right w:val="single" w:color="BFBFBF" w:sz="4"/>
+            </w:tcBorders>
+            <w:tcMar>
+              <w:top w:type="dxa" w:w="60"/>
+              <w:left w:type="dxa" w:w="90"/>
+              <w:bottom w:type="dxa" w:w="60"/>
+              <w:right w:type="dxa" w:w="90"/>
+            </w:tcMar>
+          </w:tcPr>
+          <w:p>
+            <w:r>
+              <w:rPr>
+                <w:rFonts w:ascii="Arial" w:cs="Arial" w:eastAsia="Arial" w:hAnsi="Arial"/>
+                <w:sz w:val="17"/>
+                <w:szCs w:val="17"/>
+              </w:rPr>
+              <w:t xml:space="preserve">01–20/12</w:t>
+            </w:r>
+          </w:p>
+        </w:tc>
+        <w:tc>
+          <w:tcPr>
+            <w:tcW w:type="dxa" w:w="1929"/>
+            <w:tcBorders>
+              <w:top w:val="single" w:color="BFBFBF" w:sz="4"/>
+              <w:left w:val="single" w:color="BFBFBF" w:sz="4"/>
+              <w:bottom w:val="single" w:color="BFBFBF" w:sz="4"/>
+              <w:right w:val="single" w:color="BFBFBF" w:sz="4"/>
+            </w:tcBorders>
+            <w:tcMar>
+              <w:top w:type="dxa" w:w="60"/>
+              <w:left w:type="dxa" w:w="90"/>
+              <w:bottom w:type="dxa" w:w="60"/>
+              <w:right w:type="dxa" w:w="90"/>
+            </w:tcMar>
+          </w:tcPr>
+          <w:p>
+            <w:r>
+              <w:rPr>
+                <w:rFonts w:ascii="Arial" w:cs="Arial" w:eastAsia="Arial" w:hAnsi="Arial"/>
+                <w:sz w:val="17"/>
+                <w:szCs w:val="17"/>
+              </w:rPr>
+              <w:t xml:space="preserve">SP3 đen</w:t>
+            </w:r>
+          </w:p>
+        </w:tc>
+      </w:tr>
+      <w:tr>
+        <w:tc>
+          <w:tcPr>
+            <w:tcW w:type="dxa" w:w="5059"/>
+            <w:tcBorders>
+              <w:top w:val="single" w:color="BFBFBF" w:sz="4"/>
+              <w:left w:val="single" w:color="BFBFBF" w:sz="4"/>
+              <w:bottom w:val="single" w:color="BFBFBF" w:sz="4"/>
+              <w:right w:val="single" w:color="BFBFBF" w:sz="4"/>
+            </w:tcBorders>
+            <w:tcMar>
+              <w:top w:type="dxa" w:w="60"/>
+              <w:left w:type="dxa" w:w="90"/>
+              <w:bottom w:type="dxa" w:w="60"/>
+              <w:right w:type="dxa" w:w="90"/>
+            </w:tcMar>
+          </w:tcPr>
+          <w:p>
+            <w:r>
+              <w:rPr>
+                <w:rFonts w:ascii="Arial" w:cs="Arial" w:eastAsia="Arial" w:hAnsi="Arial"/>
+                <w:sz w:val="17"/>
+                <w:szCs w:val="17"/>
+              </w:rPr>
+              <w:t xml:space="preserve">Winter Escape</w:t>
+            </w:r>
+          </w:p>
+        </w:tc>
+        <w:tc>
+          <w:tcPr>
+            <w:tcW w:type="dxa" w:w="2650"/>
+            <w:tcBorders>
+              <w:top w:val="single" w:color="BFBFBF" w:sz="4"/>
+              <w:left w:val="single" w:color="BFBFBF" w:sz="4"/>
+              <w:bottom w:val="single" w:color="BFBFBF" w:sz="4"/>
+              <w:right w:val="single" w:color="BFBFBF" w:sz="4"/>
+            </w:tcBorders>
+            <w:tcMar>
+              <w:top w:type="dxa" w:w="60"/>
+              <w:left w:type="dxa" w:w="90"/>
+              <w:bottom w:type="dxa" w:w="60"/>
+              <w:right w:type="dxa" w:w="90"/>
+            </w:tcMar>
+          </w:tcPr>
+          <w:p>
+            <w:r>
+              <w:rPr>
+                <w:rFonts w:ascii="Arial" w:cs="Arial" w:eastAsia="Arial" w:hAnsi="Arial"/>
+                <w:sz w:val="17"/>
+                <w:szCs w:val="17"/>
+              </w:rPr>
+              <w:t xml:space="preserve">05/01–05/02</w:t>
+            </w:r>
+          </w:p>
+        </w:tc>
+        <w:tc>
+          <w:tcPr>
+            <w:tcW w:type="dxa" w:w="1929"/>
+            <w:tcBorders>
+              <w:top w:val="single" w:color="BFBFBF" w:sz="4"/>
+              <w:left w:val="single" w:color="BFBFBF" w:sz="4"/>
+              <w:bottom w:val="single" w:color="BFBFBF" w:sz="4"/>
+              <w:right w:val="single" w:color="BFBFBF" w:sz="4"/>
+            </w:tcBorders>
+            <w:tcMar>
+              <w:top w:type="dxa" w:w="60"/>
+              <w:left w:type="dxa" w:w="90"/>
+              <w:bottom w:type="dxa" w:w="60"/>
+              <w:right w:type="dxa" w:w="90"/>
+            </w:tcMar>
+          </w:tcPr>
+          <w:p>
+            <w:r>
+              <w:rPr>
+                <w:rFonts w:ascii="Arial" w:cs="Arial" w:eastAsia="Arial" w:hAnsi="Arial"/>
+                <w:sz w:val="17"/>
+                <w:szCs w:val="17"/>
+              </w:rPr>
+              <w:t xml:space="preserve">SP1, SP2</w:t>
+            </w:r>
+          </w:p>
+        </w:tc>
+      </w:tr>
+      <w:tr>
+        <w:tc>
+          <w:tcPr>
+            <w:tcW w:type="dxa" w:w="5059"/>
+            <w:tcBorders>
+              <w:top w:val="single" w:color="BFBFBF" w:sz="4"/>
+              <w:left w:val="single" w:color="BFBFBF" w:sz="4"/>
+              <w:bottom w:val="single" w:color="BFBFBF" w:sz="4"/>
+              <w:right w:val="single" w:color="BFBFBF" w:sz="4"/>
+            </w:tcBorders>
+            <w:tcMar>
+              <w:top w:type="dxa" w:w="60"/>
+              <w:left w:type="dxa" w:w="90"/>
+              <w:bottom w:type="dxa" w:w="60"/>
+              <w:right w:type="dxa" w:w="90"/>
+            </w:tcMar>
+          </w:tcPr>
+          <w:p>
+            <w:r>
+              <w:rPr>
+                <w:rFonts w:ascii="Arial" w:cs="Arial" w:eastAsia="Arial" w:hAnsi="Arial"/>
+                <w:sz w:val="17"/>
+                <w:szCs w:val="17"/>
+              </w:rPr>
+              <w:t xml:space="preserve">Pink Edit – Valentine</w:t>
+            </w:r>
+          </w:p>
+        </w:tc>
+        <w:tc>
+          <w:tcPr>
+            <w:tcW w:type="dxa" w:w="2650"/>
+            <w:tcBorders>
+              <w:top w:val="single" w:color="BFBFBF" w:sz="4"/>
+              <w:left w:val="single" w:color="BFBFBF" w:sz="4"/>
+              <w:bottom w:val="single" w:color="BFBFBF" w:sz="4"/>
+              <w:right w:val="single" w:color="BFBFBF" w:sz="4"/>
+            </w:tcBorders>
+            <w:tcMar>
+              <w:top w:type="dxa" w:w="60"/>
+              <w:left w:type="dxa" w:w="90"/>
+              <w:bottom w:type="dxa" w:w="60"/>
+              <w:right w:type="dxa" w:w="90"/>
+            </w:tcMar>
+          </w:tcPr>
+          <w:p>
+            <w:r>
+              <w:rPr>
+                <w:rFonts w:ascii="Arial" w:cs="Arial" w:eastAsia="Arial" w:hAnsi="Arial"/>
+                <w:sz w:val="17"/>
+                <w:szCs w:val="17"/>
+              </w:rPr>
+              <w:t xml:space="preserve">01–14/02</w:t>
+            </w:r>
+          </w:p>
+        </w:tc>
+        <w:tc>
+          <w:tcPr>
+            <w:tcW w:type="dxa" w:w="1929"/>
+            <w:tcBorders>
+              <w:top w:val="single" w:color="BFBFBF" w:sz="4"/>
+              <w:left w:val="single" w:color="BFBFBF" w:sz="4"/>
+              <w:bottom w:val="single" w:color="BFBFBF" w:sz="4"/>
+              <w:right w:val="single" w:color="BFBFBF" w:sz="4"/>
+            </w:tcBorders>
+            <w:tcMar>
+              <w:top w:type="dxa" w:w="60"/>
+              <w:left w:type="dxa" w:w="90"/>
+              <w:bottom w:type="dxa" w:w="60"/>
+              <w:right w:type="dxa" w:w="90"/>
+            </w:tcMar>
+          </w:tcPr>
+          <w:p>
+            <w:r>
+              <w:rPr>
+                <w:rFonts w:ascii="Arial" w:cs="Arial" w:eastAsia="Arial" w:hAnsi="Arial"/>
+                <w:sz w:val="17"/>
+                <w:szCs w:val="17"/>
+              </w:rPr>
+              <w:t xml:space="preserve">SP3 hồng</w:t>
+            </w:r>
+          </w:p>
+        </w:tc>
+      </w:tr>
+      <w:tr>
+        <w:tc>
+          <w:tcPr>
+            <w:tcW w:type="dxa" w:w="5059"/>
+            <w:tcBorders>
+              <w:top w:val="single" w:color="BFBFBF" w:sz="4"/>
+              <w:left w:val="single" w:color="BFBFBF" w:sz="4"/>
+              <w:bottom w:val="single" w:color="BFBFBF" w:sz="4"/>
+              <w:right w:val="single" w:color="BFBFBF" w:sz="4"/>
+            </w:tcBorders>
+            <w:tcMar>
+              <w:top w:type="dxa" w:w="60"/>
+              <w:left w:type="dxa" w:w="90"/>
+              <w:bottom w:type="dxa" w:w="60"/>
+              <w:right w:type="dxa" w:w="90"/>
+            </w:tcMar>
+          </w:tcPr>
+          <w:p>
+            <w:r>
+              <w:rPr>
+                <w:rFonts w:ascii="Arial" w:cs="Arial" w:eastAsia="Arial" w:hAnsi="Arial"/>
+                <w:sz w:val="17"/>
+                <w:szCs w:val="17"/>
+              </w:rPr>
+              <w:t xml:space="preserve">Pink Edit – Phục sinh</w:t>
+            </w:r>
+          </w:p>
+        </w:tc>
+        <w:tc>
+          <w:tcPr>
+            <w:tcW w:type="dxa" w:w="2650"/>
+            <w:tcBorders>
+              <w:top w:val="single" w:color="BFBFBF" w:sz="4"/>
+              <w:left w:val="single" w:color="BFBFBF" w:sz="4"/>
+              <w:bottom w:val="single" w:color="BFBFBF" w:sz="4"/>
+              <w:right w:val="single" w:color="BFBFBF" w:sz="4"/>
+            </w:tcBorders>
+            <w:tcMar>
+              <w:top w:type="dxa" w:w="60"/>
+              <w:left w:type="dxa" w:w="90"/>
+              <w:bottom w:type="dxa" w:w="60"/>
+              <w:right w:type="dxa" w:w="90"/>
+            </w:tcMar>
+          </w:tcPr>
+          <w:p>
+            <w:r>
+              <w:rPr>
+                <w:rFonts w:ascii="Arial" w:cs="Arial" w:eastAsia="Arial" w:hAnsi="Arial"/>
+                <w:sz w:val="17"/>
+                <w:szCs w:val="17"/>
+              </w:rPr>
+              <w:t xml:space="preserve">15–28/03</w:t>
+            </w:r>
+          </w:p>
+        </w:tc>
+        <w:tc>
+          <w:tcPr>
+            <w:tcW w:type="dxa" w:w="1929"/>
+            <w:tcBorders>
+              <w:top w:val="single" w:color="BFBFBF" w:sz="4"/>
+              <w:left w:val="single" w:color="BFBFBF" w:sz="4"/>
+              <w:bottom w:val="single" w:color="BFBFBF" w:sz="4"/>
+              <w:right w:val="single" w:color="BFBFBF" w:sz="4"/>
+            </w:tcBorders>
+            <w:tcMar>
+              <w:top w:type="dxa" w:w="60"/>
+              <w:left w:type="dxa" w:w="90"/>
+              <w:bottom w:type="dxa" w:w="60"/>
+              <w:right w:type="dxa" w:w="90"/>
+            </w:tcMar>
+          </w:tcPr>
+          <w:p>
+            <w:r>
+              <w:rPr>
+                <w:rFonts w:ascii="Arial" w:cs="Arial" w:eastAsia="Arial" w:hAnsi="Arial"/>
+                <w:sz w:val="17"/>
+                <w:szCs w:val="17"/>
+              </w:rPr>
+              <w:t xml:space="preserve">SP3 hồng</w:t>
+            </w:r>
+          </w:p>
+        </w:tc>
+      </w:tr>
+    </w:tbl>
+    <w:p>
+      <w:pPr>
+        <w:spacing w:after="120"/>
+      </w:pPr>
+    </w:p>
+    <w:p>
+      <w:pPr>
+        <w:pStyle w:val="ListParagraph"/>
+        <w:numPr>
+          <w:ilvl w:val="0"/>
+          <w:numId w:val="2"/>
+        </w:numPr>
+        <w:spacing w:after="60"/>
+      </w:pPr>
+      <w:r>
+        <w:rPr>
+          <w:rFonts w:ascii="Arial" w:cs="Arial" w:eastAsia="Arial" w:hAnsi="Arial"/>
+          <w:b/>
+          <w:bCs/>
+        </w:rPr>
+        <w:t xml:space="preserve">Bán theo bộ:</w:t>
+      </w:r>
+      <w:r>
+        <w:rPr>
+          <w:rFonts w:ascii="Arial" w:cs="Arial" w:eastAsia="Arial" w:hAnsi="Arial"/>
+        </w:rPr>
+        <w:t xml:space="preserve"> mua 2 món giảm 10%, ví dụ SP1 + SP2 thành "bộ đồ du lịch".</w:t>
+      </w:r>
+    </w:p>
+    <w:p>
+      <w:pPr>
+        <w:pStyle w:val="ListParagraph"/>
+        <w:numPr>
+          <w:ilvl w:val="0"/>
+          <w:numId w:val="2"/>
+        </w:numPr>
+        <w:spacing w:after="60"/>
+      </w:pPr>
+      <w:r>
+        <w:rPr>
+          <w:rFonts w:ascii="Arial" w:cs="Arial" w:eastAsia="Arial" w:hAnsi="Arial"/>
+          <w:b/>
+          <w:bCs/>
+        </w:rPr>
+        <w:t xml:space="preserve">Không dùng:</w:t>
+      </w:r>
+      <w:r>
+        <w:rPr>
+          <w:rFonts w:ascii="Arial" w:cs="Arial" w:eastAsia="Arial" w:hAnsi="Arial"/>
+        </w:rPr>
+        <w:t xml:space="preserve"> Prime Exclusive Discount (100 USD mỗi đợt, bằng 1/4 tổng ngân sách), Lightning Deal (70 USD/ngày), giảm giá trên 15%.</w:t>
+      </w:r>
+    </w:p>
+    <w:p>
+      <w:pPr>
+        <w:pStyle w:val="ListParagraph"/>
+        <w:numPr>
+          <w:ilvl w:val="0"/>
+          <w:numId w:val="2"/>
+        </w:numPr>
+        <w:spacing w:after="60"/>
+      </w:pPr>
+      <w:r>
+        <w:rPr>
+          <w:rFonts w:ascii="Arial" w:cs="Arial" w:eastAsia="Arial" w:hAnsi="Arial"/>
+          <w:b/>
+          <w:bCs/>
+        </w:rPr>
+        <w:t xml:space="preserve">Chi phí coupon có 2 phần khác nhau:</w:t>
+      </w:r>
+      <w:r>
+        <w:rPr>
+          <w:rFonts w:ascii="Arial" w:cs="Arial" w:eastAsia="Arial" w:hAnsi="Arial"/>
+        </w:rPr>
+        <w:t xml:space="preserve"> phí trả Amazon (khoảng 51 USD) trừ vào ngân sách 400 USD; tiền giảm cho khách (khoảng 136 USD) làm doanh thu thấp đi, không trừ vào ngân sách.</w:t>
+      </w:r>
+    </w:p>
+    <w:p>
+      <w:pPr>
+        <w:spacing w:after="120"/>
+      </w:pPr>
+      <w:r>
+        <w:rPr>
+          <w:rFonts w:ascii="Arial" w:cs="Arial" w:eastAsia="Arial" w:hAnsi="Arial"/>
+          <w:b/>
+          <w:bCs/>
+        </w:rPr>
+        <w:t xml:space="preserve">7. Công cụ Amazon: dùng gì, bỏ gì</w:t>
+      </w:r>
+    </w:p>
+    <w:tbl>
+      <w:tblPr>
+        <w:tblW w:type="dxa" w:w="9638"/>
+        <w:tblBorders>
+          <w:top w:val="single" w:color="auto" w:sz="4"/>
+          <w:left w:val="single" w:color="auto" w:sz="4"/>
+          <w:bottom w:val="single" w:color="auto" w:sz="4"/>
+          <w:right w:val="single" w:color="auto" w:sz="4"/>
+          <w:insideH w:val="single" w:color="auto" w:sz="4"/>
+          <w:insideV w:val="single" w:color="auto" w:sz="4"/>
+        </w:tblBorders>
+      </w:tblPr>
+      <w:tblGrid>
+        <w:gridCol w:w="2216"/>
+        <w:gridCol w:w="1638"/>
+        <w:gridCol w:w="5784"/>
+      </w:tblGrid>
+      <w:tr>
+        <w:trPr>
+          <w:tblHeader/>
+        </w:trPr>
+        <w:tc>
+          <w:tcPr>
+            <w:tcW w:type="dxa" w:w="2216"/>
+            <w:tcBorders>
+              <w:top w:val="single" w:color="BFBFBF" w:sz="4"/>
+              <w:left w:val="single" w:color="BFBFBF" w:sz="4"/>
+              <w:bottom w:val="single" w:color="BFBFBF" w:sz="4"/>
+              <w:right w:val="single" w:color="BFBFBF" w:sz="4"/>
+            </w:tcBorders>
+            <w:shd w:fill="EFE6DD" w:color="auto" w:val="clear"/>
+            <w:tcMar>
+              <w:top w:type="dxa" w:w="60"/>
+              <w:left w:type="dxa" w:w="90"/>
+              <w:bottom w:type="dxa" w:w="60"/>
+              <w:right w:type="dxa" w:w="90"/>
+            </w:tcMar>
+          </w:tcPr>
+          <w:p>
+            <w:r>
+              <w:rPr>
+                <w:rFonts w:ascii="Arial" w:cs="Arial" w:eastAsia="Arial" w:hAnsi="Arial"/>
+                <w:b/>
+                <w:bCs/>
+                <w:sz w:val="17"/>
+                <w:szCs w:val="17"/>
+              </w:rPr>
+              <w:t xml:space="preserve">Công cụ</w:t>
+            </w:r>
+          </w:p>
+        </w:tc>
+        <w:tc>
+          <w:tcPr>
+            <w:tcW w:type="dxa" w:w="1638"/>
+            <w:tcBorders>
+              <w:top w:val="single" w:color="BFBFBF" w:sz="4"/>
+              <w:left w:val="single" w:color="BFBFBF" w:sz="4"/>
+              <w:bottom w:val="single" w:color="BFBFBF" w:sz="4"/>
+              <w:right w:val="single" w:color="BFBFBF" w:sz="4"/>
+            </w:tcBorders>
+            <w:shd w:fill="EFE6DD" w:color="auto" w:val="clear"/>
+            <w:tcMar>
+              <w:top w:type="dxa" w:w="60"/>
+              <w:left w:type="dxa" w:w="90"/>
+              <w:bottom w:type="dxa" w:w="60"/>
+              <w:right w:type="dxa" w:w="90"/>
+            </w:tcMar>
+          </w:tcPr>
+          <w:p>
+            <w:r>
+              <w:rPr>
+                <w:rFonts w:ascii="Arial" w:cs="Arial" w:eastAsia="Arial" w:hAnsi="Arial"/>
+                <w:b/>
+                <w:bCs/>
+                <w:sz w:val="17"/>
+                <w:szCs w:val="17"/>
+              </w:rPr>
+              <w:t xml:space="preserve">Quyết định</w:t>
+            </w:r>
+          </w:p>
+        </w:tc>
+        <w:tc>
+          <w:tcPr>
+            <w:tcW w:type="dxa" w:w="5784"/>
+            <w:tcBorders>
+              <w:top w:val="single" w:color="BFBFBF" w:sz="4"/>
+              <w:left w:val="single" w:color="BFBFBF" w:sz="4"/>
+              <w:bottom w:val="single" w:color="BFBFBF" w:sz="4"/>
+              <w:right w:val="single" w:color="BFBFBF" w:sz="4"/>
+            </w:tcBorders>
+            <w:shd w:fill="EFE6DD" w:color="auto" w:val="clear"/>
+            <w:tcMar>
+              <w:top w:type="dxa" w:w="60"/>
+              <w:left w:type="dxa" w:w="90"/>
+              <w:bottom w:type="dxa" w:w="60"/>
+              <w:right w:type="dxa" w:w="90"/>
+            </w:tcMar>
+          </w:tcPr>
+          <w:p>
+            <w:r>
+              <w:rPr>
+                <w:rFonts w:ascii="Arial" w:cs="Arial" w:eastAsia="Arial" w:hAnsi="Arial"/>
+                <w:b/>
+                <w:bCs/>
+                <w:sz w:val="17"/>
+                <w:szCs w:val="17"/>
+              </w:rPr>
+              <w:t xml:space="preserve">Lý do</w:t>
+            </w:r>
+          </w:p>
+        </w:tc>
+      </w:tr>
+      <w:tr>
+        <w:tc>
+          <w:tcPr>
+            <w:tcW w:type="dxa" w:w="2216"/>
+            <w:tcBorders>
+              <w:top w:val="single" w:color="BFBFBF" w:sz="4"/>
+              <w:left w:val="single" w:color="BFBFBF" w:sz="4"/>
+              <w:bottom w:val="single" w:color="BFBFBF" w:sz="4"/>
+              <w:right w:val="single" w:color="BFBFBF" w:sz="4"/>
+            </w:tcBorders>
+            <w:tcMar>
+              <w:top w:type="dxa" w:w="60"/>
+              <w:left w:type="dxa" w:w="90"/>
+              <w:bottom w:type="dxa" w:w="60"/>
+              <w:right w:type="dxa" w:w="90"/>
+            </w:tcMar>
+          </w:tcPr>
+          <w:p>
+            <w:r>
+              <w:rPr>
+                <w:rFonts w:ascii="Arial" w:cs="Arial" w:eastAsia="Arial" w:hAnsi="Arial"/>
+                <w:sz w:val="17"/>
+                <w:szCs w:val="17"/>
+              </w:rPr>
+              <w:t xml:space="preserve">A+ Content, Brand Store</w:t>
+            </w:r>
+          </w:p>
+        </w:tc>
+        <w:tc>
+          <w:tcPr>
+            <w:tcW w:type="dxa" w:w="1638"/>
+            <w:tcBorders>
+              <w:top w:val="single" w:color="BFBFBF" w:sz="4"/>
+              <w:left w:val="single" w:color="BFBFBF" w:sz="4"/>
+              <w:bottom w:val="single" w:color="BFBFBF" w:sz="4"/>
+              <w:right w:val="single" w:color="BFBFBF" w:sz="4"/>
+            </w:tcBorders>
+            <w:tcMar>
+              <w:top w:type="dxa" w:w="60"/>
+              <w:left w:type="dxa" w:w="90"/>
+              <w:bottom w:type="dxa" w:w="60"/>
+              <w:right w:type="dxa" w:w="90"/>
+            </w:tcMar>
+          </w:tcPr>
+          <w:p>
+            <w:r>
+              <w:rPr>
+                <w:rFonts w:ascii="Arial" w:cs="Arial" w:eastAsia="Arial" w:hAnsi="Arial"/>
+                <w:sz w:val="17"/>
+                <w:szCs w:val="17"/>
+              </w:rPr>
+              <w:t xml:space="preserve">✅ Dùng</w:t>
+            </w:r>
+          </w:p>
+        </w:tc>
+        <w:tc>
+          <w:tcPr>
+            <w:tcW w:type="dxa" w:w="5784"/>
+            <w:tcBorders>
+              <w:top w:val="single" w:color="BFBFBF" w:sz="4"/>
+              <w:left w:val="single" w:color="BFBFBF" w:sz="4"/>
+              <w:bottom w:val="single" w:color="BFBFBF" w:sz="4"/>
+              <w:right w:val="single" w:color="BFBFBF" w:sz="4"/>
+            </w:tcBorders>
+            <w:tcMar>
+              <w:top w:type="dxa" w:w="60"/>
+              <w:left w:type="dxa" w:w="90"/>
+              <w:bottom w:type="dxa" w:w="60"/>
+              <w:right w:type="dxa" w:w="90"/>
+            </w:tcMar>
+          </w:tcPr>
+          <w:p>
+            <w:r>
+              <w:rPr>
+                <w:rFonts w:ascii="Arial" w:cs="Arial" w:eastAsia="Arial" w:hAnsi="Arial"/>
+                <w:sz w:val="17"/>
+                <w:szCs w:val="17"/>
+              </w:rPr>
+              <w:t xml:space="preserve">Miễn phí, SIXDO đã có Brand Store</w:t>
+            </w:r>
+          </w:p>
+        </w:tc>
+      </w:tr>
+      <w:tr>
+        <w:tc>
+          <w:tcPr>
+            <w:tcW w:type="dxa" w:w="2216"/>
+            <w:tcBorders>
+              <w:top w:val="single" w:color="BFBFBF" w:sz="4"/>
+              <w:left w:val="single" w:color="BFBFBF" w:sz="4"/>
+              <w:bottom w:val="single" w:color="BFBFBF" w:sz="4"/>
+              <w:right w:val="single" w:color="BFBFBF" w:sz="4"/>
+            </w:tcBorders>
+            <w:tcMar>
+              <w:top w:type="dxa" w:w="60"/>
+              <w:left w:type="dxa" w:w="90"/>
+              <w:bottom w:type="dxa" w:w="60"/>
+              <w:right w:type="dxa" w:w="90"/>
+            </w:tcMar>
+          </w:tcPr>
+          <w:p>
+            <w:r>
+              <w:rPr>
+                <w:rFonts w:ascii="Arial" w:cs="Arial" w:eastAsia="Arial" w:hAnsi="Arial"/>
+                <w:sz w:val="17"/>
+                <w:szCs w:val="17"/>
+              </w:rPr>
+              <w:t xml:space="preserve">Amazon Posts</w:t>
+            </w:r>
+          </w:p>
+        </w:tc>
+        <w:tc>
+          <w:tcPr>
+            <w:tcW w:type="dxa" w:w="1638"/>
+            <w:tcBorders>
+              <w:top w:val="single" w:color="BFBFBF" w:sz="4"/>
+              <w:left w:val="single" w:color="BFBFBF" w:sz="4"/>
+              <w:bottom w:val="single" w:color="BFBFBF" w:sz="4"/>
+              <w:right w:val="single" w:color="BFBFBF" w:sz="4"/>
+            </w:tcBorders>
+            <w:tcMar>
+              <w:top w:type="dxa" w:w="60"/>
+              <w:left w:type="dxa" w:w="90"/>
+              <w:bottom w:type="dxa" w:w="60"/>
+              <w:right w:type="dxa" w:w="90"/>
+            </w:tcMar>
+          </w:tcPr>
+          <w:p>
+            <w:r>
+              <w:rPr>
+                <w:rFonts w:ascii="Arial" w:cs="Arial" w:eastAsia="Arial" w:hAnsi="Arial"/>
+                <w:sz w:val="17"/>
+                <w:szCs w:val="17"/>
+              </w:rPr>
+              <w:t xml:space="preserve">❌ Bỏ</w:t>
+            </w:r>
+          </w:p>
+        </w:tc>
+        <w:tc>
+          <w:tcPr>
+            <w:tcW w:type="dxa" w:w="5784"/>
+            <w:tcBorders>
+              <w:top w:val="single" w:color="BFBFBF" w:sz="4"/>
+              <w:left w:val="single" w:color="BFBFBF" w:sz="4"/>
+              <w:bottom w:val="single" w:color="BFBFBF" w:sz="4"/>
+              <w:right w:val="single" w:color="BFBFBF" w:sz="4"/>
+            </w:tcBorders>
+            <w:tcMar>
+              <w:top w:type="dxa" w:w="60"/>
+              <w:left w:type="dxa" w:w="90"/>
+              <w:bottom w:type="dxa" w:w="60"/>
+              <w:right w:type="dxa" w:w="90"/>
+            </w:tcMar>
+          </w:tcPr>
+          <w:p>
+            <w:r>
+              <w:rPr>
+                <w:rFonts w:ascii="Arial" w:cs="Arial" w:eastAsia="Arial" w:hAnsi="Arial"/>
+                <w:sz w:val="17"/>
+                <w:szCs w:val="17"/>
+              </w:rPr>
+              <w:t xml:space="preserve">Amazon đã ngừng từ 07/2025</w:t>
+            </w:r>
+          </w:p>
+        </w:tc>
+      </w:tr>
+      <w:tr>
+        <w:tc>
+          <w:tcPr>
+            <w:tcW w:type="dxa" w:w="2216"/>
+            <w:tcBorders>
+              <w:top w:val="single" w:color="BFBFBF" w:sz="4"/>
+              <w:left w:val="single" w:color="BFBFBF" w:sz="4"/>
+              <w:bottom w:val="single" w:color="BFBFBF" w:sz="4"/>
+              <w:right w:val="single" w:color="BFBFBF" w:sz="4"/>
+            </w:tcBorders>
+            <w:tcMar>
+              <w:top w:type="dxa" w:w="60"/>
+              <w:left w:type="dxa" w:w="90"/>
+              <w:bottom w:type="dxa" w:w="60"/>
+              <w:right w:type="dxa" w:w="90"/>
+            </w:tcMar>
+          </w:tcPr>
+          <w:p>
+            <w:r>
+              <w:rPr>
+                <w:rFonts w:ascii="Arial" w:cs="Arial" w:eastAsia="Arial" w:hAnsi="Arial"/>
+                <w:sz w:val="17"/>
+                <w:szCs w:val="17"/>
+              </w:rPr>
+              <w:t xml:space="preserve">A/B test của Amazon</w:t>
+            </w:r>
+          </w:p>
+        </w:tc>
+        <w:tc>
+          <w:tcPr>
+            <w:tcW w:type="dxa" w:w="1638"/>
+            <w:tcBorders>
+              <w:top w:val="single" w:color="BFBFBF" w:sz="4"/>
+              <w:left w:val="single" w:color="BFBFBF" w:sz="4"/>
+              <w:bottom w:val="single" w:color="BFBFBF" w:sz="4"/>
+              <w:right w:val="single" w:color="BFBFBF" w:sz="4"/>
+            </w:tcBorders>
+            <w:tcMar>
+              <w:top w:type="dxa" w:w="60"/>
+              <w:left w:type="dxa" w:w="90"/>
+              <w:bottom w:type="dxa" w:w="60"/>
+              <w:right w:type="dxa" w:w="90"/>
+            </w:tcMar>
+          </w:tcPr>
+          <w:p>
+            <w:r>
+              <w:rPr>
+                <w:rFonts w:ascii="Arial" w:cs="Arial" w:eastAsia="Arial" w:hAnsi="Arial"/>
+                <w:sz w:val="17"/>
+                <w:szCs w:val="17"/>
+              </w:rPr>
+              <w:t xml:space="preserve">❌ Không trông vào</w:t>
+            </w:r>
+          </w:p>
+        </w:tc>
+        <w:tc>
+          <w:tcPr>
+            <w:tcW w:type="dxa" w:w="5784"/>
+            <w:tcBorders>
+              <w:top w:val="single" w:color="BFBFBF" w:sz="4"/>
+              <w:left w:val="single" w:color="BFBFBF" w:sz="4"/>
+              <w:bottom w:val="single" w:color="BFBFBF" w:sz="4"/>
+              <w:right w:val="single" w:color="BFBFBF" w:sz="4"/>
+            </w:tcBorders>
+            <w:tcMar>
+              <w:top w:type="dxa" w:w="60"/>
+              <w:left w:type="dxa" w:w="90"/>
+              <w:bottom w:type="dxa" w:w="60"/>
+              <w:right w:type="dxa" w:w="90"/>
+            </w:tcMar>
+          </w:tcPr>
+          <w:p>
+            <w:r>
+              <w:rPr>
+                <w:rFonts w:ascii="Arial" w:cs="Arial" w:eastAsia="Arial" w:hAnsi="Arial"/>
+                <w:sz w:val="17"/>
+                <w:szCs w:val="17"/>
+              </w:rPr>
+              <w:t xml:space="preserve">Chỉ mở cho listing nhiều traffic. Thay bằng so sánh số liệu trước/sau khi đổi ảnh</w:t>
+            </w:r>
+          </w:p>
+        </w:tc>
+      </w:tr>
+      <w:tr>
+        <w:tc>
+          <w:tcPr>
+            <w:tcW w:type="dxa" w:w="2216"/>
+            <w:tcBorders>
+              <w:top w:val="single" w:color="BFBFBF" w:sz="4"/>
+              <w:left w:val="single" w:color="BFBFBF" w:sz="4"/>
+              <w:bottom w:val="single" w:color="BFBFBF" w:sz="4"/>
+              <w:right w:val="single" w:color="BFBFBF" w:sz="4"/>
+            </w:tcBorders>
+            <w:tcMar>
+              <w:top w:type="dxa" w:w="60"/>
+              <w:left w:type="dxa" w:w="90"/>
+              <w:bottom w:type="dxa" w:w="60"/>
+              <w:right w:type="dxa" w:w="90"/>
+            </w:tcMar>
+          </w:tcPr>
+          <w:p>
+            <w:r>
+              <w:rPr>
+                <w:rFonts w:ascii="Arial" w:cs="Arial" w:eastAsia="Arial" w:hAnsi="Arial"/>
+                <w:sz w:val="17"/>
+                <w:szCs w:val="17"/>
+              </w:rPr>
+              <w:t xml:space="preserve">Amazon Attribution</w:t>
+            </w:r>
+          </w:p>
+        </w:tc>
+        <w:tc>
+          <w:tcPr>
+            <w:tcW w:type="dxa" w:w="1638"/>
+            <w:tcBorders>
+              <w:top w:val="single" w:color="BFBFBF" w:sz="4"/>
+              <w:left w:val="single" w:color="BFBFBF" w:sz="4"/>
+              <w:bottom w:val="single" w:color="BFBFBF" w:sz="4"/>
+              <w:right w:val="single" w:color="BFBFBF" w:sz="4"/>
+            </w:tcBorders>
+            <w:tcMar>
+              <w:top w:type="dxa" w:w="60"/>
+              <w:left w:type="dxa" w:w="90"/>
+              <w:bottom w:type="dxa" w:w="60"/>
+              <w:right w:type="dxa" w:w="90"/>
+            </w:tcMar>
+          </w:tcPr>
+          <w:p>
+            <w:r>
+              <w:rPr>
+                <w:rFonts w:ascii="Arial" w:cs="Arial" w:eastAsia="Arial" w:hAnsi="Arial"/>
+                <w:sz w:val="17"/>
+                <w:szCs w:val="17"/>
+              </w:rPr>
+              <w:t xml:space="preserve">✅ Dùng</w:t>
+            </w:r>
+          </w:p>
+        </w:tc>
+        <w:tc>
+          <w:tcPr>
+            <w:tcW w:type="dxa" w:w="5784"/>
+            <w:tcBorders>
+              <w:top w:val="single" w:color="BFBFBF" w:sz="4"/>
+              <w:left w:val="single" w:color="BFBFBF" w:sz="4"/>
+              <w:bottom w:val="single" w:color="BFBFBF" w:sz="4"/>
+              <w:right w:val="single" w:color="BFBFBF" w:sz="4"/>
+            </w:tcBorders>
+            <w:tcMar>
+              <w:top w:type="dxa" w:w="60"/>
+              <w:left w:type="dxa" w:w="90"/>
+              <w:bottom w:type="dxa" w:w="60"/>
+              <w:right w:type="dxa" w:w="90"/>
+            </w:tcMar>
+          </w:tcPr>
+          <w:p>
+            <w:r>
+              <w:rPr>
+                <w:rFonts w:ascii="Arial" w:cs="Arial" w:eastAsia="Arial" w:hAnsi="Arial"/>
+                <w:sz w:val="17"/>
+                <w:szCs w:val="17"/>
+              </w:rPr>
+              <w:t xml:space="preserve">Công cụ đo xem khách từ Instagram có mua hay không</w:t>
+            </w:r>
+          </w:p>
+        </w:tc>
+      </w:tr>
+      <w:tr>
+        <w:tc>
+          <w:tcPr>
+            <w:tcW w:type="dxa" w:w="2216"/>
+            <w:tcBorders>
+              <w:top w:val="single" w:color="BFBFBF" w:sz="4"/>
+              <w:left w:val="single" w:color="BFBFBF" w:sz="4"/>
+              <w:bottom w:val="single" w:color="BFBFBF" w:sz="4"/>
+              <w:right w:val="single" w:color="BFBFBF" w:sz="4"/>
+            </w:tcBorders>
+            <w:tcMar>
+              <w:top w:type="dxa" w:w="60"/>
+              <w:left w:type="dxa" w:w="90"/>
+              <w:bottom w:type="dxa" w:w="60"/>
+              <w:right w:type="dxa" w:w="90"/>
+            </w:tcMar>
+          </w:tcPr>
+          <w:p>
+            <w:r>
+              <w:rPr>
+                <w:rFonts w:ascii="Arial" w:cs="Arial" w:eastAsia="Arial" w:hAnsi="Arial"/>
+                <w:sz w:val="17"/>
+                <w:szCs w:val="17"/>
+              </w:rPr>
+              <w:t xml:space="preserve">Brand Referral Bonus</w:t>
+            </w:r>
+          </w:p>
+        </w:tc>
+        <w:tc>
+          <w:tcPr>
+            <w:tcW w:type="dxa" w:w="1638"/>
+            <w:tcBorders>
+              <w:top w:val="single" w:color="BFBFBF" w:sz="4"/>
+              <w:left w:val="single" w:color="BFBFBF" w:sz="4"/>
+              <w:bottom w:val="single" w:color="BFBFBF" w:sz="4"/>
+              <w:right w:val="single" w:color="BFBFBF" w:sz="4"/>
+            </w:tcBorders>
+            <w:tcMar>
+              <w:top w:type="dxa" w:w="60"/>
+              <w:left w:type="dxa" w:w="90"/>
+              <w:bottom w:type="dxa" w:w="60"/>
+              <w:right w:type="dxa" w:w="90"/>
+            </w:tcMar>
+          </w:tcPr>
+          <w:p>
+            <w:r>
+              <w:rPr>
+                <w:rFonts w:ascii="Arial" w:cs="Arial" w:eastAsia="Arial" w:hAnsi="Arial"/>
+                <w:sz w:val="17"/>
+                <w:szCs w:val="17"/>
+              </w:rPr>
+              <w:t xml:space="preserve">✅ Đăng ký</w:t>
+            </w:r>
+          </w:p>
+        </w:tc>
+        <w:tc>
+          <w:tcPr>
+            <w:tcW w:type="dxa" w:w="5784"/>
+            <w:tcBorders>
+              <w:top w:val="single" w:color="BFBFBF" w:sz="4"/>
+              <w:left w:val="single" w:color="BFBFBF" w:sz="4"/>
+              <w:bottom w:val="single" w:color="BFBFBF" w:sz="4"/>
+              <w:right w:val="single" w:color="BFBFBF" w:sz="4"/>
+            </w:tcBorders>
+            <w:tcMar>
+              <w:top w:type="dxa" w:w="60"/>
+              <w:left w:type="dxa" w:w="90"/>
+              <w:bottom w:type="dxa" w:w="60"/>
+              <w:right w:type="dxa" w:w="90"/>
+            </w:tcMar>
+          </w:tcPr>
+          <w:p>
+            <w:r>
+              <w:rPr>
+                <w:rFonts w:ascii="Arial" w:cs="Arial" w:eastAsia="Arial" w:hAnsi="Arial"/>
+                <w:sz w:val="17"/>
+                <w:szCs w:val="17"/>
+              </w:rPr>
+              <w:t xml:space="preserve">Amazon hoàn khoảng 10% doanh số đến từ ngoài Amazon. Chỉ coi là phần thưởng thêm, không đưa vào dự báo</w:t>
+            </w:r>
+          </w:p>
+        </w:tc>
+      </w:tr>
+    </w:tbl>
+    <w:p>
+      <w:pPr>
+        <w:spacing w:after="120"/>
+      </w:pPr>
+    </w:p>
+    <w:p>
+      <w:pPr>
+        <w:spacing w:after="120"/>
+      </w:pPr>
+      <w:r>
+        <w:rPr>
+          <w:rFonts w:ascii="Arial" w:cs="Arial" w:eastAsia="Arial" w:hAnsi="Arial"/>
+          <w:b/>
+          <w:bCs/>
+        </w:rPr>
+        <w:t xml:space="preserve">8. Tiền: có lời không?</w:t>
+      </w:r>
+    </w:p>
+    <w:p>
+      <w:pPr>
+        <w:spacing w:after="120"/>
+      </w:pPr>
+      <w:r>
+        <w:rPr>
+          <w:rFonts w:ascii="Arial" w:cs="Arial" w:eastAsia="Arial" w:hAnsi="Arial"/>
+        </w:rPr>
+        <w:t xml:space="preserve">Kịch bản cơ sở (bán 86 sản phẩm), sau khi trừ mọi chi phí và 400 USD marketing:</w:t>
+      </w:r>
+    </w:p>
+    <w:tbl>
+      <w:tblPr>
+        <w:tblW w:type="dxa" w:w="9638"/>
+        <w:tblBorders>
+          <w:top w:val="single" w:color="auto" w:sz="4"/>
+          <w:left w:val="single" w:color="auto" w:sz="4"/>
+          <w:bottom w:val="single" w:color="auto" w:sz="4"/>
+          <w:right w:val="single" w:color="auto" w:sz="4"/>
+          <w:insideH w:val="single" w:color="auto" w:sz="4"/>
+          <w:insideV w:val="single" w:color="auto" w:sz="4"/>
+        </w:tblBorders>
+      </w:tblPr>
+      <w:tblGrid>
+        <w:gridCol w:w="2443"/>
+        <w:gridCol w:w="3665"/>
+        <w:gridCol w:w="3530"/>
+      </w:tblGrid>
+      <w:tr>
+        <w:trPr>
+          <w:tblHeader/>
+        </w:trPr>
+        <w:tc>
+          <w:tcPr>
+            <w:tcW w:type="dxa" w:w="2443"/>
+            <w:tcBorders>
+              <w:top w:val="single" w:color="BFBFBF" w:sz="4"/>
+              <w:left w:val="single" w:color="BFBFBF" w:sz="4"/>
+              <w:bottom w:val="single" w:color="BFBFBF" w:sz="4"/>
+              <w:right w:val="single" w:color="BFBFBF" w:sz="4"/>
+            </w:tcBorders>
+            <w:shd w:fill="EFE6DD" w:color="auto" w:val="clear"/>
+            <w:tcMar>
+              <w:top w:type="dxa" w:w="60"/>
+              <w:left w:type="dxa" w:w="90"/>
+              <w:bottom w:type="dxa" w:w="60"/>
+              <w:right w:type="dxa" w:w="90"/>
+            </w:tcMar>
+          </w:tcPr>
+          <w:p/>
+        </w:tc>
+        <w:tc>
+          <w:tcPr>
+            <w:tcW w:type="dxa" w:w="3665"/>
+            <w:tcBorders>
+              <w:top w:val="single" w:color="BFBFBF" w:sz="4"/>
+              <w:left w:val="single" w:color="BFBFBF" w:sz="4"/>
+              <w:bottom w:val="single" w:color="BFBFBF" w:sz="4"/>
+              <w:right w:val="single" w:color="BFBFBF" w:sz="4"/>
+            </w:tcBorders>
+            <w:shd w:fill="EFE6DD" w:color="auto" w:val="clear"/>
+            <w:tcMar>
+              <w:top w:type="dxa" w:w="60"/>
+              <w:left w:type="dxa" w:w="90"/>
+              <w:bottom w:type="dxa" w:w="60"/>
+              <w:right w:type="dxa" w:w="90"/>
+            </w:tcMar>
+          </w:tcPr>
+          <w:p>
+            <w:r>
+              <w:rPr>
+                <w:rFonts w:ascii="Arial" w:cs="Arial" w:eastAsia="Arial" w:hAnsi="Arial"/>
+                <w:b/>
+                <w:bCs/>
+                <w:sz w:val="17"/>
+                <w:szCs w:val="17"/>
+              </w:rPr>
+              <w:t xml:space="preserve">Base cost đã gồm phí Amazon</w:t>
+            </w:r>
+          </w:p>
+        </w:tc>
+        <w:tc>
+          <w:tcPr>
+            <w:tcW w:type="dxa" w:w="3530"/>
+            <w:tcBorders>
+              <w:top w:val="single" w:color="BFBFBF" w:sz="4"/>
+              <w:left w:val="single" w:color="BFBFBF" w:sz="4"/>
+              <w:bottom w:val="single" w:color="BFBFBF" w:sz="4"/>
+              <w:right w:val="single" w:color="BFBFBF" w:sz="4"/>
+            </w:tcBorders>
+            <w:shd w:fill="EFE6DD" w:color="auto" w:val="clear"/>
+            <w:tcMar>
+              <w:top w:type="dxa" w:w="60"/>
+              <w:left w:type="dxa" w:w="90"/>
+              <w:bottom w:type="dxa" w:w="60"/>
+              <w:right w:type="dxa" w:w="90"/>
+            </w:tcMar>
+          </w:tcPr>
+          <w:p>
+            <w:r>
+              <w:rPr>
+                <w:rFonts w:ascii="Arial" w:cs="Arial" w:eastAsia="Arial" w:hAnsi="Arial"/>
+                <w:b/>
+                <w:bCs/>
+                <w:sz w:val="17"/>
+                <w:szCs w:val="17"/>
+              </w:rPr>
+              <w:t xml:space="preserve">Base cost chưa gồm phí 17%</w:t>
+            </w:r>
+          </w:p>
+        </w:tc>
+      </w:tr>
+      <w:tr>
+        <w:tc>
+          <w:tcPr>
+            <w:tcW w:type="dxa" w:w="2443"/>
+            <w:tcBorders>
+              <w:top w:val="single" w:color="BFBFBF" w:sz="4"/>
+              <w:left w:val="single" w:color="BFBFBF" w:sz="4"/>
+              <w:bottom w:val="single" w:color="BFBFBF" w:sz="4"/>
+              <w:right w:val="single" w:color="BFBFBF" w:sz="4"/>
+            </w:tcBorders>
+            <w:tcMar>
+              <w:top w:type="dxa" w:w="60"/>
+              <w:left w:type="dxa" w:w="90"/>
+              <w:bottom w:type="dxa" w:w="60"/>
+              <w:right w:type="dxa" w:w="90"/>
+            </w:tcMar>
+          </w:tcPr>
+          <w:p>
+            <w:r>
+              <w:rPr>
+                <w:rFonts w:ascii="Arial" w:cs="Arial" w:eastAsia="Arial" w:hAnsi="Arial"/>
+                <w:b/>
+                <w:bCs/>
+                <w:sz w:val="17"/>
+                <w:szCs w:val="17"/>
+              </w:rPr>
+              <w:t xml:space="preserve">Kế hoạch này</w:t>
+            </w:r>
+          </w:p>
+        </w:tc>
+        <w:tc>
+          <w:tcPr>
+            <w:tcW w:type="dxa" w:w="3665"/>
+            <w:tcBorders>
+              <w:top w:val="single" w:color="BFBFBF" w:sz="4"/>
+              <w:left w:val="single" w:color="BFBFBF" w:sz="4"/>
+              <w:bottom w:val="single" w:color="BFBFBF" w:sz="4"/>
+              <w:right w:val="single" w:color="BFBFBF" w:sz="4"/>
+            </w:tcBorders>
+            <w:tcMar>
+              <w:top w:type="dxa" w:w="60"/>
+              <w:left w:type="dxa" w:w="90"/>
+              <w:bottom w:type="dxa" w:w="60"/>
+              <w:right w:type="dxa" w:w="90"/>
+            </w:tcMar>
+          </w:tcPr>
+          <w:p>
+            <w:r>
+              <w:rPr>
+                <w:rFonts w:ascii="Arial" w:cs="Arial" w:eastAsia="Arial" w:hAnsi="Arial"/>
+                <w:b/>
+                <w:bCs/>
+                <w:sz w:val="17"/>
+                <w:szCs w:val="17"/>
+              </w:rPr>
+              <w:t xml:space="preserve">+1.580 USD</w:t>
+            </w:r>
+          </w:p>
+        </w:tc>
+        <w:tc>
+          <w:tcPr>
+            <w:tcW w:type="dxa" w:w="3530"/>
+            <w:tcBorders>
+              <w:top w:val="single" w:color="BFBFBF" w:sz="4"/>
+              <w:left w:val="single" w:color="BFBFBF" w:sz="4"/>
+              <w:bottom w:val="single" w:color="BFBFBF" w:sz="4"/>
+              <w:right w:val="single" w:color="BFBFBF" w:sz="4"/>
+            </w:tcBorders>
+            <w:tcMar>
+              <w:top w:type="dxa" w:w="60"/>
+              <w:left w:type="dxa" w:w="90"/>
+              <w:bottom w:type="dxa" w:w="60"/>
+              <w:right w:type="dxa" w:w="90"/>
+            </w:tcMar>
+          </w:tcPr>
+          <w:p>
+            <w:r>
+              <w:rPr>
+                <w:rFonts w:ascii="Arial" w:cs="Arial" w:eastAsia="Arial" w:hAnsi="Arial"/>
+                <w:b/>
+                <w:bCs/>
+                <w:sz w:val="17"/>
+                <w:szCs w:val="17"/>
+              </w:rPr>
+              <w:t xml:space="preserve">+1.009 USD</w:t>
+            </w:r>
+          </w:p>
+        </w:tc>
+      </w:tr>
+      <w:tr>
+        <w:tc>
+          <w:tcPr>
+            <w:tcW w:type="dxa" w:w="2443"/>
+            <w:tcBorders>
+              <w:top w:val="single" w:color="BFBFBF" w:sz="4"/>
+              <w:left w:val="single" w:color="BFBFBF" w:sz="4"/>
+              <w:bottom w:val="single" w:color="BFBFBF" w:sz="4"/>
+              <w:right w:val="single" w:color="BFBFBF" w:sz="4"/>
+            </w:tcBorders>
+            <w:tcMar>
+              <w:top w:type="dxa" w:w="60"/>
+              <w:left w:type="dxa" w:w="90"/>
+              <w:bottom w:type="dxa" w:w="60"/>
+              <w:right w:type="dxa" w:w="90"/>
+            </w:tcMar>
+          </w:tcPr>
+          <w:p>
+            <w:r>
+              <w:rPr>
+                <w:rFonts w:ascii="Arial" w:cs="Arial" w:eastAsia="Arial" w:hAnsi="Arial"/>
+                <w:sz w:val="17"/>
+                <w:szCs w:val="17"/>
+              </w:rPr>
+              <w:t xml:space="preserve">Xả giá 50% toàn bộ</w:t>
+            </w:r>
+          </w:p>
+        </w:tc>
+        <w:tc>
+          <w:tcPr>
+            <w:tcW w:type="dxa" w:w="3665"/>
+            <w:tcBorders>
+              <w:top w:val="single" w:color="BFBFBF" w:sz="4"/>
+              <w:left w:val="single" w:color="BFBFBF" w:sz="4"/>
+              <w:bottom w:val="single" w:color="BFBFBF" w:sz="4"/>
+              <w:right w:val="single" w:color="BFBFBF" w:sz="4"/>
+            </w:tcBorders>
+            <w:tcMar>
+              <w:top w:type="dxa" w:w="60"/>
+              <w:left w:type="dxa" w:w="90"/>
+              <w:bottom w:type="dxa" w:w="60"/>
+              <w:right w:type="dxa" w:w="90"/>
+            </w:tcMar>
+          </w:tcPr>
+          <w:p>
+            <w:r>
+              <w:rPr>
+                <w:rFonts w:ascii="Arial" w:cs="Arial" w:eastAsia="Arial" w:hAnsi="Arial"/>
+                <w:sz w:val="17"/>
+                <w:szCs w:val="17"/>
+              </w:rPr>
+              <w:t xml:space="preserve">+533 USD</w:t>
+            </w:r>
+          </w:p>
+        </w:tc>
+        <w:tc>
+          <w:tcPr>
+            <w:tcW w:type="dxa" w:w="3530"/>
+            <w:tcBorders>
+              <w:top w:val="single" w:color="BFBFBF" w:sz="4"/>
+              <w:left w:val="single" w:color="BFBFBF" w:sz="4"/>
+              <w:bottom w:val="single" w:color="BFBFBF" w:sz="4"/>
+              <w:right w:val="single" w:color="BFBFBF" w:sz="4"/>
+            </w:tcBorders>
+            <w:tcMar>
+              <w:top w:type="dxa" w:w="60"/>
+              <w:left w:type="dxa" w:w="90"/>
+              <w:bottom w:type="dxa" w:w="60"/>
+              <w:right w:type="dxa" w:w="90"/>
+            </w:tcMar>
+          </w:tcPr>
+          <w:p>
+            <w:r>
+              <w:rPr>
+                <w:rFonts w:ascii="Arial" w:cs="Arial" w:eastAsia="Arial" w:hAnsi="Arial"/>
+                <w:sz w:val="17"/>
+                <w:szCs w:val="17"/>
+              </w:rPr>
+              <w:t xml:space="preserve">+235 USD</w:t>
+            </w:r>
+          </w:p>
+        </w:tc>
+      </w:tr>
+    </w:tbl>
+    <w:p>
+      <w:pPr>
+        <w:spacing w:after="120"/>
+      </w:pPr>
+    </w:p>
+    <w:p>
+      <w:pPr>
+        <w:spacing w:after="120"/>
+      </w:pPr>
+      <w:r>
+        <w:rPr>
+          <w:rFonts w:ascii="Arial" w:cs="Arial" w:eastAsia="Arial" w:hAnsi="Arial"/>
+        </w:rPr>
+        <w:t xml:space="preserve">3 điểm cần nhấn mạnh khi thuyết trình:</w:t>
+      </w:r>
+    </w:p>
+    <w:p>
+      <w:pPr>
+        <w:pStyle w:val="ListParagraph"/>
+        <w:numPr>
+          <w:ilvl w:val="0"/>
+          <w:numId w:val="3"/>
+        </w:numPr>
+        <w:spacing w:after="60"/>
+      </w:pPr>
+      <w:r>
+        <w:rPr>
+          <w:rFonts w:ascii="Arial" w:cs="Arial" w:eastAsia="Arial" w:hAnsi="Arial"/>
+          <w:b/>
+          <w:bCs/>
+        </w:rPr>
+        <w:t xml:space="preserve">Kế hoạch này lời gấp 3–4 lần so với xả giá</w:t>
+      </w:r>
+      <w:r>
+        <w:rPr>
+          <w:rFonts w:ascii="Arial" w:cs="Arial" w:eastAsia="Arial" w:hAnsi="Arial"/>
+        </w:rPr>
+        <w:t xml:space="preserve">, lại không làm hỏng hình ảnh thương hiệu.</w:t>
+      </w:r>
+    </w:p>
+    <w:p>
+      <w:pPr>
+        <w:pStyle w:val="ListParagraph"/>
+        <w:numPr>
+          <w:ilvl w:val="0"/>
+          <w:numId w:val="3"/>
+        </w:numPr>
+        <w:spacing w:after="60"/>
+      </w:pPr>
+      <w:r>
+        <w:rPr>
+          <w:rFonts w:ascii="Arial" w:cs="Arial" w:eastAsia="Arial" w:hAnsi="Arial"/>
+          <w:b/>
+          <w:bCs/>
+        </w:rPr>
+        <w:t xml:space="preserve">Kể cả kịch bản xấu nhất</w:t>
+      </w:r>
+      <w:r>
+        <w:rPr>
+          <w:rFonts w:ascii="Arial" w:cs="Arial" w:eastAsia="Arial" w:hAnsi="Arial"/>
+        </w:rPr>
+        <w:t xml:space="preserve"> (chỉ bán 48 sản phẩm) vẫn lời hơn xả giá.</w:t>
+      </w:r>
+    </w:p>
+    <w:p>
+      <w:pPr>
+        <w:pStyle w:val="ListParagraph"/>
+        <w:numPr>
+          <w:ilvl w:val="0"/>
+          <w:numId w:val="3"/>
+        </w:numPr>
+        <w:spacing w:after="60"/>
+      </w:pPr>
+      <w:r>
+        <w:rPr>
+          <w:rFonts w:ascii="Arial" w:cs="Arial" w:eastAsia="Arial" w:hAnsi="Arial"/>
+          <w:b/>
+          <w:bCs/>
+        </w:rPr>
+        <w:t xml:space="preserve">Hàng chưa bán hết không cần xả:</w:t>
+      </w:r>
+      <w:r>
+        <w:rPr>
+          <w:rFonts w:ascii="Arial" w:cs="Arial" w:eastAsia="Arial" w:hAnsi="Arial"/>
+        </w:rPr>
+        <w:t xml:space="preserve"> để tới mùa Xuân/Hè 2027 bán tiếp đúng mùa.</w:t>
+      </w:r>
+    </w:p>
+    <w:p>
+      <w:pPr>
+        <w:spacing w:after="120"/>
+      </w:pPr>
+      <w:r>
+        <w:rPr>
+          <w:rFonts w:ascii="Arial" w:cs="Arial" w:eastAsia="Arial" w:hAnsi="Arial"/>
+        </w:rPr>
+        <w:t xml:space="preserve">Tính 2 cột vì đề chưa nói rõ base cost đã gồm phí 17% của Amazon hay chưa. Cả 2 trường hợp đều cho cùng kết luận.</w:t>
+      </w:r>
+    </w:p>
+    <w:p>
+      <w:pPr>
+        <w:spacing w:after="120"/>
+      </w:pPr>
+      <w:r>
+        <w:rPr>
+          <w:rFonts w:ascii="Arial" w:cs="Arial" w:eastAsia="Arial" w:hAnsi="Arial"/>
+          <w:b/>
+          <w:bCs/>
+        </w:rPr>
+        <w:t xml:space="preserve">9. Quy tắc ra quyết định</w:t>
+      </w:r>
+    </w:p>
+    <w:tbl>
+      <w:tblPr>
+        <w:tblW w:type="dxa" w:w="9638"/>
+        <w:tblBorders>
+          <w:top w:val="single" w:color="auto" w:sz="4"/>
+          <w:left w:val="single" w:color="auto" w:sz="4"/>
+          <w:bottom w:val="single" w:color="auto" w:sz="4"/>
+          <w:right w:val="single" w:color="auto" w:sz="4"/>
+          <w:insideH w:val="single" w:color="auto" w:sz="4"/>
+          <w:insideV w:val="single" w:color="auto" w:sz="4"/>
+        </w:tblBorders>
+      </w:tblPr>
+      <w:tblGrid>
+        <w:gridCol w:w="553"/>
+        <w:gridCol w:w="4345"/>
+        <w:gridCol w:w="4740"/>
+      </w:tblGrid>
+      <w:tr>
+        <w:trPr>
+          <w:tblHeader/>
+        </w:trPr>
+        <w:tc>
+          <w:tcPr>
+            <w:tcW w:type="dxa" w:w="553"/>
+            <w:tcBorders>
+              <w:top w:val="single" w:color="BFBFBF" w:sz="4"/>
+              <w:left w:val="single" w:color="BFBFBF" w:sz="4"/>
+              <w:bottom w:val="single" w:color="BFBFBF" w:sz="4"/>
+              <w:right w:val="single" w:color="BFBFBF" w:sz="4"/>
+            </w:tcBorders>
+            <w:shd w:fill="EFE6DD" w:color="auto" w:val="clear"/>
+            <w:tcMar>
+              <w:top w:type="dxa" w:w="60"/>
+              <w:left w:type="dxa" w:w="90"/>
+              <w:bottom w:type="dxa" w:w="60"/>
+              <w:right w:type="dxa" w:w="90"/>
+            </w:tcMar>
+          </w:tcPr>
+          <w:p>
+            <w:r>
+              <w:rPr>
+                <w:rFonts w:ascii="Arial" w:cs="Arial" w:eastAsia="Arial" w:hAnsi="Arial"/>
+                <w:b/>
+                <w:bCs/>
+                <w:sz w:val="17"/>
+                <w:szCs w:val="17"/>
+              </w:rPr>
+              <w:t xml:space="preserve">Khi nào</w:t>
+            </w:r>
+          </w:p>
+        </w:tc>
+        <w:tc>
+          <w:tcPr>
+            <w:tcW w:type="dxa" w:w="4345"/>
+            <w:tcBorders>
+              <w:top w:val="single" w:color="BFBFBF" w:sz="4"/>
+              <w:left w:val="single" w:color="BFBFBF" w:sz="4"/>
+              <w:bottom w:val="single" w:color="BFBFBF" w:sz="4"/>
+              <w:right w:val="single" w:color="BFBFBF" w:sz="4"/>
+            </w:tcBorders>
+            <w:shd w:fill="EFE6DD" w:color="auto" w:val="clear"/>
+            <w:tcMar>
+              <w:top w:type="dxa" w:w="60"/>
+              <w:left w:type="dxa" w:w="90"/>
+              <w:bottom w:type="dxa" w:w="60"/>
+              <w:right w:type="dxa" w:w="90"/>
+            </w:tcMar>
+          </w:tcPr>
+          <w:p>
+            <w:r>
+              <w:rPr>
+                <w:rFonts w:ascii="Arial" w:cs="Arial" w:eastAsia="Arial" w:hAnsi="Arial"/>
+                <w:b/>
+                <w:bCs/>
+                <w:sz w:val="17"/>
+                <w:szCs w:val="17"/>
+              </w:rPr>
+              <w:t xml:space="preserve">Nếu thấy</w:t>
+            </w:r>
+          </w:p>
+        </w:tc>
+        <w:tc>
+          <w:tcPr>
+            <w:tcW w:type="dxa" w:w="4740"/>
+            <w:tcBorders>
+              <w:top w:val="single" w:color="BFBFBF" w:sz="4"/>
+              <w:left w:val="single" w:color="BFBFBF" w:sz="4"/>
+              <w:bottom w:val="single" w:color="BFBFBF" w:sz="4"/>
+              <w:right w:val="single" w:color="BFBFBF" w:sz="4"/>
+            </w:tcBorders>
+            <w:shd w:fill="EFE6DD" w:color="auto" w:val="clear"/>
+            <w:tcMar>
+              <w:top w:type="dxa" w:w="60"/>
+              <w:left w:type="dxa" w:w="90"/>
+              <w:bottom w:type="dxa" w:w="60"/>
+              <w:right w:type="dxa" w:w="90"/>
+            </w:tcMar>
+          </w:tcPr>
+          <w:p>
+            <w:r>
+              <w:rPr>
+                <w:rFonts w:ascii="Arial" w:cs="Arial" w:eastAsia="Arial" w:hAnsi="Arial"/>
+                <w:b/>
+                <w:bCs/>
+                <w:sz w:val="17"/>
+                <w:szCs w:val="17"/>
+              </w:rPr>
+              <w:t xml:space="preserve">Thì làm</w:t>
+            </w:r>
+          </w:p>
+        </w:tc>
+      </w:tr>
+      <w:tr>
+        <w:tc>
+          <w:tcPr>
+            <w:tcW w:type="dxa" w:w="553"/>
+            <w:tcBorders>
+              <w:top w:val="single" w:color="BFBFBF" w:sz="4"/>
+              <w:left w:val="single" w:color="BFBFBF" w:sz="4"/>
+              <w:bottom w:val="single" w:color="BFBFBF" w:sz="4"/>
+              <w:right w:val="single" w:color="BFBFBF" w:sz="4"/>
+            </w:tcBorders>
+            <w:tcMar>
+              <w:top w:type="dxa" w:w="60"/>
+              <w:left w:type="dxa" w:w="90"/>
+              <w:bottom w:type="dxa" w:w="60"/>
+              <w:right w:type="dxa" w:w="90"/>
+            </w:tcMar>
+          </w:tcPr>
+          <w:p>
+            <w:r>
+              <w:rPr>
+                <w:rFonts w:ascii="Arial" w:cs="Arial" w:eastAsia="Arial" w:hAnsi="Arial"/>
+                <w:sz w:val="17"/>
+                <w:szCs w:val="17"/>
+              </w:rPr>
+              <w:t xml:space="preserve">01/10</w:t>
+            </w:r>
+          </w:p>
+        </w:tc>
+        <w:tc>
+          <w:tcPr>
+            <w:tcW w:type="dxa" w:w="4345"/>
+            <w:tcBorders>
+              <w:top w:val="single" w:color="BFBFBF" w:sz="4"/>
+              <w:left w:val="single" w:color="BFBFBF" w:sz="4"/>
+              <w:bottom w:val="single" w:color="BFBFBF" w:sz="4"/>
+              <w:right w:val="single" w:color="BFBFBF" w:sz="4"/>
+            </w:tcBorders>
+            <w:tcMar>
+              <w:top w:type="dxa" w:w="60"/>
+              <w:left w:type="dxa" w:w="90"/>
+              <w:bottom w:type="dxa" w:w="60"/>
+              <w:right w:type="dxa" w:w="90"/>
+            </w:tcMar>
+          </w:tcPr>
+          <w:p>
+            <w:r>
+              <w:rPr>
+                <w:rFonts w:ascii="Arial" w:cs="Arial" w:eastAsia="Arial" w:hAnsi="Arial"/>
+                <w:sz w:val="17"/>
+                <w:szCs w:val="17"/>
+              </w:rPr>
+              <w:t xml:space="preserve">Listing hiện có dưới 2 lượt xem/ngày</w:t>
+            </w:r>
+          </w:p>
+        </w:tc>
+        <w:tc>
+          <w:tcPr>
+            <w:tcW w:type="dxa" w:w="4740"/>
+            <w:tcBorders>
+              <w:top w:val="single" w:color="BFBFBF" w:sz="4"/>
+              <w:left w:val="single" w:color="BFBFBF" w:sz="4"/>
+              <w:bottom w:val="single" w:color="BFBFBF" w:sz="4"/>
+              <w:right w:val="single" w:color="BFBFBF" w:sz="4"/>
+            </w:tcBorders>
+            <w:tcMar>
+              <w:top w:type="dxa" w:w="60"/>
+              <w:left w:type="dxa" w:w="90"/>
+              <w:bottom w:type="dxa" w:w="60"/>
+              <w:right w:type="dxa" w:w="90"/>
+            </w:tcMar>
+          </w:tcPr>
+          <w:p>
+            <w:r>
+              <w:rPr>
+                <w:rFonts w:ascii="Arial" w:cs="Arial" w:eastAsia="Arial" w:hAnsi="Arial"/>
+                <w:sz w:val="17"/>
+                <w:szCs w:val="17"/>
+              </w:rPr>
+              <w:t xml:space="preserve">Báo trước kịch bản thận trọng; dồn quảng cáo vào SP1, SP2 (2 sản phẩm lời nhất)</w:t>
+            </w:r>
+          </w:p>
+        </w:tc>
+      </w:tr>
+      <w:tr>
+        <w:tc>
+          <w:tcPr>
+            <w:tcW w:type="dxa" w:w="553"/>
+            <w:tcBorders>
+              <w:top w:val="single" w:color="BFBFBF" w:sz="4"/>
+              <w:left w:val="single" w:color="BFBFBF" w:sz="4"/>
+              <w:bottom w:val="single" w:color="BFBFBF" w:sz="4"/>
+              <w:right w:val="single" w:color="BFBFBF" w:sz="4"/>
+            </w:tcBorders>
+            <w:tcMar>
+              <w:top w:type="dxa" w:w="60"/>
+              <w:left w:type="dxa" w:w="90"/>
+              <w:bottom w:type="dxa" w:w="60"/>
+              <w:right w:type="dxa" w:w="90"/>
+            </w:tcMar>
+          </w:tcPr>
+          <w:p>
+            <w:r>
+              <w:rPr>
+                <w:rFonts w:ascii="Arial" w:cs="Arial" w:eastAsia="Arial" w:hAnsi="Arial"/>
+                <w:sz w:val="17"/>
+                <w:szCs w:val="17"/>
+              </w:rPr>
+              <w:t xml:space="preserve">30/11</w:t>
+            </w:r>
+          </w:p>
+        </w:tc>
+        <w:tc>
+          <w:tcPr>
+            <w:tcW w:type="dxa" w:w="4345"/>
+            <w:tcBorders>
+              <w:top w:val="single" w:color="BFBFBF" w:sz="4"/>
+              <w:left w:val="single" w:color="BFBFBF" w:sz="4"/>
+              <w:bottom w:val="single" w:color="BFBFBF" w:sz="4"/>
+              <w:right w:val="single" w:color="BFBFBF" w:sz="4"/>
+            </w:tcBorders>
+            <w:tcMar>
+              <w:top w:type="dxa" w:w="60"/>
+              <w:left w:type="dxa" w:w="90"/>
+              <w:bottom w:type="dxa" w:w="60"/>
+              <w:right w:type="dxa" w:w="90"/>
+            </w:tcMar>
+          </w:tcPr>
+          <w:p>
+            <w:r>
+              <w:rPr>
+                <w:rFonts w:ascii="Arial" w:cs="Arial" w:eastAsia="Arial" w:hAnsi="Arial"/>
+                <w:sz w:val="17"/>
+                <w:szCs w:val="17"/>
+              </w:rPr>
+              <w:t xml:space="preserve">Bán chưa được 70% kế hoạch</w:t>
+            </w:r>
+          </w:p>
+        </w:tc>
+        <w:tc>
+          <w:tcPr>
+            <w:tcW w:type="dxa" w:w="4740"/>
+            <w:tcBorders>
+              <w:top w:val="single" w:color="BFBFBF" w:sz="4"/>
+              <w:left w:val="single" w:color="BFBFBF" w:sz="4"/>
+              <w:bottom w:val="single" w:color="BFBFBF" w:sz="4"/>
+              <w:right w:val="single" w:color="BFBFBF" w:sz="4"/>
+            </w:tcBorders>
+            <w:tcMar>
+              <w:top w:type="dxa" w:w="60"/>
+              <w:left w:type="dxa" w:w="90"/>
+              <w:bottom w:type="dxa" w:w="60"/>
+              <w:right w:type="dxa" w:w="90"/>
+            </w:tcMar>
+          </w:tcPr>
+          <w:p>
+            <w:r>
+              <w:rPr>
+                <w:rFonts w:ascii="Arial" w:cs="Arial" w:eastAsia="Arial" w:hAnsi="Arial"/>
+                <w:sz w:val="17"/>
+                <w:szCs w:val="17"/>
+              </w:rPr>
+              <w:t xml:space="preserve">Chuyển tiền dự phòng sang quảng cáo; bật bán theo bộ</w:t>
+            </w:r>
+          </w:p>
+        </w:tc>
+      </w:tr>
+      <w:tr>
+        <w:tc>
+          <w:tcPr>
+            <w:tcW w:type="dxa" w:w="553"/>
+            <w:tcBorders>
+              <w:top w:val="single" w:color="BFBFBF" w:sz="4"/>
+              <w:left w:val="single" w:color="BFBFBF" w:sz="4"/>
+              <w:bottom w:val="single" w:color="BFBFBF" w:sz="4"/>
+              <w:right w:val="single" w:color="BFBFBF" w:sz="4"/>
+            </w:tcBorders>
+            <w:tcMar>
+              <w:top w:type="dxa" w:w="60"/>
+              <w:left w:type="dxa" w:w="90"/>
+              <w:bottom w:type="dxa" w:w="60"/>
+              <w:right w:type="dxa" w:w="90"/>
+            </w:tcMar>
+          </w:tcPr>
+          <w:p>
+            <w:r>
+              <w:rPr>
+                <w:rFonts w:ascii="Arial" w:cs="Arial" w:eastAsia="Arial" w:hAnsi="Arial"/>
+                <w:sz w:val="17"/>
+                <w:szCs w:val="17"/>
+              </w:rPr>
+              <w:t xml:space="preserve">15/01</w:t>
+            </w:r>
+          </w:p>
+        </w:tc>
+        <w:tc>
+          <w:tcPr>
+            <w:tcW w:type="dxa" w:w="4345"/>
+            <w:tcBorders>
+              <w:top w:val="single" w:color="BFBFBF" w:sz="4"/>
+              <w:left w:val="single" w:color="BFBFBF" w:sz="4"/>
+              <w:bottom w:val="single" w:color="BFBFBF" w:sz="4"/>
+              <w:right w:val="single" w:color="BFBFBF" w:sz="4"/>
+            </w:tcBorders>
+            <w:tcMar>
+              <w:top w:type="dxa" w:w="60"/>
+              <w:left w:type="dxa" w:w="90"/>
+              <w:bottom w:type="dxa" w:w="60"/>
+              <w:right w:type="dxa" w:w="90"/>
+            </w:tcMar>
+          </w:tcPr>
+          <w:p>
+            <w:r>
+              <w:rPr>
+                <w:rFonts w:ascii="Arial" w:cs="Arial" w:eastAsia="Arial" w:hAnsi="Arial"/>
+                <w:sz w:val="17"/>
+                <w:szCs w:val="17"/>
+              </w:rPr>
+              <w:t xml:space="preserve">SP3 hồng còn ≥ 10 chiếc và có creator gốc Việt nhận lời</w:t>
+            </w:r>
+          </w:p>
+        </w:tc>
+        <w:tc>
+          <w:tcPr>
+            <w:tcW w:type="dxa" w:w="4740"/>
+            <w:tcBorders>
+              <w:top w:val="single" w:color="BFBFBF" w:sz="4"/>
+              <w:left w:val="single" w:color="BFBFBF" w:sz="4"/>
+              <w:bottom w:val="single" w:color="BFBFBF" w:sz="4"/>
+              <w:right w:val="single" w:color="BFBFBF" w:sz="4"/>
+            </w:tcBorders>
+            <w:tcMar>
+              <w:top w:type="dxa" w:w="60"/>
+              <w:left w:type="dxa" w:w="90"/>
+              <w:bottom w:type="dxa" w:w="60"/>
+              <w:right w:type="dxa" w:w="90"/>
+            </w:tcMar>
+          </w:tcPr>
+          <w:p>
+            <w:r>
+              <w:rPr>
+                <w:rFonts w:ascii="Arial" w:cs="Arial" w:eastAsia="Arial" w:hAnsi="Arial"/>
+                <w:sz w:val="17"/>
+                <w:szCs w:val="17"/>
+              </w:rPr>
+              <w:t xml:space="preserve">Chạy thêm chiến dịch Tết; nếu không thì bỏ</w:t>
+            </w:r>
+          </w:p>
+        </w:tc>
+      </w:tr>
+      <w:tr>
+        <w:tc>
+          <w:tcPr>
+            <w:tcW w:type="dxa" w:w="553"/>
+            <w:tcBorders>
+              <w:top w:val="single" w:color="BFBFBF" w:sz="4"/>
+              <w:left w:val="single" w:color="BFBFBF" w:sz="4"/>
+              <w:bottom w:val="single" w:color="BFBFBF" w:sz="4"/>
+              <w:right w:val="single" w:color="BFBFBF" w:sz="4"/>
+            </w:tcBorders>
+            <w:tcMar>
+              <w:top w:type="dxa" w:w="60"/>
+              <w:left w:type="dxa" w:w="90"/>
+              <w:bottom w:type="dxa" w:w="60"/>
+              <w:right w:type="dxa" w:w="90"/>
+            </w:tcMar>
+          </w:tcPr>
+          <w:p>
+            <w:r>
+              <w:rPr>
+                <w:rFonts w:ascii="Arial" w:cs="Arial" w:eastAsia="Arial" w:hAnsi="Arial"/>
+                <w:sz w:val="17"/>
+                <w:szCs w:val="17"/>
+              </w:rPr>
+              <w:t xml:space="preserve">31/03</w:t>
+            </w:r>
+          </w:p>
+        </w:tc>
+        <w:tc>
+          <w:tcPr>
+            <w:tcW w:type="dxa" w:w="4345"/>
+            <w:tcBorders>
+              <w:top w:val="single" w:color="BFBFBF" w:sz="4"/>
+              <w:left w:val="single" w:color="BFBFBF" w:sz="4"/>
+              <w:bottom w:val="single" w:color="BFBFBF" w:sz="4"/>
+              <w:right w:val="single" w:color="BFBFBF" w:sz="4"/>
+            </w:tcBorders>
+            <w:tcMar>
+              <w:top w:type="dxa" w:w="60"/>
+              <w:left w:type="dxa" w:w="90"/>
+              <w:bottom w:type="dxa" w:w="60"/>
+              <w:right w:type="dxa" w:w="90"/>
+            </w:tcMar>
+          </w:tcPr>
+          <w:p>
+            <w:r>
+              <w:rPr>
+                <w:rFonts w:ascii="Arial" w:cs="Arial" w:eastAsia="Arial" w:hAnsi="Arial"/>
+                <w:sz w:val="17"/>
+                <w:szCs w:val="17"/>
+              </w:rPr>
+              <w:t xml:space="preserve">Còn hàng</w:t>
+            </w:r>
+          </w:p>
+        </w:tc>
+        <w:tc>
+          <w:tcPr>
+            <w:tcW w:type="dxa" w:w="4740"/>
+            <w:tcBorders>
+              <w:top w:val="single" w:color="BFBFBF" w:sz="4"/>
+              <w:left w:val="single" w:color="BFBFBF" w:sz="4"/>
+              <w:bottom w:val="single" w:color="BFBFBF" w:sz="4"/>
+              <w:right w:val="single" w:color="BFBFBF" w:sz="4"/>
+            </w:tcBorders>
+            <w:tcMar>
+              <w:top w:type="dxa" w:w="60"/>
+              <w:left w:type="dxa" w:w="90"/>
+              <w:bottom w:type="dxa" w:w="60"/>
+              <w:right w:type="dxa" w:w="90"/>
+            </w:tcMar>
+          </w:tcPr>
+          <w:p>
+            <w:r>
+              <w:rPr>
+                <w:rFonts w:ascii="Arial" w:cs="Arial" w:eastAsia="Arial" w:hAnsi="Arial"/>
+                <w:sz w:val="17"/>
+                <w:szCs w:val="17"/>
+              </w:rPr>
+              <w:t xml:space="preserve">Không xả, bán tiếp mùa sau</w:t>
+            </w:r>
+          </w:p>
+        </w:tc>
+      </w:tr>
+    </w:tbl>
+    <w:p>
+      <w:pPr>
+        <w:spacing w:after="120"/>
+      </w:pPr>
+    </w:p>
+    <w:p>
+      <w:pPr>
+        <w:pStyle w:val="Heading3"/>
+      </w:pPr>
+      <w:r>
+        <w:rPr>
+          <w:rFonts w:ascii="Arial" w:cs="Arial" w:eastAsia="Arial" w:hAnsi="Arial"/>
+        </w:rPr>
+        <w:t xml:space="preserve">B. Tái định vị sản phẩm</w:t>
+      </w:r>
+    </w:p>
+    <w:p>
+      <w:pPr>
+        <w:spacing w:after="120"/>
+      </w:pPr>
+      <w:r>
+        <w:rPr>
+          <w:rFonts w:ascii="Arial" w:cs="Arial" w:eastAsia="Arial" w:hAnsi="Arial"/>
+          <w:b/>
+          <w:bCs/>
+        </w:rPr>
+        <w:t xml:space="preserve">Nguyên tắc: "Cùng sản phẩm, đổi bối cảnh."</w:t>
+      </w:r>
+      <w:r>
+        <w:rPr>
+          <w:rFonts w:ascii="Arial" w:cs="Arial" w:eastAsia="Arial" w:hAnsi="Arial"/>
+        </w:rPr>
+        <w:t xml:space="preserve"> Chiếc váy vẫn vậy, chỉ thay đổi 4 thứ:</w:t>
+      </w:r>
+    </w:p>
+    <w:tbl>
+      <w:tblPr>
+        <w:tblW w:type="dxa" w:w="9638"/>
+        <w:tblBorders>
+          <w:top w:val="single" w:color="auto" w:sz="4"/>
+          <w:left w:val="single" w:color="auto" w:sz="4"/>
+          <w:bottom w:val="single" w:color="auto" w:sz="4"/>
+          <w:right w:val="single" w:color="auto" w:sz="4"/>
+          <w:insideH w:val="single" w:color="auto" w:sz="4"/>
+          <w:insideV w:val="single" w:color="auto" w:sz="4"/>
+        </w:tblBorders>
+      </w:tblPr>
+      <w:tblGrid>
+        <w:gridCol w:w="1823"/>
+        <w:gridCol w:w="7815"/>
+      </w:tblGrid>
+      <w:tr>
+        <w:trPr>
+          <w:tblHeader/>
+        </w:trPr>
+        <w:tc>
+          <w:tcPr>
+            <w:tcW w:type="dxa" w:w="1823"/>
+            <w:tcBorders>
+              <w:top w:val="single" w:color="BFBFBF" w:sz="4"/>
+              <w:left w:val="single" w:color="BFBFBF" w:sz="4"/>
+              <w:bottom w:val="single" w:color="BFBFBF" w:sz="4"/>
+              <w:right w:val="single" w:color="BFBFBF" w:sz="4"/>
+            </w:tcBorders>
+            <w:shd w:fill="EFE6DD" w:color="auto" w:val="clear"/>
+            <w:tcMar>
+              <w:top w:type="dxa" w:w="60"/>
+              <w:left w:type="dxa" w:w="90"/>
+              <w:bottom w:type="dxa" w:w="60"/>
+              <w:right w:type="dxa" w:w="90"/>
+            </w:tcMar>
+          </w:tcPr>
+          <w:p>
+            <w:r>
+              <w:rPr>
+                <w:rFonts w:ascii="Arial" w:cs="Arial" w:eastAsia="Arial" w:hAnsi="Arial"/>
+                <w:b/>
+                <w:bCs/>
+                <w:sz w:val="17"/>
+                <w:szCs w:val="17"/>
+              </w:rPr>
+              <w:t xml:space="preserve">Thay đổi</w:t>
+            </w:r>
+          </w:p>
+        </w:tc>
+        <w:tc>
+          <w:tcPr>
+            <w:tcW w:type="dxa" w:w="7815"/>
+            <w:tcBorders>
+              <w:top w:val="single" w:color="BFBFBF" w:sz="4"/>
+              <w:left w:val="single" w:color="BFBFBF" w:sz="4"/>
+              <w:bottom w:val="single" w:color="BFBFBF" w:sz="4"/>
+              <w:right w:val="single" w:color="BFBFBF" w:sz="4"/>
+            </w:tcBorders>
+            <w:shd w:fill="EFE6DD" w:color="auto" w:val="clear"/>
+            <w:tcMar>
+              <w:top w:type="dxa" w:w="60"/>
+              <w:left w:type="dxa" w:w="90"/>
+              <w:bottom w:type="dxa" w:w="60"/>
+              <w:right w:type="dxa" w:w="90"/>
+            </w:tcMar>
+          </w:tcPr>
+          <w:p>
+            <w:r>
+              <w:rPr>
+                <w:rFonts w:ascii="Arial" w:cs="Arial" w:eastAsia="Arial" w:hAnsi="Arial"/>
+                <w:b/>
+                <w:bCs/>
+                <w:sz w:val="17"/>
+                <w:szCs w:val="17"/>
+              </w:rPr>
+              <w:t xml:space="preserve">Ví dụ</w:t>
+            </w:r>
+          </w:p>
+        </w:tc>
+      </w:tr>
+      <w:tr>
+        <w:tc>
+          <w:tcPr>
+            <w:tcW w:type="dxa" w:w="1823"/>
+            <w:tcBorders>
+              <w:top w:val="single" w:color="BFBFBF" w:sz="4"/>
+              <w:left w:val="single" w:color="BFBFBF" w:sz="4"/>
+              <w:bottom w:val="single" w:color="BFBFBF" w:sz="4"/>
+              <w:right w:val="single" w:color="BFBFBF" w:sz="4"/>
+            </w:tcBorders>
+            <w:tcMar>
+              <w:top w:type="dxa" w:w="60"/>
+              <w:left w:type="dxa" w:w="90"/>
+              <w:bottom w:type="dxa" w:w="60"/>
+              <w:right w:type="dxa" w:w="90"/>
+            </w:tcMar>
+          </w:tcPr>
+          <w:p>
+            <w:r>
+              <w:rPr>
+                <w:rFonts w:ascii="Arial" w:cs="Arial" w:eastAsia="Arial" w:hAnsi="Arial"/>
+                <w:b/>
+                <w:bCs/>
+                <w:sz w:val="17"/>
+                <w:szCs w:val="17"/>
+              </w:rPr>
+              <w:t xml:space="preserve">Nội dung</w:t>
+            </w:r>
+          </w:p>
+        </w:tc>
+        <w:tc>
+          <w:tcPr>
+            <w:tcW w:type="dxa" w:w="7815"/>
+            <w:tcBorders>
+              <w:top w:val="single" w:color="BFBFBF" w:sz="4"/>
+              <w:left w:val="single" w:color="BFBFBF" w:sz="4"/>
+              <w:bottom w:val="single" w:color="BFBFBF" w:sz="4"/>
+              <w:right w:val="single" w:color="BFBFBF" w:sz="4"/>
+            </w:tcBorders>
+            <w:tcMar>
+              <w:top w:type="dxa" w:w="60"/>
+              <w:left w:type="dxa" w:w="90"/>
+              <w:bottom w:type="dxa" w:w="60"/>
+              <w:right w:type="dxa" w:w="90"/>
+            </w:tcMar>
+          </w:tcPr>
+          <w:p>
+            <w:r>
+              <w:rPr>
+                <w:rFonts w:ascii="Arial" w:cs="Arial" w:eastAsia="Arial" w:hAnsi="Arial"/>
+                <w:sz w:val="17"/>
+                <w:szCs w:val="17"/>
+              </w:rPr>
+              <w:t xml:space="preserve">Từ "đồ đi biển mùa hè" thành "đồ cho chuyến trốn đông"</w:t>
+            </w:r>
+          </w:p>
+        </w:tc>
+      </w:tr>
+      <w:tr>
+        <w:tc>
+          <w:tcPr>
+            <w:tcW w:type="dxa" w:w="1823"/>
+            <w:tcBorders>
+              <w:top w:val="single" w:color="BFBFBF" w:sz="4"/>
+              <w:left w:val="single" w:color="BFBFBF" w:sz="4"/>
+              <w:bottom w:val="single" w:color="BFBFBF" w:sz="4"/>
+              <w:right w:val="single" w:color="BFBFBF" w:sz="4"/>
+            </w:tcBorders>
+            <w:tcMar>
+              <w:top w:type="dxa" w:w="60"/>
+              <w:left w:type="dxa" w:w="90"/>
+              <w:bottom w:type="dxa" w:w="60"/>
+              <w:right w:type="dxa" w:w="90"/>
+            </w:tcMar>
+          </w:tcPr>
+          <w:p>
+            <w:r>
+              <w:rPr>
+                <w:rFonts w:ascii="Arial" w:cs="Arial" w:eastAsia="Arial" w:hAnsi="Arial"/>
+                <w:b/>
+                <w:bCs/>
+                <w:sz w:val="17"/>
+                <w:szCs w:val="17"/>
+              </w:rPr>
+              <w:t xml:space="preserve">Hình ảnh</w:t>
+            </w:r>
+          </w:p>
+        </w:tc>
+        <w:tc>
+          <w:tcPr>
+            <w:tcW w:type="dxa" w:w="7815"/>
+            <w:tcBorders>
+              <w:top w:val="single" w:color="BFBFBF" w:sz="4"/>
+              <w:left w:val="single" w:color="BFBFBF" w:sz="4"/>
+              <w:bottom w:val="single" w:color="BFBFBF" w:sz="4"/>
+              <w:right w:val="single" w:color="BFBFBF" w:sz="4"/>
+            </w:tcBorders>
+            <w:tcMar>
+              <w:top w:type="dxa" w:w="60"/>
+              <w:left w:type="dxa" w:w="90"/>
+              <w:bottom w:type="dxa" w:w="60"/>
+              <w:right w:type="dxa" w:w="90"/>
+            </w:tcMar>
+          </w:tcPr>
+          <w:p>
+            <w:r>
+              <w:rPr>
+                <w:rFonts w:ascii="Arial" w:cs="Arial" w:eastAsia="Arial" w:hAnsi="Arial"/>
+                <w:sz w:val="17"/>
+                <w:szCs w:val="17"/>
+              </w:rPr>
+              <w:t xml:space="preserve">Từ bãi biển nắng gắt thành boong du thuyền lúc hoàng hôn, tiệc trong nhà ánh đèn vàng</w:t>
+            </w:r>
+          </w:p>
+        </w:tc>
+      </w:tr>
+      <w:tr>
+        <w:tc>
+          <w:tcPr>
+            <w:tcW w:type="dxa" w:w="1823"/>
+            <w:tcBorders>
+              <w:top w:val="single" w:color="BFBFBF" w:sz="4"/>
+              <w:left w:val="single" w:color="BFBFBF" w:sz="4"/>
+              <w:bottom w:val="single" w:color="BFBFBF" w:sz="4"/>
+              <w:right w:val="single" w:color="BFBFBF" w:sz="4"/>
+            </w:tcBorders>
+            <w:tcMar>
+              <w:top w:type="dxa" w:w="60"/>
+              <w:left w:type="dxa" w:w="90"/>
+              <w:bottom w:type="dxa" w:w="60"/>
+              <w:right w:type="dxa" w:w="90"/>
+            </w:tcMar>
+          </w:tcPr>
+          <w:p>
+            <w:r>
+              <w:rPr>
+                <w:rFonts w:ascii="Arial" w:cs="Arial" w:eastAsia="Arial" w:hAnsi="Arial"/>
+                <w:b/>
+                <w:bCs/>
+                <w:sz w:val="17"/>
+                <w:szCs w:val="17"/>
+              </w:rPr>
+              <w:t xml:space="preserve">Cách phối</w:t>
+            </w:r>
+          </w:p>
+        </w:tc>
+        <w:tc>
+          <w:tcPr>
+            <w:tcW w:type="dxa" w:w="7815"/>
+            <w:tcBorders>
+              <w:top w:val="single" w:color="BFBFBF" w:sz="4"/>
+              <w:left w:val="single" w:color="BFBFBF" w:sz="4"/>
+              <w:bottom w:val="single" w:color="BFBFBF" w:sz="4"/>
+              <w:right w:val="single" w:color="BFBFBF" w:sz="4"/>
+            </w:tcBorders>
+            <w:tcMar>
+              <w:top w:type="dxa" w:w="60"/>
+              <w:left w:type="dxa" w:w="90"/>
+              <w:bottom w:type="dxa" w:w="60"/>
+              <w:right w:type="dxa" w:w="90"/>
+            </w:tcMar>
+          </w:tcPr>
+          <w:p>
+            <w:r>
+              <w:rPr>
+                <w:rFonts w:ascii="Arial" w:cs="Arial" w:eastAsia="Arial" w:hAnsi="Arial"/>
+                <w:sz w:val="17"/>
+                <w:szCs w:val="17"/>
+              </w:rPr>
+              <w:t xml:space="preserve">Thêm lớp khoác mùa đông: cardigan, áo khoác denim, blazer, boot, tất mỏng</w:t>
+            </w:r>
+          </w:p>
+        </w:tc>
+      </w:tr>
+      <w:tr>
+        <w:tc>
+          <w:tcPr>
+            <w:tcW w:type="dxa" w:w="1823"/>
+            <w:tcBorders>
+              <w:top w:val="single" w:color="BFBFBF" w:sz="4"/>
+              <w:left w:val="single" w:color="BFBFBF" w:sz="4"/>
+              <w:bottom w:val="single" w:color="BFBFBF" w:sz="4"/>
+              <w:right w:val="single" w:color="BFBFBF" w:sz="4"/>
+            </w:tcBorders>
+            <w:tcMar>
+              <w:top w:type="dxa" w:w="60"/>
+              <w:left w:type="dxa" w:w="90"/>
+              <w:bottom w:type="dxa" w:w="60"/>
+              <w:right w:type="dxa" w:w="90"/>
+            </w:tcMar>
+          </w:tcPr>
+          <w:p>
+            <w:r>
+              <w:rPr>
+                <w:rFonts w:ascii="Arial" w:cs="Arial" w:eastAsia="Arial" w:hAnsi="Arial"/>
+                <w:b/>
+                <w:bCs/>
+                <w:sz w:val="17"/>
+                <w:szCs w:val="17"/>
+              </w:rPr>
+              <w:t xml:space="preserve">Thông điệp</w:t>
+            </w:r>
+          </w:p>
+        </w:tc>
+        <w:tc>
+          <w:tcPr>
+            <w:tcW w:type="dxa" w:w="7815"/>
+            <w:tcBorders>
+              <w:top w:val="single" w:color="BFBFBF" w:sz="4"/>
+              <w:left w:val="single" w:color="BFBFBF" w:sz="4"/>
+              <w:bottom w:val="single" w:color="BFBFBF" w:sz="4"/>
+              <w:right w:val="single" w:color="BFBFBF" w:sz="4"/>
+            </w:tcBorders>
+            <w:tcMar>
+              <w:top w:type="dxa" w:w="60"/>
+              <w:left w:type="dxa" w:w="90"/>
+              <w:bottom w:type="dxa" w:w="60"/>
+              <w:right w:type="dxa" w:w="90"/>
+            </w:tcMar>
+          </w:tcPr>
+          <w:p>
+            <w:r>
+              <w:rPr>
+                <w:rFonts w:ascii="Arial" w:cs="Arial" w:eastAsia="Arial" w:hAnsi="Arial"/>
+                <w:b/>
+                <w:bCs/>
+                <w:i/>
+                <w:iCs/>
+                <w:sz w:val="17"/>
+                <w:szCs w:val="17"/>
+              </w:rPr>
+              <w:t xml:space="preserve">"Runway-inspired style for your winter escape"</w:t>
+            </w:r>
+            <w:r>
+              <w:rPr>
+                <w:rFonts w:ascii="Arial" w:cs="Arial" w:eastAsia="Arial" w:hAnsi="Arial"/>
+                <w:sz w:val="17"/>
+                <w:szCs w:val="17"/>
+              </w:rPr>
+              <w:t xml:space="preserve">: phong cách sàn diễn cho chuyến trốn đông</w:t>
+            </w:r>
+          </w:p>
+        </w:tc>
+      </w:tr>
+    </w:tbl>
+    <w:p>
+      <w:pPr>
+        <w:spacing w:after="120"/>
+      </w:pPr>
+    </w:p>
+    <w:p>
+      <w:pPr>
+        <w:spacing w:after="120"/>
+      </w:pPr>
+      <w:r>
+        <w:rPr>
+          <w:rFonts w:ascii="Arial" w:cs="Arial" w:eastAsia="Arial" w:hAnsi="Arial"/>
+        </w:rPr>
+        <w:t xml:space="preserve">Mỗi sản phẩm có một "danh tính" mới:</w:t>
+      </w:r>
+    </w:p>
+    <w:p>
+      <w:pPr>
+        <w:pStyle w:val="ListParagraph"/>
+        <w:numPr>
+          <w:ilvl w:val="0"/>
+          <w:numId w:val="2"/>
+        </w:numPr>
+        <w:spacing w:after="60"/>
+      </w:pPr>
+      <w:r>
+        <w:rPr>
+          <w:rFonts w:ascii="Arial" w:cs="Arial" w:eastAsia="Arial" w:hAnsi="Arial"/>
+          <w:b/>
+          <w:bCs/>
+        </w:rPr>
+        <w:t xml:space="preserve">SP1:</w:t>
+      </w:r>
+      <w:r>
+        <w:rPr>
+          <w:rFonts w:ascii="Arial" w:cs="Arial" w:eastAsia="Arial" w:hAnsi="Arial"/>
+        </w:rPr>
+        <w:t xml:space="preserve"> </w:t>
+      </w:r>
+      <w:r>
+        <w:rPr>
+          <w:rFonts w:ascii="Arial" w:cs="Arial" w:eastAsia="Arial" w:hAnsi="Arial"/>
+          <w:i/>
+          <w:iCs/>
+        </w:rPr>
+        <w:t xml:space="preserve">The Escape Jumpsuit</w:t>
+      </w:r>
+      <w:r>
+        <w:rPr>
+          <w:rFonts w:ascii="Arial" w:cs="Arial" w:eastAsia="Arial" w:hAnsi="Arial"/>
+        </w:rPr>
+        <w:t xml:space="preserve">, bộ jumpsuit cho chuyến trốn đông.</w:t>
+      </w:r>
+    </w:p>
+    <w:p>
+      <w:pPr>
+        <w:pStyle w:val="ListParagraph"/>
+        <w:numPr>
+          <w:ilvl w:val="0"/>
+          <w:numId w:val="2"/>
+        </w:numPr>
+        <w:spacing w:after="60"/>
+      </w:pPr>
+      <w:r>
+        <w:rPr>
+          <w:rFonts w:ascii="Arial" w:cs="Arial" w:eastAsia="Arial" w:hAnsi="Arial"/>
+          <w:b/>
+          <w:bCs/>
+        </w:rPr>
+        <w:t xml:space="preserve">SP2:</w:t>
+      </w:r>
+      <w:r>
+        <w:rPr>
+          <w:rFonts w:ascii="Arial" w:cs="Arial" w:eastAsia="Arial" w:hAnsi="Arial"/>
+        </w:rPr>
+        <w:t xml:space="preserve"> </w:t>
+      </w:r>
+      <w:r>
+        <w:rPr>
+          <w:rFonts w:ascii="Arial" w:cs="Arial" w:eastAsia="Arial" w:hAnsi="Arial"/>
+          <w:i/>
+          <w:iCs/>
+        </w:rPr>
+        <w:t xml:space="preserve">The Vacation-to-Fall Maxi</w:t>
+      </w:r>
+      <w:r>
+        <w:rPr>
+          <w:rFonts w:ascii="Arial" w:cs="Arial" w:eastAsia="Arial" w:hAnsi="Arial"/>
+        </w:rPr>
+        <w:t xml:space="preserve">, từ bữa tối mùa thu đến chuyến đi biển.</w:t>
+      </w:r>
+    </w:p>
+    <w:p>
+      <w:pPr>
+        <w:pStyle w:val="ListParagraph"/>
+        <w:numPr>
+          <w:ilvl w:val="0"/>
+          <w:numId w:val="2"/>
+        </w:numPr>
+        <w:spacing w:after="60"/>
+      </w:pPr>
+      <w:r>
+        <w:rPr>
+          <w:rFonts w:ascii="Arial" w:cs="Arial" w:eastAsia="Arial" w:hAnsi="Arial"/>
+          <w:b/>
+          <w:bCs/>
+        </w:rPr>
+        <w:t xml:space="preserve">SP3 đen:</w:t>
+      </w:r>
+      <w:r>
+        <w:rPr>
+          <w:rFonts w:ascii="Arial" w:cs="Arial" w:eastAsia="Arial" w:hAnsi="Arial"/>
+        </w:rPr>
+        <w:t xml:space="preserve"> </w:t>
+      </w:r>
+      <w:r>
+        <w:rPr>
+          <w:rFonts w:ascii="Arial" w:cs="Arial" w:eastAsia="Arial" w:hAnsi="Arial"/>
+          <w:i/>
+          <w:iCs/>
+        </w:rPr>
+        <w:t xml:space="preserve">The Party Dress</w:t>
+      </w:r>
+      <w:r>
+        <w:rPr>
+          <w:rFonts w:ascii="Arial" w:cs="Arial" w:eastAsia="Arial" w:hAnsi="Arial"/>
+        </w:rPr>
+        <w:t xml:space="preserve">, váy dự tiệc.</w:t>
+      </w:r>
+    </w:p>
+    <w:p>
+      <w:pPr>
+        <w:pStyle w:val="ListParagraph"/>
+        <w:numPr>
+          <w:ilvl w:val="0"/>
+          <w:numId w:val="2"/>
+        </w:numPr>
+        <w:spacing w:after="60"/>
+      </w:pPr>
+      <w:r>
+        <w:rPr>
+          <w:rFonts w:ascii="Arial" w:cs="Arial" w:eastAsia="Arial" w:hAnsi="Arial"/>
+          <w:b/>
+          <w:bCs/>
+        </w:rPr>
+        <w:t xml:space="preserve">SP3 hồng:</w:t>
+      </w:r>
+      <w:r>
+        <w:rPr>
+          <w:rFonts w:ascii="Arial" w:cs="Arial" w:eastAsia="Arial" w:hAnsi="Arial"/>
+        </w:rPr>
+        <w:t xml:space="preserve"> </w:t>
+      </w:r>
+      <w:r>
+        <w:rPr>
+          <w:rFonts w:ascii="Arial" w:cs="Arial" w:eastAsia="Arial" w:hAnsi="Arial"/>
+          <w:i/>
+          <w:iCs/>
+        </w:rPr>
+        <w:t xml:space="preserve">The Pink Edit</w:t>
+      </w:r>
+      <w:r>
+        <w:rPr>
+          <w:rFonts w:ascii="Arial" w:cs="Arial" w:eastAsia="Arial" w:hAnsi="Arial"/>
+        </w:rPr>
+        <w:t xml:space="preserve">, dành cho Valentine và Phục sinh.</w:t>
+      </w:r>
+    </w:p>
+    <w:p>
+      <w:pPr>
+        <w:spacing w:after="120"/>
+      </w:pPr>
+      <w:r>
+        <w:rPr>
+          <w:rFonts w:ascii="Arial" w:cs="Arial" w:eastAsia="Arial" w:hAnsi="Arial"/>
+          <w:b/>
+          <w:bCs/>
+        </w:rPr>
+        <w:t xml:space="preserve">Những điều không được làm, để giữ đúng DNA thương hiệu:</w:t>
+      </w:r>
+      <w:r>
+        <w:rPr>
+          <w:rFonts w:ascii="Arial" w:cs="Arial" w:eastAsia="Arial" w:hAnsi="Arial"/>
+        </w:rPr>
+        <w:t xml:space="preserve"> không dùng chữ "haute couture" với khách Mỹ (dễ bị xem là nói quá); không dùng chữ "clearance"; không giảm quá 15%; không để ảnh AI làm sai màu hoặc sai họa tiết; không hứa những gì chưa kiểm chứng.</w:t>
+      </w:r>
+    </w:p>
+    <w:p>
+      <w:pPr>
+        <w:spacing w:after="120"/>
+      </w:pPr>
+      <w:r>
+        <w:rPr>
+          <w:rFonts w:ascii="Arial" w:cs="Arial" w:eastAsia="Arial" w:hAnsi="Arial"/>
+        </w:rPr>
+        <w:t xml:space="preserve">Không dùng chữ </w:t>
+      </w:r>
+      <w:r>
+        <w:rPr>
+          <w:rFonts w:ascii="Arial" w:cs="Arial" w:eastAsia="Arial" w:hAnsi="Arial"/>
+          <w:b/>
+          <w:bCs/>
+        </w:rPr>
+        <w:t xml:space="preserve">"Winter-ready"</w:t>
+      </w:r>
+      <w:r>
+        <w:rPr>
+          <w:rFonts w:ascii="Arial" w:cs="Arial" w:eastAsia="Arial" w:hAnsi="Arial"/>
+        </w:rPr>
+        <w:t xml:space="preserve"> vì khách có thể hiểu là "mặc được khi trời lạnh". Thực tế đây là đồ mỏng, dùng cho nơi ấm hoặc trong nhà.</w:t>
+      </w:r>
+    </w:p>
+    <w:p>
+      <w:pPr>
+        <w:pStyle w:val="Heading3"/>
+      </w:pPr>
+      <w:r>
+        <w:rPr>
+          <w:rFonts w:ascii="Arial" w:cs="Arial" w:eastAsia="Arial" w:hAnsi="Arial"/>
+        </w:rPr>
+        <w:t xml:space="preserve">C. Marketing trong và ngoài Amazon</w:t>
+      </w:r>
+    </w:p>
+    <w:p>
+      <w:pPr>
+        <w:spacing w:after="120"/>
+      </w:pPr>
+      <w:r>
+        <w:rPr>
+          <w:rFonts w:ascii="Arial" w:cs="Arial" w:eastAsia="Arial" w:hAnsi="Arial"/>
+          <w:b/>
+          <w:bCs/>
+        </w:rPr>
+        <w:t xml:space="preserve">Nguyên tắc: ít kênh nhưng làm tới nơi, và kênh nào cũng đo được hiệu quả.</w:t>
+      </w:r>
+    </w:p>
+    <w:tbl>
+      <w:tblPr>
+        <w:tblW w:type="dxa" w:w="9638"/>
+        <w:tblBorders>
+          <w:top w:val="single" w:color="auto" w:sz="4"/>
+          <w:left w:val="single" w:color="auto" w:sz="4"/>
+          <w:bottom w:val="single" w:color="auto" w:sz="4"/>
+          <w:right w:val="single" w:color="auto" w:sz="4"/>
+          <w:insideH w:val="single" w:color="auto" w:sz="4"/>
+          <w:insideV w:val="single" w:color="auto" w:sz="4"/>
+        </w:tblBorders>
+      </w:tblPr>
+      <w:tblGrid>
+        <w:gridCol w:w="1415"/>
+        <w:gridCol w:w="4043"/>
+        <w:gridCol w:w="471"/>
+        <w:gridCol w:w="3709"/>
+      </w:tblGrid>
+      <w:tr>
+        <w:trPr>
+          <w:tblHeader/>
+        </w:trPr>
+        <w:tc>
+          <w:tcPr>
+            <w:tcW w:type="dxa" w:w="1415"/>
+            <w:tcBorders>
+              <w:top w:val="single" w:color="BFBFBF" w:sz="4"/>
+              <w:left w:val="single" w:color="BFBFBF" w:sz="4"/>
+              <w:bottom w:val="single" w:color="BFBFBF" w:sz="4"/>
+              <w:right w:val="single" w:color="BFBFBF" w:sz="4"/>
+            </w:tcBorders>
+            <w:shd w:fill="EFE6DD" w:color="auto" w:val="clear"/>
+            <w:tcMar>
+              <w:top w:type="dxa" w:w="60"/>
+              <w:left w:type="dxa" w:w="90"/>
+              <w:bottom w:type="dxa" w:w="60"/>
+              <w:right w:type="dxa" w:w="90"/>
+            </w:tcMar>
+          </w:tcPr>
+          <w:p>
+            <w:r>
+              <w:rPr>
+                <w:rFonts w:ascii="Arial" w:cs="Arial" w:eastAsia="Arial" w:hAnsi="Arial"/>
+                <w:b/>
+                <w:bCs/>
+                <w:sz w:val="17"/>
+                <w:szCs w:val="17"/>
+              </w:rPr>
+              <w:t xml:space="preserve">Kênh</w:t>
+            </w:r>
+          </w:p>
+        </w:tc>
+        <w:tc>
+          <w:tcPr>
+            <w:tcW w:type="dxa" w:w="4043"/>
+            <w:tcBorders>
+              <w:top w:val="single" w:color="BFBFBF" w:sz="4"/>
+              <w:left w:val="single" w:color="BFBFBF" w:sz="4"/>
+              <w:bottom w:val="single" w:color="BFBFBF" w:sz="4"/>
+              <w:right w:val="single" w:color="BFBFBF" w:sz="4"/>
+            </w:tcBorders>
+            <w:shd w:fill="EFE6DD" w:color="auto" w:val="clear"/>
+            <w:tcMar>
+              <w:top w:type="dxa" w:w="60"/>
+              <w:left w:type="dxa" w:w="90"/>
+              <w:bottom w:type="dxa" w:w="60"/>
+              <w:right w:type="dxa" w:w="90"/>
+            </w:tcMar>
+          </w:tcPr>
+          <w:p>
+            <w:r>
+              <w:rPr>
+                <w:rFonts w:ascii="Arial" w:cs="Arial" w:eastAsia="Arial" w:hAnsi="Arial"/>
+                <w:b/>
+                <w:bCs/>
+                <w:sz w:val="17"/>
+                <w:szCs w:val="17"/>
+              </w:rPr>
+              <w:t xml:space="preserve">Vai trò</w:t>
+            </w:r>
+          </w:p>
+        </w:tc>
+        <w:tc>
+          <w:tcPr>
+            <w:tcW w:type="dxa" w:w="471"/>
+            <w:tcBorders>
+              <w:top w:val="single" w:color="BFBFBF" w:sz="4"/>
+              <w:left w:val="single" w:color="BFBFBF" w:sz="4"/>
+              <w:bottom w:val="single" w:color="BFBFBF" w:sz="4"/>
+              <w:right w:val="single" w:color="BFBFBF" w:sz="4"/>
+            </w:tcBorders>
+            <w:shd w:fill="EFE6DD" w:color="auto" w:val="clear"/>
+            <w:tcMar>
+              <w:top w:type="dxa" w:w="60"/>
+              <w:left w:type="dxa" w:w="90"/>
+              <w:bottom w:type="dxa" w:w="60"/>
+              <w:right w:type="dxa" w:w="90"/>
+            </w:tcMar>
+          </w:tcPr>
+          <w:p>
+            <w:r>
+              <w:rPr>
+                <w:rFonts w:ascii="Arial" w:cs="Arial" w:eastAsia="Arial" w:hAnsi="Arial"/>
+                <w:b/>
+                <w:bCs/>
+                <w:sz w:val="17"/>
+                <w:szCs w:val="17"/>
+              </w:rPr>
+              <w:t xml:space="preserve">Tiền</w:t>
+            </w:r>
+          </w:p>
+        </w:tc>
+        <w:tc>
+          <w:tcPr>
+            <w:tcW w:type="dxa" w:w="3709"/>
+            <w:tcBorders>
+              <w:top w:val="single" w:color="BFBFBF" w:sz="4"/>
+              <w:left w:val="single" w:color="BFBFBF" w:sz="4"/>
+              <w:bottom w:val="single" w:color="BFBFBF" w:sz="4"/>
+              <w:right w:val="single" w:color="BFBFBF" w:sz="4"/>
+            </w:tcBorders>
+            <w:shd w:fill="EFE6DD" w:color="auto" w:val="clear"/>
+            <w:tcMar>
+              <w:top w:type="dxa" w:w="60"/>
+              <w:left w:type="dxa" w:w="90"/>
+              <w:bottom w:type="dxa" w:w="60"/>
+              <w:right w:type="dxa" w:w="90"/>
+            </w:tcMar>
+          </w:tcPr>
+          <w:p>
+            <w:r>
+              <w:rPr>
+                <w:rFonts w:ascii="Arial" w:cs="Arial" w:eastAsia="Arial" w:hAnsi="Arial"/>
+                <w:b/>
+                <w:bCs/>
+                <w:sz w:val="17"/>
+                <w:szCs w:val="17"/>
+              </w:rPr>
+              <w:t xml:space="preserve">Vì sao chọn</w:t>
+            </w:r>
+          </w:p>
+        </w:tc>
+      </w:tr>
+      <w:tr>
+        <w:tc>
+          <w:tcPr>
+            <w:tcW w:type="dxa" w:w="1415"/>
+            <w:tcBorders>
+              <w:top w:val="single" w:color="BFBFBF" w:sz="4"/>
+              <w:left w:val="single" w:color="BFBFBF" w:sz="4"/>
+              <w:bottom w:val="single" w:color="BFBFBF" w:sz="4"/>
+              <w:right w:val="single" w:color="BFBFBF" w:sz="4"/>
+            </w:tcBorders>
+            <w:tcMar>
+              <w:top w:type="dxa" w:w="60"/>
+              <w:left w:type="dxa" w:w="90"/>
+              <w:bottom w:type="dxa" w:w="60"/>
+              <w:right w:type="dxa" w:w="90"/>
+            </w:tcMar>
+          </w:tcPr>
+          <w:p>
+            <w:r>
+              <w:rPr>
+                <w:rFonts w:ascii="Arial" w:cs="Arial" w:eastAsia="Arial" w:hAnsi="Arial"/>
+                <w:b/>
+                <w:bCs/>
+                <w:sz w:val="17"/>
+                <w:szCs w:val="17"/>
+              </w:rPr>
+              <w:t xml:space="preserve">Amazon</w:t>
+            </w:r>
+          </w:p>
+        </w:tc>
+        <w:tc>
+          <w:tcPr>
+            <w:tcW w:type="dxa" w:w="4043"/>
+            <w:tcBorders>
+              <w:top w:val="single" w:color="BFBFBF" w:sz="4"/>
+              <w:left w:val="single" w:color="BFBFBF" w:sz="4"/>
+              <w:bottom w:val="single" w:color="BFBFBF" w:sz="4"/>
+              <w:right w:val="single" w:color="BFBFBF" w:sz="4"/>
+            </w:tcBorders>
+            <w:tcMar>
+              <w:top w:type="dxa" w:w="60"/>
+              <w:left w:type="dxa" w:w="90"/>
+              <w:bottom w:type="dxa" w:w="60"/>
+              <w:right w:type="dxa" w:w="90"/>
+            </w:tcMar>
+          </w:tcPr>
+          <w:p>
+            <w:r>
+              <w:rPr>
+                <w:rFonts w:ascii="Arial" w:cs="Arial" w:eastAsia="Arial" w:hAnsi="Arial"/>
+                <w:sz w:val="17"/>
+                <w:szCs w:val="17"/>
+              </w:rPr>
+              <w:t xml:space="preserve">Nơi khách mua</w:t>
+            </w:r>
+          </w:p>
+        </w:tc>
+        <w:tc>
+          <w:tcPr>
+            <w:tcW w:type="dxa" w:w="471"/>
+            <w:tcBorders>
+              <w:top w:val="single" w:color="BFBFBF" w:sz="4"/>
+              <w:left w:val="single" w:color="BFBFBF" w:sz="4"/>
+              <w:bottom w:val="single" w:color="BFBFBF" w:sz="4"/>
+              <w:right w:val="single" w:color="BFBFBF" w:sz="4"/>
+            </w:tcBorders>
+            <w:tcMar>
+              <w:top w:type="dxa" w:w="60"/>
+              <w:left w:type="dxa" w:w="90"/>
+              <w:bottom w:type="dxa" w:w="60"/>
+              <w:right w:type="dxa" w:w="90"/>
+            </w:tcMar>
+          </w:tcPr>
+          <w:p>
+            <w:r>
+              <w:rPr>
+                <w:rFonts w:ascii="Arial" w:cs="Arial" w:eastAsia="Arial" w:hAnsi="Arial"/>
+                <w:sz w:val="17"/>
+                <w:szCs w:val="17"/>
+              </w:rPr>
+              <w:t xml:space="preserve">300 USD</w:t>
+            </w:r>
+          </w:p>
+        </w:tc>
+        <w:tc>
+          <w:tcPr>
+            <w:tcW w:type="dxa" w:w="3709"/>
+            <w:tcBorders>
+              <w:top w:val="single" w:color="BFBFBF" w:sz="4"/>
+              <w:left w:val="single" w:color="BFBFBF" w:sz="4"/>
+              <w:bottom w:val="single" w:color="BFBFBF" w:sz="4"/>
+              <w:right w:val="single" w:color="BFBFBF" w:sz="4"/>
+            </w:tcBorders>
+            <w:tcMar>
+              <w:top w:type="dxa" w:w="60"/>
+              <w:left w:type="dxa" w:w="90"/>
+              <w:bottom w:type="dxa" w:w="60"/>
+              <w:right w:type="dxa" w:w="90"/>
+            </w:tcMar>
+          </w:tcPr>
+          <w:p>
+            <w:r>
+              <w:rPr>
+                <w:rFonts w:ascii="Arial" w:cs="Arial" w:eastAsia="Arial" w:hAnsi="Arial"/>
+                <w:sz w:val="17"/>
+                <w:szCs w:val="17"/>
+              </w:rPr>
+              <w:t xml:space="preserve">Mọi đơn hàng đều chốt ở đây</w:t>
+            </w:r>
+          </w:p>
+        </w:tc>
+      </w:tr>
+      <w:tr>
+        <w:tc>
+          <w:tcPr>
+            <w:tcW w:type="dxa" w:w="1415"/>
+            <w:tcBorders>
+              <w:top w:val="single" w:color="BFBFBF" w:sz="4"/>
+              <w:left w:val="single" w:color="BFBFBF" w:sz="4"/>
+              <w:bottom w:val="single" w:color="BFBFBF" w:sz="4"/>
+              <w:right w:val="single" w:color="BFBFBF" w:sz="4"/>
+            </w:tcBorders>
+            <w:tcMar>
+              <w:top w:type="dxa" w:w="60"/>
+              <w:left w:type="dxa" w:w="90"/>
+              <w:bottom w:type="dxa" w:w="60"/>
+              <w:right w:type="dxa" w:w="90"/>
+            </w:tcMar>
+          </w:tcPr>
+          <w:p>
+            <w:r>
+              <w:rPr>
+                <w:rFonts w:ascii="Arial" w:cs="Arial" w:eastAsia="Arial" w:hAnsi="Arial"/>
+                <w:b/>
+                <w:bCs/>
+                <w:sz w:val="17"/>
+                <w:szCs w:val="17"/>
+              </w:rPr>
+              <w:t xml:space="preserve">Instagram</w:t>
+            </w:r>
+          </w:p>
+        </w:tc>
+        <w:tc>
+          <w:tcPr>
+            <w:tcW w:type="dxa" w:w="4043"/>
+            <w:tcBorders>
+              <w:top w:val="single" w:color="BFBFBF" w:sz="4"/>
+              <w:left w:val="single" w:color="BFBFBF" w:sz="4"/>
+              <w:bottom w:val="single" w:color="BFBFBF" w:sz="4"/>
+              <w:right w:val="single" w:color="BFBFBF" w:sz="4"/>
+            </w:tcBorders>
+            <w:tcMar>
+              <w:top w:type="dxa" w:w="60"/>
+              <w:left w:type="dxa" w:w="90"/>
+              <w:bottom w:type="dxa" w:w="60"/>
+              <w:right w:type="dxa" w:w="90"/>
+            </w:tcMar>
+          </w:tcPr>
+          <w:p>
+            <w:r>
+              <w:rPr>
+                <w:rFonts w:ascii="Arial" w:cs="Arial" w:eastAsia="Arial" w:hAnsi="Arial"/>
+                <w:sz w:val="17"/>
+                <w:szCs w:val="17"/>
+              </w:rPr>
+              <w:t xml:space="preserve">Đẩy 1–2 video ngắn tới phụ nữ 28–45 tuổi ở các bang lạnh (NY, NJ, MA, IL) thích du thuyền</w:t>
+            </w:r>
+          </w:p>
+        </w:tc>
+        <w:tc>
+          <w:tcPr>
+            <w:tcW w:type="dxa" w:w="471"/>
+            <w:tcBorders>
+              <w:top w:val="single" w:color="BFBFBF" w:sz="4"/>
+              <w:left w:val="single" w:color="BFBFBF" w:sz="4"/>
+              <w:bottom w:val="single" w:color="BFBFBF" w:sz="4"/>
+              <w:right w:val="single" w:color="BFBFBF" w:sz="4"/>
+            </w:tcBorders>
+            <w:tcMar>
+              <w:top w:type="dxa" w:w="60"/>
+              <w:left w:type="dxa" w:w="90"/>
+              <w:bottom w:type="dxa" w:w="60"/>
+              <w:right w:type="dxa" w:w="90"/>
+            </w:tcMar>
+          </w:tcPr>
+          <w:p>
+            <w:r>
+              <w:rPr>
+                <w:rFonts w:ascii="Arial" w:cs="Arial" w:eastAsia="Arial" w:hAnsi="Arial"/>
+                <w:sz w:val="17"/>
+                <w:szCs w:val="17"/>
+              </w:rPr>
+              <w:t xml:space="preserve">40 USD</w:t>
+            </w:r>
+          </w:p>
+        </w:tc>
+        <w:tc>
+          <w:tcPr>
+            <w:tcW w:type="dxa" w:w="3709"/>
+            <w:tcBorders>
+              <w:top w:val="single" w:color="BFBFBF" w:sz="4"/>
+              <w:left w:val="single" w:color="BFBFBF" w:sz="4"/>
+              <w:bottom w:val="single" w:color="BFBFBF" w:sz="4"/>
+              <w:right w:val="single" w:color="BFBFBF" w:sz="4"/>
+            </w:tcBorders>
+            <w:tcMar>
+              <w:top w:type="dxa" w:w="60"/>
+              <w:left w:type="dxa" w:w="90"/>
+              <w:bottom w:type="dxa" w:w="60"/>
+              <w:right w:type="dxa" w:w="90"/>
+            </w:tcMar>
+          </w:tcPr>
+          <w:p>
+            <w:r>
+              <w:rPr>
+                <w:rFonts w:ascii="Arial" w:cs="Arial" w:eastAsia="Arial" w:hAnsi="Arial"/>
+                <w:sz w:val="17"/>
+                <w:szCs w:val="17"/>
+              </w:rPr>
+              <w:t xml:space="preserve">Nhắm được theo vị trí và độ tuổi, đúng nhóm khách chính</w:t>
+            </w:r>
+          </w:p>
+        </w:tc>
+      </w:tr>
+      <w:tr>
+        <w:tc>
+          <w:tcPr>
+            <w:tcW w:type="dxa" w:w="1415"/>
+            <w:tcBorders>
+              <w:top w:val="single" w:color="BFBFBF" w:sz="4"/>
+              <w:left w:val="single" w:color="BFBFBF" w:sz="4"/>
+              <w:bottom w:val="single" w:color="BFBFBF" w:sz="4"/>
+              <w:right w:val="single" w:color="BFBFBF" w:sz="4"/>
+            </w:tcBorders>
+            <w:tcMar>
+              <w:top w:type="dxa" w:w="60"/>
+              <w:left w:type="dxa" w:w="90"/>
+              <w:bottom w:type="dxa" w:w="60"/>
+              <w:right w:type="dxa" w:w="90"/>
+            </w:tcMar>
+          </w:tcPr>
+          <w:p>
+            <w:r>
+              <w:rPr>
+                <w:rFonts w:ascii="Arial" w:cs="Arial" w:eastAsia="Arial" w:hAnsi="Arial"/>
+                <w:b/>
+                <w:bCs/>
+                <w:sz w:val="17"/>
+                <w:szCs w:val="17"/>
+              </w:rPr>
+              <w:t xml:space="preserve">2 creator du lịch</w:t>
+            </w:r>
+          </w:p>
+        </w:tc>
+        <w:tc>
+          <w:tcPr>
+            <w:tcW w:type="dxa" w:w="4043"/>
+            <w:tcBorders>
+              <w:top w:val="single" w:color="BFBFBF" w:sz="4"/>
+              <w:left w:val="single" w:color="BFBFBF" w:sz="4"/>
+              <w:bottom w:val="single" w:color="BFBFBF" w:sz="4"/>
+              <w:right w:val="single" w:color="BFBFBF" w:sz="4"/>
+            </w:tcBorders>
+            <w:tcMar>
+              <w:top w:type="dxa" w:w="60"/>
+              <w:left w:type="dxa" w:w="90"/>
+              <w:bottom w:type="dxa" w:w="60"/>
+              <w:right w:type="dxa" w:w="90"/>
+            </w:tcMar>
+          </w:tcPr>
+          <w:p>
+            <w:r>
+              <w:rPr>
+                <w:rFonts w:ascii="Arial" w:cs="Arial" w:eastAsia="Arial" w:hAnsi="Arial"/>
+                <w:sz w:val="17"/>
+                <w:szCs w:val="17"/>
+              </w:rPr>
+              <w:t xml:space="preserve">Quay video, chụp ảnh thật với sản phẩm; dùng lại cho listing và Instagram</w:t>
+            </w:r>
+          </w:p>
+        </w:tc>
+        <w:tc>
+          <w:tcPr>
+            <w:tcW w:type="dxa" w:w="471"/>
+            <w:tcBorders>
+              <w:top w:val="single" w:color="BFBFBF" w:sz="4"/>
+              <w:left w:val="single" w:color="BFBFBF" w:sz="4"/>
+              <w:bottom w:val="single" w:color="BFBFBF" w:sz="4"/>
+              <w:right w:val="single" w:color="BFBFBF" w:sz="4"/>
+            </w:tcBorders>
+            <w:tcMar>
+              <w:top w:type="dxa" w:w="60"/>
+              <w:left w:type="dxa" w:w="90"/>
+              <w:bottom w:type="dxa" w:w="60"/>
+              <w:right w:type="dxa" w:w="90"/>
+            </w:tcMar>
+          </w:tcPr>
+          <w:p>
+            <w:r>
+              <w:rPr>
+                <w:rFonts w:ascii="Arial" w:cs="Arial" w:eastAsia="Arial" w:hAnsi="Arial"/>
+                <w:sz w:val="17"/>
+                <w:szCs w:val="17"/>
+              </w:rPr>
+              <w:t xml:space="preserve">45 USD</w:t>
+            </w:r>
+          </w:p>
+        </w:tc>
+        <w:tc>
+          <w:tcPr>
+            <w:tcW w:type="dxa" w:w="3709"/>
+            <w:tcBorders>
+              <w:top w:val="single" w:color="BFBFBF" w:sz="4"/>
+              <w:left w:val="single" w:color="BFBFBF" w:sz="4"/>
+              <w:bottom w:val="single" w:color="BFBFBF" w:sz="4"/>
+              <w:right w:val="single" w:color="BFBFBF" w:sz="4"/>
+            </w:tcBorders>
+            <w:tcMar>
+              <w:top w:type="dxa" w:w="60"/>
+              <w:left w:type="dxa" w:w="90"/>
+              <w:bottom w:type="dxa" w:w="60"/>
+              <w:right w:type="dxa" w:w="90"/>
+            </w:tcMar>
+          </w:tcPr>
+          <w:p>
+            <w:r>
+              <w:rPr>
+                <w:rFonts w:ascii="Arial" w:cs="Arial" w:eastAsia="Arial" w:hAnsi="Arial"/>
+                <w:sz w:val="17"/>
+                <w:szCs w:val="17"/>
+              </w:rPr>
+              <w:t xml:space="preserve">Nội dung thật giúp khách tin hơn</w:t>
+            </w:r>
+          </w:p>
+        </w:tc>
+      </w:tr>
+      <w:tr>
+        <w:tc>
+          <w:tcPr>
+            <w:tcW w:type="dxa" w:w="1415"/>
+            <w:tcBorders>
+              <w:top w:val="single" w:color="BFBFBF" w:sz="4"/>
+              <w:left w:val="single" w:color="BFBFBF" w:sz="4"/>
+              <w:bottom w:val="single" w:color="BFBFBF" w:sz="4"/>
+              <w:right w:val="single" w:color="BFBFBF" w:sz="4"/>
+            </w:tcBorders>
+            <w:tcMar>
+              <w:top w:type="dxa" w:w="60"/>
+              <w:left w:type="dxa" w:w="90"/>
+              <w:bottom w:type="dxa" w:w="60"/>
+              <w:right w:type="dxa" w:w="90"/>
+            </w:tcMar>
+          </w:tcPr>
+          <w:p>
+            <w:r>
+              <w:rPr>
+                <w:rFonts w:ascii="Arial" w:cs="Arial" w:eastAsia="Arial" w:hAnsi="Arial"/>
+                <w:sz w:val="17"/>
+                <w:szCs w:val="17"/>
+              </w:rPr>
+              <w:t xml:space="preserve">Dự phòng</w:t>
+            </w:r>
+          </w:p>
+        </w:tc>
+        <w:tc>
+          <w:tcPr>
+            <w:tcW w:type="dxa" w:w="4043"/>
+            <w:tcBorders>
+              <w:top w:val="single" w:color="BFBFBF" w:sz="4"/>
+              <w:left w:val="single" w:color="BFBFBF" w:sz="4"/>
+              <w:bottom w:val="single" w:color="BFBFBF" w:sz="4"/>
+              <w:right w:val="single" w:color="BFBFBF" w:sz="4"/>
+            </w:tcBorders>
+            <w:tcMar>
+              <w:top w:type="dxa" w:w="60"/>
+              <w:left w:type="dxa" w:w="90"/>
+              <w:bottom w:type="dxa" w:w="60"/>
+              <w:right w:type="dxa" w:w="90"/>
+            </w:tcMar>
+          </w:tcPr>
+          <w:p/>
+        </w:tc>
+        <w:tc>
+          <w:tcPr>
+            <w:tcW w:type="dxa" w:w="471"/>
+            <w:tcBorders>
+              <w:top w:val="single" w:color="BFBFBF" w:sz="4"/>
+              <w:left w:val="single" w:color="BFBFBF" w:sz="4"/>
+              <w:bottom w:val="single" w:color="BFBFBF" w:sz="4"/>
+              <w:right w:val="single" w:color="BFBFBF" w:sz="4"/>
+            </w:tcBorders>
+            <w:tcMar>
+              <w:top w:type="dxa" w:w="60"/>
+              <w:left w:type="dxa" w:w="90"/>
+              <w:bottom w:type="dxa" w:w="60"/>
+              <w:right w:type="dxa" w:w="90"/>
+            </w:tcMar>
+          </w:tcPr>
+          <w:p>
+            <w:r>
+              <w:rPr>
+                <w:rFonts w:ascii="Arial" w:cs="Arial" w:eastAsia="Arial" w:hAnsi="Arial"/>
+                <w:sz w:val="17"/>
+                <w:szCs w:val="17"/>
+              </w:rPr>
+              <w:t xml:space="preserve">15 USD</w:t>
+            </w:r>
+          </w:p>
+        </w:tc>
+        <w:tc>
+          <w:tcPr>
+            <w:tcW w:type="dxa" w:w="3709"/>
+            <w:tcBorders>
+              <w:top w:val="single" w:color="BFBFBF" w:sz="4"/>
+              <w:left w:val="single" w:color="BFBFBF" w:sz="4"/>
+              <w:bottom w:val="single" w:color="BFBFBF" w:sz="4"/>
+              <w:right w:val="single" w:color="BFBFBF" w:sz="4"/>
+            </w:tcBorders>
+            <w:tcMar>
+              <w:top w:type="dxa" w:w="60"/>
+              <w:left w:type="dxa" w:w="90"/>
+              <w:bottom w:type="dxa" w:w="60"/>
+              <w:right w:type="dxa" w:w="90"/>
+            </w:tcMar>
+          </w:tcPr>
+          <w:p/>
+        </w:tc>
+      </w:tr>
+    </w:tbl>
+    <w:p>
+      <w:pPr>
+        <w:spacing w:after="120"/>
+      </w:pPr>
+    </w:p>
+    <w:p>
+      <w:pPr>
+        <w:spacing w:after="120"/>
+      </w:pPr>
+      <w:r>
+        <w:rPr>
+          <w:rFonts w:ascii="Arial" w:cs="Arial" w:eastAsia="Arial" w:hAnsi="Arial"/>
+          <w:b/>
+          <w:bCs/>
+        </w:rPr>
+        <w:t xml:space="preserve">Chưa làm TikTok, Google Ads, affiliate trả phí.</w:t>
+      </w:r>
+      <w:r>
+        <w:rPr>
+          <w:rFonts w:ascii="Arial" w:cs="Arial" w:eastAsia="Arial" w:hAnsi="Arial"/>
+        </w:rPr>
+        <w:t xml:space="preserve"> Với 100 USD, chia cho nhiều kênh thì kênh nào cũng quá ít tiền để có kết quả.</w:t>
+      </w:r>
+    </w:p>
+    <w:p>
+      <w:pPr>
+        <w:spacing w:after="120"/>
+      </w:pPr>
+      <w:r>
+        <w:rPr>
+          <w:rFonts w:ascii="Arial" w:cs="Arial" w:eastAsia="Arial" w:hAnsi="Arial"/>
+          <w:b/>
+          <w:bCs/>
+        </w:rPr>
+        <w:t xml:space="preserve">Hành trình của khách:</w:t>
+      </w:r>
+    </w:p>
+    <w:p>
+      <w:pPr>
+        <w:pBdr>
+          <w:left w:val="single" w:color="7A4B2A" w:sz="18" w:space="8"/>
+        </w:pBdr>
+        <w:shd w:fill="FAF6F1" w:color="auto" w:val="clear"/>
+        <w:spacing w:after="120"/>
+        <w:ind w:left="360"/>
+      </w:pPr>
+      <w:r>
+        <w:rPr>
+          <w:rFonts w:ascii="Arial" w:cs="Arial" w:eastAsia="Arial" w:hAnsi="Arial"/>
+          <w:i w:val="false"/>
+          <w:iCs w:val="false"/>
+        </w:rPr>
+        <w:t xml:space="preserve">Thấy video trên Instagram → bấm link → vào trang "Winter Escape" trên Amazon → xem listing, thấy coupon → mua → theo dõi thương hiệu</w:t>
+      </w:r>
+    </w:p>
+    <w:p>
+      <w:pPr>
+        <w:spacing w:after="120"/>
+      </w:pPr>
+      <w:r>
+        <w:rPr>
+          <w:rFonts w:ascii="Arial" w:cs="Arial" w:eastAsia="Arial" w:hAnsi="Arial"/>
+        </w:rPr>
+        <w:t xml:space="preserve">Mọi link đều gắn </w:t>
+      </w:r>
+      <w:r>
+        <w:rPr>
+          <w:rFonts w:ascii="Arial" w:cs="Arial" w:eastAsia="Arial" w:hAnsi="Arial"/>
+          <w:b/>
+          <w:bCs/>
+        </w:rPr>
+        <w:t xml:space="preserve">Amazon Attribution</w:t>
+      </w:r>
+      <w:r>
+        <w:rPr>
+          <w:rFonts w:ascii="Arial" w:cs="Arial" w:eastAsia="Arial" w:hAnsi="Arial"/>
+        </w:rPr>
+        <w:t xml:space="preserve">, kể cả link trong trang Beacons, để biết chính xác bao nhiêu người bấm và bao nhiêu người mua.</w:t>
+      </w:r>
+    </w:p>
+    <w:p>
+      <w:pPr>
+        <w:spacing w:after="120"/>
+      </w:pPr>
+      <w:r>
+        <w:rPr>
+          <w:rFonts w:ascii="Arial" w:cs="Arial" w:eastAsia="Arial" w:hAnsi="Arial"/>
+          <w:b/>
+          <w:bCs/>
+        </w:rPr>
+        <w:t xml:space="preserve">Điều kiện với creator:</w:t>
+      </w:r>
+      <w:r>
+        <w:rPr>
+          <w:rFonts w:ascii="Arial" w:cs="Arial" w:eastAsia="Arial" w:hAnsi="Arial"/>
+        </w:rPr>
+        <w:t xml:space="preserve"> chỉ tính vào kế hoạch khi đã có </w:t>
+      </w:r>
+      <w:r>
+        <w:rPr>
+          <w:rFonts w:ascii="Arial" w:cs="Arial" w:eastAsia="Arial" w:hAnsi="Arial"/>
+          <w:b/>
+          <w:bCs/>
+        </w:rPr>
+        <w:t xml:space="preserve">thỏa thuận bằng văn bản</w:t>
+      </w:r>
+      <w:r>
+        <w:rPr>
+          <w:rFonts w:ascii="Arial" w:cs="Arial" w:eastAsia="Arial" w:hAnsi="Arial"/>
+        </w:rPr>
+        <w:t xml:space="preserve"> (nội dung giao nộp, thời hạn, quyền dùng lại nội dung). Nếu đến 31/10 chưa có, 45 USD vẫn giữ cho các kênh ngoài Amazon (dùng để đẩy nội dung của chính thương hiệu). Không tự ý chuyển sang quảng cáo Amazon khi BTC chưa cho phép.</w:t>
+      </w:r>
+    </w:p>
+    <w:p>
+      <w:pPr>
+        <w:pStyle w:val="Heading3"/>
+      </w:pPr>
+      <w:r>
+        <w:rPr>
+          <w:rFonts w:ascii="Arial" w:cs="Arial" w:eastAsia="Arial" w:hAnsi="Arial"/>
+        </w:rPr>
+        <w:t xml:space="preserve">D. Bộ hình AI</w:t>
+      </w:r>
+    </w:p>
+    <w:p>
+      <w:pPr>
+        <w:spacing w:after="120"/>
+      </w:pPr>
+      <w:r>
+        <w:rPr>
+          <w:rFonts w:ascii="Arial" w:cs="Arial" w:eastAsia="Arial" w:hAnsi="Arial"/>
+          <w:b/>
+          <w:bCs/>
+        </w:rPr>
+        <w:t xml:space="preserve">Quy định của Amazon:</w:t>
+      </w:r>
+      <w:r>
+        <w:rPr>
+          <w:rFonts w:ascii="Arial" w:cs="Arial" w:eastAsia="Arial" w:hAnsi="Arial"/>
+        </w:rPr>
+        <w:t xml:space="preserve"> ảnh chính (ảnh đầu tiên) phải là </w:t>
+      </w:r>
+      <w:r>
+        <w:rPr>
+          <w:rFonts w:ascii="Arial" w:cs="Arial" w:eastAsia="Arial" w:hAnsi="Arial"/>
+          <w:b/>
+          <w:bCs/>
+        </w:rPr>
+        <w:t xml:space="preserve">ảnh chụp thật</w:t>
+      </w:r>
+      <w:r>
+        <w:rPr>
+          <w:rFonts w:ascii="Arial" w:cs="Arial" w:eastAsia="Arial" w:hAnsi="Arial"/>
+        </w:rPr>
+        <w:t xml:space="preserve"> trên nền trắng. AI chỉ dùng cho </w:t>
+      </w:r>
+      <w:r>
+        <w:rPr>
+          <w:rFonts w:ascii="Arial" w:cs="Arial" w:eastAsia="Arial" w:hAnsi="Arial"/>
+          <w:b/>
+          <w:bCs/>
+        </w:rPr>
+        <w:t xml:space="preserve">ảnh phụ</w:t>
+      </w:r>
+      <w:r>
+        <w:rPr>
+          <w:rFonts w:ascii="Arial" w:cs="Arial" w:eastAsia="Arial" w:hAnsi="Arial"/>
+        </w:rPr>
+        <w:t xml:space="preserve">: đặt sản phẩm thật vào bối cảnh mới như du thuyền hay tiệc.</w:t>
+      </w:r>
+    </w:p>
+    <w:tbl>
+      <w:tblPr>
+        <w:tblW w:type="dxa" w:w="9638"/>
+        <w:tblBorders>
+          <w:top w:val="single" w:color="auto" w:sz="4"/>
+          <w:left w:val="single" w:color="auto" w:sz="4"/>
+          <w:bottom w:val="single" w:color="auto" w:sz="4"/>
+          <w:right w:val="single" w:color="auto" w:sz="4"/>
+          <w:insideH w:val="single" w:color="auto" w:sz="4"/>
+          <w:insideV w:val="single" w:color="auto" w:sz="4"/>
+        </w:tblBorders>
+      </w:tblPr>
+      <w:tblGrid>
+        <w:gridCol w:w="917"/>
+        <w:gridCol w:w="7190"/>
+        <w:gridCol w:w="1531"/>
+      </w:tblGrid>
+      <w:tr>
+        <w:trPr>
+          <w:tblHeader/>
+        </w:trPr>
+        <w:tc>
+          <w:tcPr>
+            <w:tcW w:type="dxa" w:w="917"/>
+            <w:tcBorders>
+              <w:top w:val="single" w:color="BFBFBF" w:sz="4"/>
+              <w:left w:val="single" w:color="BFBFBF" w:sz="4"/>
+              <w:bottom w:val="single" w:color="BFBFBF" w:sz="4"/>
+              <w:right w:val="single" w:color="BFBFBF" w:sz="4"/>
+            </w:tcBorders>
+            <w:shd w:fill="EFE6DD" w:color="auto" w:val="clear"/>
+            <w:tcMar>
+              <w:top w:type="dxa" w:w="60"/>
+              <w:left w:type="dxa" w:w="90"/>
+              <w:bottom w:type="dxa" w:w="60"/>
+              <w:right w:type="dxa" w:w="90"/>
+            </w:tcMar>
+          </w:tcPr>
+          <w:p>
+            <w:r>
+              <w:rPr>
+                <w:rFonts w:ascii="Arial" w:cs="Arial" w:eastAsia="Arial" w:hAnsi="Arial"/>
+                <w:b/>
+                <w:bCs/>
+                <w:sz w:val="17"/>
+                <w:szCs w:val="17"/>
+              </w:rPr>
+              <w:t xml:space="preserve">#</w:t>
+            </w:r>
+          </w:p>
+        </w:tc>
+        <w:tc>
+          <w:tcPr>
+            <w:tcW w:type="dxa" w:w="7190"/>
+            <w:tcBorders>
+              <w:top w:val="single" w:color="BFBFBF" w:sz="4"/>
+              <w:left w:val="single" w:color="BFBFBF" w:sz="4"/>
+              <w:bottom w:val="single" w:color="BFBFBF" w:sz="4"/>
+              <w:right w:val="single" w:color="BFBFBF" w:sz="4"/>
+            </w:tcBorders>
+            <w:shd w:fill="EFE6DD" w:color="auto" w:val="clear"/>
+            <w:tcMar>
+              <w:top w:type="dxa" w:w="60"/>
+              <w:left w:type="dxa" w:w="90"/>
+              <w:bottom w:type="dxa" w:w="60"/>
+              <w:right w:type="dxa" w:w="90"/>
+            </w:tcMar>
+          </w:tcPr>
+          <w:p>
+            <w:r>
+              <w:rPr>
+                <w:rFonts w:ascii="Arial" w:cs="Arial" w:eastAsia="Arial" w:hAnsi="Arial"/>
+                <w:b/>
+                <w:bCs/>
+                <w:sz w:val="17"/>
+                <w:szCs w:val="17"/>
+              </w:rPr>
+              <w:t xml:space="preserve">Ảnh</w:t>
+            </w:r>
+          </w:p>
+        </w:tc>
+        <w:tc>
+          <w:tcPr>
+            <w:tcW w:type="dxa" w:w="1531"/>
+            <w:tcBorders>
+              <w:top w:val="single" w:color="BFBFBF" w:sz="4"/>
+              <w:left w:val="single" w:color="BFBFBF" w:sz="4"/>
+              <w:bottom w:val="single" w:color="BFBFBF" w:sz="4"/>
+              <w:right w:val="single" w:color="BFBFBF" w:sz="4"/>
+            </w:tcBorders>
+            <w:shd w:fill="EFE6DD" w:color="auto" w:val="clear"/>
+            <w:tcMar>
+              <w:top w:type="dxa" w:w="60"/>
+              <w:left w:type="dxa" w:w="90"/>
+              <w:bottom w:type="dxa" w:w="60"/>
+              <w:right w:type="dxa" w:w="90"/>
+            </w:tcMar>
+          </w:tcPr>
+          <w:p>
+            <w:r>
+              <w:rPr>
+                <w:rFonts w:ascii="Arial" w:cs="Arial" w:eastAsia="Arial" w:hAnsi="Arial"/>
+                <w:b/>
+                <w:bCs/>
+                <w:sz w:val="17"/>
+                <w:szCs w:val="17"/>
+              </w:rPr>
+              <w:t xml:space="preserve">Nguồn</w:t>
+            </w:r>
+          </w:p>
+        </w:tc>
+      </w:tr>
+      <w:tr>
+        <w:tc>
+          <w:tcPr>
+            <w:tcW w:type="dxa" w:w="917"/>
+            <w:tcBorders>
+              <w:top w:val="single" w:color="BFBFBF" w:sz="4"/>
+              <w:left w:val="single" w:color="BFBFBF" w:sz="4"/>
+              <w:bottom w:val="single" w:color="BFBFBF" w:sz="4"/>
+              <w:right w:val="single" w:color="BFBFBF" w:sz="4"/>
+            </w:tcBorders>
+            <w:tcMar>
+              <w:top w:type="dxa" w:w="60"/>
+              <w:left w:type="dxa" w:w="90"/>
+              <w:bottom w:type="dxa" w:w="60"/>
+              <w:right w:type="dxa" w:w="90"/>
+            </w:tcMar>
+          </w:tcPr>
+          <w:p>
+            <w:r>
+              <w:rPr>
+                <w:rFonts w:ascii="Arial" w:cs="Arial" w:eastAsia="Arial" w:hAnsi="Arial"/>
+                <w:sz w:val="17"/>
+                <w:szCs w:val="17"/>
+              </w:rPr>
+              <w:t xml:space="preserve">1</w:t>
+            </w:r>
+          </w:p>
+        </w:tc>
+        <w:tc>
+          <w:tcPr>
+            <w:tcW w:type="dxa" w:w="7190"/>
+            <w:tcBorders>
+              <w:top w:val="single" w:color="BFBFBF" w:sz="4"/>
+              <w:left w:val="single" w:color="BFBFBF" w:sz="4"/>
+              <w:bottom w:val="single" w:color="BFBFBF" w:sz="4"/>
+              <w:right w:val="single" w:color="BFBFBF" w:sz="4"/>
+            </w:tcBorders>
+            <w:tcMar>
+              <w:top w:type="dxa" w:w="60"/>
+              <w:left w:type="dxa" w:w="90"/>
+              <w:bottom w:type="dxa" w:w="60"/>
+              <w:right w:type="dxa" w:w="90"/>
+            </w:tcMar>
+          </w:tcPr>
+          <w:p>
+            <w:r>
+              <w:rPr>
+                <w:rFonts w:ascii="Arial" w:cs="Arial" w:eastAsia="Arial" w:hAnsi="Arial"/>
+                <w:sz w:val="17"/>
+                <w:szCs w:val="17"/>
+              </w:rPr>
+              <w:t xml:space="preserve">Ảnh chính, nền trắng</w:t>
+            </w:r>
+          </w:p>
+        </w:tc>
+        <w:tc>
+          <w:tcPr>
+            <w:tcW w:type="dxa" w:w="1531"/>
+            <w:tcBorders>
+              <w:top w:val="single" w:color="BFBFBF" w:sz="4"/>
+              <w:left w:val="single" w:color="BFBFBF" w:sz="4"/>
+              <w:bottom w:val="single" w:color="BFBFBF" w:sz="4"/>
+              <w:right w:val="single" w:color="BFBFBF" w:sz="4"/>
+            </w:tcBorders>
+            <w:tcMar>
+              <w:top w:type="dxa" w:w="60"/>
+              <w:left w:type="dxa" w:w="90"/>
+              <w:bottom w:type="dxa" w:w="60"/>
+              <w:right w:type="dxa" w:w="90"/>
+            </w:tcMar>
+          </w:tcPr>
+          <w:p>
+            <w:r>
+              <w:rPr>
+                <w:rFonts w:ascii="Arial" w:cs="Arial" w:eastAsia="Arial" w:hAnsi="Arial"/>
+                <w:sz w:val="17"/>
+                <w:szCs w:val="17"/>
+              </w:rPr>
+              <w:t xml:space="preserve">Ảnh thật</w:t>
+            </w:r>
+          </w:p>
+        </w:tc>
+      </w:tr>
+      <w:tr>
+        <w:tc>
+          <w:tcPr>
+            <w:tcW w:type="dxa" w:w="917"/>
+            <w:tcBorders>
+              <w:top w:val="single" w:color="BFBFBF" w:sz="4"/>
+              <w:left w:val="single" w:color="BFBFBF" w:sz="4"/>
+              <w:bottom w:val="single" w:color="BFBFBF" w:sz="4"/>
+              <w:right w:val="single" w:color="BFBFBF" w:sz="4"/>
+            </w:tcBorders>
+            <w:tcMar>
+              <w:top w:type="dxa" w:w="60"/>
+              <w:left w:type="dxa" w:w="90"/>
+              <w:bottom w:type="dxa" w:w="60"/>
+              <w:right w:type="dxa" w:w="90"/>
+            </w:tcMar>
+          </w:tcPr>
+          <w:p>
+            <w:r>
+              <w:rPr>
+                <w:rFonts w:ascii="Arial" w:cs="Arial" w:eastAsia="Arial" w:hAnsi="Arial"/>
+                <w:sz w:val="17"/>
+                <w:szCs w:val="17"/>
+              </w:rPr>
+              <w:t xml:space="preserve">2</w:t>
+            </w:r>
+          </w:p>
+        </w:tc>
+        <w:tc>
+          <w:tcPr>
+            <w:tcW w:type="dxa" w:w="7190"/>
+            <w:tcBorders>
+              <w:top w:val="single" w:color="BFBFBF" w:sz="4"/>
+              <w:left w:val="single" w:color="BFBFBF" w:sz="4"/>
+              <w:bottom w:val="single" w:color="BFBFBF" w:sz="4"/>
+              <w:right w:val="single" w:color="BFBFBF" w:sz="4"/>
+            </w:tcBorders>
+            <w:tcMar>
+              <w:top w:type="dxa" w:w="60"/>
+              <w:left w:type="dxa" w:w="90"/>
+              <w:bottom w:type="dxa" w:w="60"/>
+              <w:right w:type="dxa" w:w="90"/>
+            </w:tcMar>
+          </w:tcPr>
+          <w:p>
+            <w:r>
+              <w:rPr>
+                <w:rFonts w:ascii="Arial" w:cs="Arial" w:eastAsia="Arial" w:hAnsi="Arial"/>
+                <w:sz w:val="17"/>
+                <w:szCs w:val="17"/>
+              </w:rPr>
+              <w:t xml:space="preserve">Bối cảnh chính (du thuyền / resort / tiệc)</w:t>
+            </w:r>
+          </w:p>
+        </w:tc>
+        <w:tc>
+          <w:tcPr>
+            <w:tcW w:type="dxa" w:w="1531"/>
+            <w:tcBorders>
+              <w:top w:val="single" w:color="BFBFBF" w:sz="4"/>
+              <w:left w:val="single" w:color="BFBFBF" w:sz="4"/>
+              <w:bottom w:val="single" w:color="BFBFBF" w:sz="4"/>
+              <w:right w:val="single" w:color="BFBFBF" w:sz="4"/>
+            </w:tcBorders>
+            <w:tcMar>
+              <w:top w:type="dxa" w:w="60"/>
+              <w:left w:type="dxa" w:w="90"/>
+              <w:bottom w:type="dxa" w:w="60"/>
+              <w:right w:type="dxa" w:w="90"/>
+            </w:tcMar>
+          </w:tcPr>
+          <w:p>
+            <w:r>
+              <w:rPr>
+                <w:rFonts w:ascii="Arial" w:cs="Arial" w:eastAsia="Arial" w:hAnsi="Arial"/>
+                <w:sz w:val="17"/>
+                <w:szCs w:val="17"/>
+              </w:rPr>
+              <w:t xml:space="preserve">AI</w:t>
+            </w:r>
+          </w:p>
+        </w:tc>
+      </w:tr>
+      <w:tr>
+        <w:tc>
+          <w:tcPr>
+            <w:tcW w:type="dxa" w:w="917"/>
+            <w:tcBorders>
+              <w:top w:val="single" w:color="BFBFBF" w:sz="4"/>
+              <w:left w:val="single" w:color="BFBFBF" w:sz="4"/>
+              <w:bottom w:val="single" w:color="BFBFBF" w:sz="4"/>
+              <w:right w:val="single" w:color="BFBFBF" w:sz="4"/>
+            </w:tcBorders>
+            <w:tcMar>
+              <w:top w:type="dxa" w:w="60"/>
+              <w:left w:type="dxa" w:w="90"/>
+              <w:bottom w:type="dxa" w:w="60"/>
+              <w:right w:type="dxa" w:w="90"/>
+            </w:tcMar>
+          </w:tcPr>
+          <w:p>
+            <w:r>
+              <w:rPr>
+                <w:rFonts w:ascii="Arial" w:cs="Arial" w:eastAsia="Arial" w:hAnsi="Arial"/>
+                <w:sz w:val="17"/>
+                <w:szCs w:val="17"/>
+              </w:rPr>
+              <w:t xml:space="preserve">3</w:t>
+            </w:r>
+          </w:p>
+        </w:tc>
+        <w:tc>
+          <w:tcPr>
+            <w:tcW w:type="dxa" w:w="7190"/>
+            <w:tcBorders>
+              <w:top w:val="single" w:color="BFBFBF" w:sz="4"/>
+              <w:left w:val="single" w:color="BFBFBF" w:sz="4"/>
+              <w:bottom w:val="single" w:color="BFBFBF" w:sz="4"/>
+              <w:right w:val="single" w:color="BFBFBF" w:sz="4"/>
+            </w:tcBorders>
+            <w:tcMar>
+              <w:top w:type="dxa" w:w="60"/>
+              <w:left w:type="dxa" w:w="90"/>
+              <w:bottom w:type="dxa" w:w="60"/>
+              <w:right w:type="dxa" w:w="90"/>
+            </w:tcMar>
+          </w:tcPr>
+          <w:p>
+            <w:r>
+              <w:rPr>
+                <w:rFonts w:ascii="Arial" w:cs="Arial" w:eastAsia="Arial" w:hAnsi="Arial"/>
+                <w:sz w:val="17"/>
+                <w:szCs w:val="17"/>
+              </w:rPr>
+              <w:t xml:space="preserve">Phối thêm lớp khoác mùa đông</w:t>
+            </w:r>
+          </w:p>
+        </w:tc>
+        <w:tc>
+          <w:tcPr>
+            <w:tcW w:type="dxa" w:w="1531"/>
+            <w:tcBorders>
+              <w:top w:val="single" w:color="BFBFBF" w:sz="4"/>
+              <w:left w:val="single" w:color="BFBFBF" w:sz="4"/>
+              <w:bottom w:val="single" w:color="BFBFBF" w:sz="4"/>
+              <w:right w:val="single" w:color="BFBFBF" w:sz="4"/>
+            </w:tcBorders>
+            <w:tcMar>
+              <w:top w:type="dxa" w:w="60"/>
+              <w:left w:type="dxa" w:w="90"/>
+              <w:bottom w:type="dxa" w:w="60"/>
+              <w:right w:type="dxa" w:w="90"/>
+            </w:tcMar>
+          </w:tcPr>
+          <w:p>
+            <w:r>
+              <w:rPr>
+                <w:rFonts w:ascii="Arial" w:cs="Arial" w:eastAsia="Arial" w:hAnsi="Arial"/>
+                <w:sz w:val="17"/>
+                <w:szCs w:val="17"/>
+              </w:rPr>
+              <w:t xml:space="preserve">AI</w:t>
+            </w:r>
+          </w:p>
+        </w:tc>
+      </w:tr>
+      <w:tr>
+        <w:tc>
+          <w:tcPr>
+            <w:tcW w:type="dxa" w:w="917"/>
+            <w:tcBorders>
+              <w:top w:val="single" w:color="BFBFBF" w:sz="4"/>
+              <w:left w:val="single" w:color="BFBFBF" w:sz="4"/>
+              <w:bottom w:val="single" w:color="BFBFBF" w:sz="4"/>
+              <w:right w:val="single" w:color="BFBFBF" w:sz="4"/>
+            </w:tcBorders>
+            <w:tcMar>
+              <w:top w:type="dxa" w:w="60"/>
+              <w:left w:type="dxa" w:w="90"/>
+              <w:bottom w:type="dxa" w:w="60"/>
+              <w:right w:type="dxa" w:w="90"/>
+            </w:tcMar>
+          </w:tcPr>
+          <w:p>
+            <w:r>
+              <w:rPr>
+                <w:rFonts w:ascii="Arial" w:cs="Arial" w:eastAsia="Arial" w:hAnsi="Arial"/>
+                <w:sz w:val="17"/>
+                <w:szCs w:val="17"/>
+              </w:rPr>
+              <w:t xml:space="preserve">4</w:t>
+            </w:r>
+          </w:p>
+        </w:tc>
+        <w:tc>
+          <w:tcPr>
+            <w:tcW w:type="dxa" w:w="7190"/>
+            <w:tcBorders>
+              <w:top w:val="single" w:color="BFBFBF" w:sz="4"/>
+              <w:left w:val="single" w:color="BFBFBF" w:sz="4"/>
+              <w:bottom w:val="single" w:color="BFBFBF" w:sz="4"/>
+              <w:right w:val="single" w:color="BFBFBF" w:sz="4"/>
+            </w:tcBorders>
+            <w:tcMar>
+              <w:top w:type="dxa" w:w="60"/>
+              <w:left w:type="dxa" w:w="90"/>
+              <w:bottom w:type="dxa" w:w="60"/>
+              <w:right w:type="dxa" w:w="90"/>
+            </w:tcMar>
+          </w:tcPr>
+          <w:p>
+            <w:r>
+              <w:rPr>
+                <w:rFonts w:ascii="Arial" w:cs="Arial" w:eastAsia="Arial" w:hAnsi="Arial"/>
+                <w:sz w:val="17"/>
+                <w:szCs w:val="17"/>
+              </w:rPr>
+              <w:t xml:space="preserve">"Một bộ, ba dịp"</w:t>
+            </w:r>
+          </w:p>
+        </w:tc>
+        <w:tc>
+          <w:tcPr>
+            <w:tcW w:type="dxa" w:w="1531"/>
+            <w:tcBorders>
+              <w:top w:val="single" w:color="BFBFBF" w:sz="4"/>
+              <w:left w:val="single" w:color="BFBFBF" w:sz="4"/>
+              <w:bottom w:val="single" w:color="BFBFBF" w:sz="4"/>
+              <w:right w:val="single" w:color="BFBFBF" w:sz="4"/>
+            </w:tcBorders>
+            <w:tcMar>
+              <w:top w:type="dxa" w:w="60"/>
+              <w:left w:type="dxa" w:w="90"/>
+              <w:bottom w:type="dxa" w:w="60"/>
+              <w:right w:type="dxa" w:w="90"/>
+            </w:tcMar>
+          </w:tcPr>
+          <w:p>
+            <w:r>
+              <w:rPr>
+                <w:rFonts w:ascii="Arial" w:cs="Arial" w:eastAsia="Arial" w:hAnsi="Arial"/>
+                <w:sz w:val="17"/>
+                <w:szCs w:val="17"/>
+              </w:rPr>
+              <w:t xml:space="preserve">AI + Canva</w:t>
+            </w:r>
+          </w:p>
+        </w:tc>
+      </w:tr>
+      <w:tr>
+        <w:tc>
+          <w:tcPr>
+            <w:tcW w:type="dxa" w:w="917"/>
+            <w:tcBorders>
+              <w:top w:val="single" w:color="BFBFBF" w:sz="4"/>
+              <w:left w:val="single" w:color="BFBFBF" w:sz="4"/>
+              <w:bottom w:val="single" w:color="BFBFBF" w:sz="4"/>
+              <w:right w:val="single" w:color="BFBFBF" w:sz="4"/>
+            </w:tcBorders>
+            <w:tcMar>
+              <w:top w:type="dxa" w:w="60"/>
+              <w:left w:type="dxa" w:w="90"/>
+              <w:bottom w:type="dxa" w:w="60"/>
+              <w:right w:type="dxa" w:w="90"/>
+            </w:tcMar>
+          </w:tcPr>
+          <w:p>
+            <w:r>
+              <w:rPr>
+                <w:rFonts w:ascii="Arial" w:cs="Arial" w:eastAsia="Arial" w:hAnsi="Arial"/>
+                <w:sz w:val="17"/>
+                <w:szCs w:val="17"/>
+              </w:rPr>
+              <w:t xml:space="preserve">5–6</w:t>
+            </w:r>
+          </w:p>
+        </w:tc>
+        <w:tc>
+          <w:tcPr>
+            <w:tcW w:type="dxa" w:w="7190"/>
+            <w:tcBorders>
+              <w:top w:val="single" w:color="BFBFBF" w:sz="4"/>
+              <w:left w:val="single" w:color="BFBFBF" w:sz="4"/>
+              <w:bottom w:val="single" w:color="BFBFBF" w:sz="4"/>
+              <w:right w:val="single" w:color="BFBFBF" w:sz="4"/>
+            </w:tcBorders>
+            <w:tcMar>
+              <w:top w:type="dxa" w:w="60"/>
+              <w:left w:type="dxa" w:w="90"/>
+              <w:bottom w:type="dxa" w:w="60"/>
+              <w:right w:type="dxa" w:w="90"/>
+            </w:tcMar>
+          </w:tcPr>
+          <w:p>
+            <w:r>
+              <w:rPr>
+                <w:rFonts w:ascii="Arial" w:cs="Arial" w:eastAsia="Arial" w:hAnsi="Arial"/>
+                <w:sz w:val="17"/>
+                <w:szCs w:val="17"/>
+              </w:rPr>
+              <w:t xml:space="preserve">Chi tiết và chất liệu (ví dụ voan có lót không)</w:t>
+            </w:r>
+          </w:p>
+        </w:tc>
+        <w:tc>
+          <w:tcPr>
+            <w:tcW w:type="dxa" w:w="1531"/>
+            <w:tcBorders>
+              <w:top w:val="single" w:color="BFBFBF" w:sz="4"/>
+              <w:left w:val="single" w:color="BFBFBF" w:sz="4"/>
+              <w:bottom w:val="single" w:color="BFBFBF" w:sz="4"/>
+              <w:right w:val="single" w:color="BFBFBF" w:sz="4"/>
+            </w:tcBorders>
+            <w:tcMar>
+              <w:top w:type="dxa" w:w="60"/>
+              <w:left w:type="dxa" w:w="90"/>
+              <w:bottom w:type="dxa" w:w="60"/>
+              <w:right w:type="dxa" w:w="90"/>
+            </w:tcMar>
+          </w:tcPr>
+          <w:p>
+            <w:r>
+              <w:rPr>
+                <w:rFonts w:ascii="Arial" w:cs="Arial" w:eastAsia="Arial" w:hAnsi="Arial"/>
+                <w:sz w:val="17"/>
+                <w:szCs w:val="17"/>
+              </w:rPr>
+              <w:t xml:space="preserve">Ảnh thật</w:t>
+            </w:r>
+          </w:p>
+        </w:tc>
+      </w:tr>
+      <w:tr>
+        <w:tc>
+          <w:tcPr>
+            <w:tcW w:type="dxa" w:w="917"/>
+            <w:tcBorders>
+              <w:top w:val="single" w:color="BFBFBF" w:sz="4"/>
+              <w:left w:val="single" w:color="BFBFBF" w:sz="4"/>
+              <w:bottom w:val="single" w:color="BFBFBF" w:sz="4"/>
+              <w:right w:val="single" w:color="BFBFBF" w:sz="4"/>
+            </w:tcBorders>
+            <w:tcMar>
+              <w:top w:type="dxa" w:w="60"/>
+              <w:left w:type="dxa" w:w="90"/>
+              <w:bottom w:type="dxa" w:w="60"/>
+              <w:right w:type="dxa" w:w="90"/>
+            </w:tcMar>
+          </w:tcPr>
+          <w:p>
+            <w:r>
+              <w:rPr>
+                <w:rFonts w:ascii="Arial" w:cs="Arial" w:eastAsia="Arial" w:hAnsi="Arial"/>
+                <w:sz w:val="17"/>
+                <w:szCs w:val="17"/>
+              </w:rPr>
+              <w:t xml:space="preserve">7</w:t>
+            </w:r>
+          </w:p>
+        </w:tc>
+        <w:tc>
+          <w:tcPr>
+            <w:tcW w:type="dxa" w:w="7190"/>
+            <w:tcBorders>
+              <w:top w:val="single" w:color="BFBFBF" w:sz="4"/>
+              <w:left w:val="single" w:color="BFBFBF" w:sz="4"/>
+              <w:bottom w:val="single" w:color="BFBFBF" w:sz="4"/>
+              <w:right w:val="single" w:color="BFBFBF" w:sz="4"/>
+            </w:tcBorders>
+            <w:tcMar>
+              <w:top w:type="dxa" w:w="60"/>
+              <w:left w:type="dxa" w:w="90"/>
+              <w:bottom w:type="dxa" w:w="60"/>
+              <w:right w:type="dxa" w:w="90"/>
+            </w:tcMar>
+          </w:tcPr>
+          <w:p>
+            <w:r>
+              <w:rPr>
+                <w:rFonts w:ascii="Arial" w:cs="Arial" w:eastAsia="Arial" w:hAnsi="Arial"/>
+                <w:sz w:val="17"/>
+                <w:szCs w:val="17"/>
+              </w:rPr>
+              <w:t xml:space="preserve">Bảng size bằng inch</w:t>
+            </w:r>
+          </w:p>
+        </w:tc>
+        <w:tc>
+          <w:tcPr>
+            <w:tcW w:type="dxa" w:w="1531"/>
+            <w:tcBorders>
+              <w:top w:val="single" w:color="BFBFBF" w:sz="4"/>
+              <w:left w:val="single" w:color="BFBFBF" w:sz="4"/>
+              <w:bottom w:val="single" w:color="BFBFBF" w:sz="4"/>
+              <w:right w:val="single" w:color="BFBFBF" w:sz="4"/>
+            </w:tcBorders>
+            <w:tcMar>
+              <w:top w:type="dxa" w:w="60"/>
+              <w:left w:type="dxa" w:w="90"/>
+              <w:bottom w:type="dxa" w:w="60"/>
+              <w:right w:type="dxa" w:w="90"/>
+            </w:tcMar>
+          </w:tcPr>
+          <w:p>
+            <w:r>
+              <w:rPr>
+                <w:rFonts w:ascii="Arial" w:cs="Arial" w:eastAsia="Arial" w:hAnsi="Arial"/>
+                <w:sz w:val="17"/>
+                <w:szCs w:val="17"/>
+              </w:rPr>
+              <w:t xml:space="preserve">Canva</w:t>
+            </w:r>
+          </w:p>
+        </w:tc>
+      </w:tr>
+      <w:tr>
+        <w:tc>
+          <w:tcPr>
+            <w:tcW w:type="dxa" w:w="917"/>
+            <w:tcBorders>
+              <w:top w:val="single" w:color="BFBFBF" w:sz="4"/>
+              <w:left w:val="single" w:color="BFBFBF" w:sz="4"/>
+              <w:bottom w:val="single" w:color="BFBFBF" w:sz="4"/>
+              <w:right w:val="single" w:color="BFBFBF" w:sz="4"/>
+            </w:tcBorders>
+            <w:tcMar>
+              <w:top w:type="dxa" w:w="60"/>
+              <w:left w:type="dxa" w:w="90"/>
+              <w:bottom w:type="dxa" w:w="60"/>
+              <w:right w:type="dxa" w:w="90"/>
+            </w:tcMar>
+          </w:tcPr>
+          <w:p>
+            <w:r>
+              <w:rPr>
+                <w:rFonts w:ascii="Arial" w:cs="Arial" w:eastAsia="Arial" w:hAnsi="Arial"/>
+                <w:sz w:val="17"/>
+                <w:szCs w:val="17"/>
+              </w:rPr>
+              <w:t xml:space="preserve">8</w:t>
+            </w:r>
+          </w:p>
+        </w:tc>
+        <w:tc>
+          <w:tcPr>
+            <w:tcW w:type="dxa" w:w="7190"/>
+            <w:tcBorders>
+              <w:top w:val="single" w:color="BFBFBF" w:sz="4"/>
+              <w:left w:val="single" w:color="BFBFBF" w:sz="4"/>
+              <w:bottom w:val="single" w:color="BFBFBF" w:sz="4"/>
+              <w:right w:val="single" w:color="BFBFBF" w:sz="4"/>
+            </w:tcBorders>
+            <w:tcMar>
+              <w:top w:type="dxa" w:w="60"/>
+              <w:left w:type="dxa" w:w="90"/>
+              <w:bottom w:type="dxa" w:w="60"/>
+              <w:right w:type="dxa" w:w="90"/>
+            </w:tcMar>
+          </w:tcPr>
+          <w:p>
+            <w:r>
+              <w:rPr>
+                <w:rFonts w:ascii="Arial" w:cs="Arial" w:eastAsia="Arial" w:hAnsi="Arial"/>
+                <w:sz w:val="17"/>
+                <w:szCs w:val="17"/>
+              </w:rPr>
+              <w:t xml:space="preserve">Ảnh trình diễn NYFW của thương hiệu</w:t>
+            </w:r>
+          </w:p>
+        </w:tc>
+        <w:tc>
+          <w:tcPr>
+            <w:tcW w:type="dxa" w:w="1531"/>
+            <w:tcBorders>
+              <w:top w:val="single" w:color="BFBFBF" w:sz="4"/>
+              <w:left w:val="single" w:color="BFBFBF" w:sz="4"/>
+              <w:bottom w:val="single" w:color="BFBFBF" w:sz="4"/>
+              <w:right w:val="single" w:color="BFBFBF" w:sz="4"/>
+            </w:tcBorders>
+            <w:tcMar>
+              <w:top w:type="dxa" w:w="60"/>
+              <w:left w:type="dxa" w:w="90"/>
+              <w:bottom w:type="dxa" w:w="60"/>
+              <w:right w:type="dxa" w:w="90"/>
+            </w:tcMar>
+          </w:tcPr>
+          <w:p>
+            <w:r>
+              <w:rPr>
+                <w:rFonts w:ascii="Arial" w:cs="Arial" w:eastAsia="Arial" w:hAnsi="Arial"/>
+                <w:sz w:val="17"/>
+                <w:szCs w:val="17"/>
+              </w:rPr>
+              <w:t xml:space="preserve">Ảnh thật</w:t>
+            </w:r>
+          </w:p>
+        </w:tc>
+      </w:tr>
+      <w:tr>
+        <w:tc>
+          <w:tcPr>
+            <w:tcW w:type="dxa" w:w="917"/>
+            <w:tcBorders>
+              <w:top w:val="single" w:color="BFBFBF" w:sz="4"/>
+              <w:left w:val="single" w:color="BFBFBF" w:sz="4"/>
+              <w:bottom w:val="single" w:color="BFBFBF" w:sz="4"/>
+              <w:right w:val="single" w:color="BFBFBF" w:sz="4"/>
+            </w:tcBorders>
+            <w:tcMar>
+              <w:top w:type="dxa" w:w="60"/>
+              <w:left w:type="dxa" w:w="90"/>
+              <w:bottom w:type="dxa" w:w="60"/>
+              <w:right w:type="dxa" w:w="90"/>
+            </w:tcMar>
+          </w:tcPr>
+          <w:p>
+            <w:r>
+              <w:rPr>
+                <w:rFonts w:ascii="Arial" w:cs="Arial" w:eastAsia="Arial" w:hAnsi="Arial"/>
+                <w:sz w:val="17"/>
+                <w:szCs w:val="17"/>
+              </w:rPr>
+              <w:t xml:space="preserve">9</w:t>
+            </w:r>
+          </w:p>
+        </w:tc>
+        <w:tc>
+          <w:tcPr>
+            <w:tcW w:type="dxa" w:w="7190"/>
+            <w:tcBorders>
+              <w:top w:val="single" w:color="BFBFBF" w:sz="4"/>
+              <w:left w:val="single" w:color="BFBFBF" w:sz="4"/>
+              <w:bottom w:val="single" w:color="BFBFBF" w:sz="4"/>
+              <w:right w:val="single" w:color="BFBFBF" w:sz="4"/>
+            </w:tcBorders>
+            <w:tcMar>
+              <w:top w:type="dxa" w:w="60"/>
+              <w:left w:type="dxa" w:w="90"/>
+              <w:bottom w:type="dxa" w:w="60"/>
+              <w:right w:type="dxa" w:w="90"/>
+            </w:tcMar>
+          </w:tcPr>
+          <w:p>
+            <w:r>
+              <w:rPr>
+                <w:rFonts w:ascii="Arial" w:cs="Arial" w:eastAsia="Arial" w:hAnsi="Arial"/>
+                <w:sz w:val="17"/>
+                <w:szCs w:val="17"/>
+              </w:rPr>
+              <w:t xml:space="preserve">Gợi ý mua theo bộ</w:t>
+            </w:r>
+          </w:p>
+        </w:tc>
+        <w:tc>
+          <w:tcPr>
+            <w:tcW w:type="dxa" w:w="1531"/>
+            <w:tcBorders>
+              <w:top w:val="single" w:color="BFBFBF" w:sz="4"/>
+              <w:left w:val="single" w:color="BFBFBF" w:sz="4"/>
+              <w:bottom w:val="single" w:color="BFBFBF" w:sz="4"/>
+              <w:right w:val="single" w:color="BFBFBF" w:sz="4"/>
+            </w:tcBorders>
+            <w:tcMar>
+              <w:top w:type="dxa" w:w="60"/>
+              <w:left w:type="dxa" w:w="90"/>
+              <w:bottom w:type="dxa" w:w="60"/>
+              <w:right w:type="dxa" w:w="90"/>
+            </w:tcMar>
+          </w:tcPr>
+          <w:p>
+            <w:r>
+              <w:rPr>
+                <w:rFonts w:ascii="Arial" w:cs="Arial" w:eastAsia="Arial" w:hAnsi="Arial"/>
+                <w:sz w:val="17"/>
+                <w:szCs w:val="17"/>
+              </w:rPr>
+              <w:t xml:space="preserve">AI + Canva</w:t>
+            </w:r>
+          </w:p>
+        </w:tc>
+      </w:tr>
+    </w:tbl>
+    <w:p>
+      <w:pPr>
+        <w:spacing w:after="120"/>
+      </w:pPr>
+    </w:p>
+    <w:p>
+      <w:pPr>
+        <w:spacing w:after="120"/>
+      </w:pPr>
+      <w:r>
+        <w:rPr>
+          <w:rFonts w:ascii="Arial" w:cs="Arial" w:eastAsia="Arial" w:hAnsi="Arial"/>
+          <w:b/>
+          <w:bCs/>
+        </w:rPr>
+        <w:t xml:space="preserve">Tình trạng:</w:t>
+      </w:r>
+      <w:r>
+        <w:rPr>
+          <w:rFonts w:ascii="Arial" w:cs="Arial" w:eastAsia="Arial" w:hAnsi="Arial"/>
+        </w:rPr>
+        <w:t xml:space="preserve"> đã có kịch bản ảnh, câu lệnh (prompt) cho AI và checklist kiểm tra. </w:t>
+      </w:r>
+      <w:r>
+        <w:rPr>
+          <w:rFonts w:ascii="Arial" w:cs="Arial" w:eastAsia="Arial" w:hAnsi="Arial"/>
+          <w:b/>
+          <w:bCs/>
+        </w:rPr>
+        <w:t xml:space="preserve">Còn thiếu ảnh gốc của 3 sản phẩm</w:t>
+      </w:r>
+      <w:r>
+        <w:rPr>
+          <w:rFonts w:ascii="Arial" w:cs="Arial" w:eastAsia="Arial" w:hAnsi="Arial"/>
+        </w:rPr>
+        <w:t xml:space="preserve"> để làm thành bộ hình thật.</w:t>
+      </w:r>
+    </w:p>
+    <w:p>
+      <w:pPr>
+        <w:pStyle w:val="Heading3"/>
+      </w:pPr>
+      <w:r>
+        <w:rPr>
+          <w:rFonts w:ascii="Arial" w:cs="Arial" w:eastAsia="Arial" w:hAnsi="Arial"/>
+        </w:rPr>
+        <w:t xml:space="preserve">E. Đo lường: làm sao biết kế hoạch đang chạy tốt?</w:t>
+      </w:r>
+    </w:p>
+    <w:tbl>
+      <w:tblPr>
+        <w:tblW w:type="dxa" w:w="9638"/>
+        <w:tblBorders>
+          <w:top w:val="single" w:color="auto" w:sz="4"/>
+          <w:left w:val="single" w:color="auto" w:sz="4"/>
+          <w:bottom w:val="single" w:color="auto" w:sz="4"/>
+          <w:right w:val="single" w:color="auto" w:sz="4"/>
+          <w:insideH w:val="single" w:color="auto" w:sz="4"/>
+          <w:insideV w:val="single" w:color="auto" w:sz="4"/>
+        </w:tblBorders>
+      </w:tblPr>
+      <w:tblGrid>
+        <w:gridCol w:w="2789"/>
+        <w:gridCol w:w="3550"/>
+        <w:gridCol w:w="3299"/>
+      </w:tblGrid>
+      <w:tr>
+        <w:trPr>
+          <w:tblHeader/>
+        </w:trPr>
+        <w:tc>
+          <w:tcPr>
+            <w:tcW w:type="dxa" w:w="2789"/>
+            <w:tcBorders>
+              <w:top w:val="single" w:color="BFBFBF" w:sz="4"/>
+              <w:left w:val="single" w:color="BFBFBF" w:sz="4"/>
+              <w:bottom w:val="single" w:color="BFBFBF" w:sz="4"/>
+              <w:right w:val="single" w:color="BFBFBF" w:sz="4"/>
+            </w:tcBorders>
+            <w:shd w:fill="EFE6DD" w:color="auto" w:val="clear"/>
+            <w:tcMar>
+              <w:top w:type="dxa" w:w="60"/>
+              <w:left w:type="dxa" w:w="90"/>
+              <w:bottom w:type="dxa" w:w="60"/>
+              <w:right w:type="dxa" w:w="90"/>
+            </w:tcMar>
+          </w:tcPr>
+          <w:p>
+            <w:r>
+              <w:rPr>
+                <w:rFonts w:ascii="Arial" w:cs="Arial" w:eastAsia="Arial" w:hAnsi="Arial"/>
+                <w:b/>
+                <w:bCs/>
+                <w:sz w:val="17"/>
+                <w:szCs w:val="17"/>
+              </w:rPr>
+              <w:t xml:space="preserve">Câu hỏi</w:t>
+            </w:r>
+          </w:p>
+        </w:tc>
+        <w:tc>
+          <w:tcPr>
+            <w:tcW w:type="dxa" w:w="3550"/>
+            <w:tcBorders>
+              <w:top w:val="single" w:color="BFBFBF" w:sz="4"/>
+              <w:left w:val="single" w:color="BFBFBF" w:sz="4"/>
+              <w:bottom w:val="single" w:color="BFBFBF" w:sz="4"/>
+              <w:right w:val="single" w:color="BFBFBF" w:sz="4"/>
+            </w:tcBorders>
+            <w:shd w:fill="EFE6DD" w:color="auto" w:val="clear"/>
+            <w:tcMar>
+              <w:top w:type="dxa" w:w="60"/>
+              <w:left w:type="dxa" w:w="90"/>
+              <w:bottom w:type="dxa" w:w="60"/>
+              <w:right w:type="dxa" w:w="90"/>
+            </w:tcMar>
+          </w:tcPr>
+          <w:p>
+            <w:r>
+              <w:rPr>
+                <w:rFonts w:ascii="Arial" w:cs="Arial" w:eastAsia="Arial" w:hAnsi="Arial"/>
+                <w:b/>
+                <w:bCs/>
+                <w:sz w:val="17"/>
+                <w:szCs w:val="17"/>
+              </w:rPr>
+              <w:t xml:space="preserve">Chỉ số theo dõi</w:t>
+            </w:r>
+          </w:p>
+        </w:tc>
+        <w:tc>
+          <w:tcPr>
+            <w:tcW w:type="dxa" w:w="3299"/>
+            <w:tcBorders>
+              <w:top w:val="single" w:color="BFBFBF" w:sz="4"/>
+              <w:left w:val="single" w:color="BFBFBF" w:sz="4"/>
+              <w:bottom w:val="single" w:color="BFBFBF" w:sz="4"/>
+              <w:right w:val="single" w:color="BFBFBF" w:sz="4"/>
+            </w:tcBorders>
+            <w:shd w:fill="EFE6DD" w:color="auto" w:val="clear"/>
+            <w:tcMar>
+              <w:top w:type="dxa" w:w="60"/>
+              <w:left w:type="dxa" w:w="90"/>
+              <w:bottom w:type="dxa" w:w="60"/>
+              <w:right w:type="dxa" w:w="90"/>
+            </w:tcMar>
+          </w:tcPr>
+          <w:p>
+            <w:r>
+              <w:rPr>
+                <w:rFonts w:ascii="Arial" w:cs="Arial" w:eastAsia="Arial" w:hAnsi="Arial"/>
+                <w:b/>
+                <w:bCs/>
+                <w:sz w:val="17"/>
+                <w:szCs w:val="17"/>
+              </w:rPr>
+              <w:t xml:space="preserve">Mục tiêu</w:t>
+            </w:r>
+          </w:p>
+        </w:tc>
+      </w:tr>
+      <w:tr>
+        <w:tc>
+          <w:tcPr>
+            <w:tcW w:type="dxa" w:w="2789"/>
+            <w:tcBorders>
+              <w:top w:val="single" w:color="BFBFBF" w:sz="4"/>
+              <w:left w:val="single" w:color="BFBFBF" w:sz="4"/>
+              <w:bottom w:val="single" w:color="BFBFBF" w:sz="4"/>
+              <w:right w:val="single" w:color="BFBFBF" w:sz="4"/>
+            </w:tcBorders>
+            <w:tcMar>
+              <w:top w:type="dxa" w:w="60"/>
+              <w:left w:type="dxa" w:w="90"/>
+              <w:bottom w:type="dxa" w:w="60"/>
+              <w:right w:type="dxa" w:w="90"/>
+            </w:tcMar>
+          </w:tcPr>
+          <w:p>
+            <w:r>
+              <w:rPr>
+                <w:rFonts w:ascii="Arial" w:cs="Arial" w:eastAsia="Arial" w:hAnsi="Arial"/>
+                <w:sz w:val="17"/>
+                <w:szCs w:val="17"/>
+              </w:rPr>
+              <w:t xml:space="preserve">Có bán được không?</w:t>
+            </w:r>
+          </w:p>
+        </w:tc>
+        <w:tc>
+          <w:tcPr>
+            <w:tcW w:type="dxa" w:w="3550"/>
+            <w:tcBorders>
+              <w:top w:val="single" w:color="BFBFBF" w:sz="4"/>
+              <w:left w:val="single" w:color="BFBFBF" w:sz="4"/>
+              <w:bottom w:val="single" w:color="BFBFBF" w:sz="4"/>
+              <w:right w:val="single" w:color="BFBFBF" w:sz="4"/>
+            </w:tcBorders>
+            <w:tcMar>
+              <w:top w:type="dxa" w:w="60"/>
+              <w:left w:type="dxa" w:w="90"/>
+              <w:bottom w:type="dxa" w:w="60"/>
+              <w:right w:type="dxa" w:w="90"/>
+            </w:tcMar>
+          </w:tcPr>
+          <w:p>
+            <w:r>
+              <w:rPr>
+                <w:rFonts w:ascii="Arial" w:cs="Arial" w:eastAsia="Arial" w:hAnsi="Arial"/>
+                <w:sz w:val="17"/>
+                <w:szCs w:val="17"/>
+              </w:rPr>
+              <w:t xml:space="preserve">Số sản phẩm bán theo từng SKU</w:t>
+            </w:r>
+          </w:p>
+        </w:tc>
+        <w:tc>
+          <w:tcPr>
+            <w:tcW w:type="dxa" w:w="3299"/>
+            <w:tcBorders>
+              <w:top w:val="single" w:color="BFBFBF" w:sz="4"/>
+              <w:left w:val="single" w:color="BFBFBF" w:sz="4"/>
+              <w:bottom w:val="single" w:color="BFBFBF" w:sz="4"/>
+              <w:right w:val="single" w:color="BFBFBF" w:sz="4"/>
+            </w:tcBorders>
+            <w:tcMar>
+              <w:top w:type="dxa" w:w="60"/>
+              <w:left w:type="dxa" w:w="90"/>
+              <w:bottom w:type="dxa" w:w="60"/>
+              <w:right w:type="dxa" w:w="90"/>
+            </w:tcMar>
+          </w:tcPr>
+          <w:p>
+            <w:r>
+              <w:rPr>
+                <w:rFonts w:ascii="Arial" w:cs="Arial" w:eastAsia="Arial" w:hAnsi="Arial"/>
+                <w:sz w:val="17"/>
+                <w:szCs w:val="17"/>
+              </w:rPr>
+              <w:t xml:space="preserve">Theo bảng dự báo</w:t>
+            </w:r>
+          </w:p>
+        </w:tc>
+      </w:tr>
+      <w:tr>
+        <w:tc>
+          <w:tcPr>
+            <w:tcW w:type="dxa" w:w="2789"/>
+            <w:tcBorders>
+              <w:top w:val="single" w:color="BFBFBF" w:sz="4"/>
+              <w:left w:val="single" w:color="BFBFBF" w:sz="4"/>
+              <w:bottom w:val="single" w:color="BFBFBF" w:sz="4"/>
+              <w:right w:val="single" w:color="BFBFBF" w:sz="4"/>
+            </w:tcBorders>
+            <w:tcMar>
+              <w:top w:type="dxa" w:w="60"/>
+              <w:left w:type="dxa" w:w="90"/>
+              <w:bottom w:type="dxa" w:w="60"/>
+              <w:right w:type="dxa" w:w="90"/>
+            </w:tcMar>
+          </w:tcPr>
+          <w:p>
+            <w:r>
+              <w:rPr>
+                <w:rFonts w:ascii="Arial" w:cs="Arial" w:eastAsia="Arial" w:hAnsi="Arial"/>
+                <w:sz w:val="17"/>
+                <w:szCs w:val="17"/>
+              </w:rPr>
+              <w:t xml:space="preserve">Listing có thuyết phục hơn không?</w:t>
+            </w:r>
+          </w:p>
+        </w:tc>
+        <w:tc>
+          <w:tcPr>
+            <w:tcW w:type="dxa" w:w="3550"/>
+            <w:tcBorders>
+              <w:top w:val="single" w:color="BFBFBF" w:sz="4"/>
+              <w:left w:val="single" w:color="BFBFBF" w:sz="4"/>
+              <w:bottom w:val="single" w:color="BFBFBF" w:sz="4"/>
+              <w:right w:val="single" w:color="BFBFBF" w:sz="4"/>
+            </w:tcBorders>
+            <w:tcMar>
+              <w:top w:type="dxa" w:w="60"/>
+              <w:left w:type="dxa" w:w="90"/>
+              <w:bottom w:type="dxa" w:w="60"/>
+              <w:right w:type="dxa" w:w="90"/>
+            </w:tcMar>
+          </w:tcPr>
+          <w:p>
+            <w:r>
+              <w:rPr>
+                <w:rFonts w:ascii="Arial" w:cs="Arial" w:eastAsia="Arial" w:hAnsi="Arial"/>
+                <w:sz w:val="17"/>
+                <w:szCs w:val="17"/>
+              </w:rPr>
+              <w:t xml:space="preserve">Tỷ lệ mua (Unit Session %)</w:t>
+            </w:r>
+          </w:p>
+        </w:tc>
+        <w:tc>
+          <w:tcPr>
+            <w:tcW w:type="dxa" w:w="3299"/>
+            <w:tcBorders>
+              <w:top w:val="single" w:color="BFBFBF" w:sz="4"/>
+              <w:left w:val="single" w:color="BFBFBF" w:sz="4"/>
+              <w:bottom w:val="single" w:color="BFBFBF" w:sz="4"/>
+              <w:right w:val="single" w:color="BFBFBF" w:sz="4"/>
+            </w:tcBorders>
+            <w:tcMar>
+              <w:top w:type="dxa" w:w="60"/>
+              <w:left w:type="dxa" w:w="90"/>
+              <w:bottom w:type="dxa" w:w="60"/>
+              <w:right w:type="dxa" w:w="90"/>
+            </w:tcMar>
+          </w:tcPr>
+          <w:p>
+            <w:r>
+              <w:rPr>
+                <w:rFonts w:ascii="Arial" w:cs="Arial" w:eastAsia="Arial" w:hAnsi="Arial"/>
+                <w:sz w:val="17"/>
+                <w:szCs w:val="17"/>
+              </w:rPr>
+              <w:t xml:space="preserve">Tăng 50% so với trước (mục tiêu của đề)</w:t>
+            </w:r>
+          </w:p>
+        </w:tc>
+      </w:tr>
+      <w:tr>
+        <w:tc>
+          <w:tcPr>
+            <w:tcW w:type="dxa" w:w="2789"/>
+            <w:tcBorders>
+              <w:top w:val="single" w:color="BFBFBF" w:sz="4"/>
+              <w:left w:val="single" w:color="BFBFBF" w:sz="4"/>
+              <w:bottom w:val="single" w:color="BFBFBF" w:sz="4"/>
+              <w:right w:val="single" w:color="BFBFBF" w:sz="4"/>
+            </w:tcBorders>
+            <w:tcMar>
+              <w:top w:type="dxa" w:w="60"/>
+              <w:left w:type="dxa" w:w="90"/>
+              <w:bottom w:type="dxa" w:w="60"/>
+              <w:right w:type="dxa" w:w="90"/>
+            </w:tcMar>
+          </w:tcPr>
+          <w:p>
+            <w:r>
+              <w:rPr>
+                <w:rFonts w:ascii="Arial" w:cs="Arial" w:eastAsia="Arial" w:hAnsi="Arial"/>
+                <w:sz w:val="17"/>
+                <w:szCs w:val="17"/>
+              </w:rPr>
+              <w:t xml:space="preserve">Ảnh có hút khách không?</w:t>
+            </w:r>
+          </w:p>
+        </w:tc>
+        <w:tc>
+          <w:tcPr>
+            <w:tcW w:type="dxa" w:w="3550"/>
+            <w:tcBorders>
+              <w:top w:val="single" w:color="BFBFBF" w:sz="4"/>
+              <w:left w:val="single" w:color="BFBFBF" w:sz="4"/>
+              <w:bottom w:val="single" w:color="BFBFBF" w:sz="4"/>
+              <w:right w:val="single" w:color="BFBFBF" w:sz="4"/>
+            </w:tcBorders>
+            <w:tcMar>
+              <w:top w:type="dxa" w:w="60"/>
+              <w:left w:type="dxa" w:w="90"/>
+              <w:bottom w:type="dxa" w:w="60"/>
+              <w:right w:type="dxa" w:w="90"/>
+            </w:tcMar>
+          </w:tcPr>
+          <w:p>
+            <w:r>
+              <w:rPr>
+                <w:rFonts w:ascii="Arial" w:cs="Arial" w:eastAsia="Arial" w:hAnsi="Arial"/>
+                <w:sz w:val="17"/>
+                <w:szCs w:val="17"/>
+              </w:rPr>
+              <w:t xml:space="preserve">Tỷ lệ bấm vào ảnh chính</w:t>
+            </w:r>
+          </w:p>
+        </w:tc>
+        <w:tc>
+          <w:tcPr>
+            <w:tcW w:type="dxa" w:w="3299"/>
+            <w:tcBorders>
+              <w:top w:val="single" w:color="BFBFBF" w:sz="4"/>
+              <w:left w:val="single" w:color="BFBFBF" w:sz="4"/>
+              <w:bottom w:val="single" w:color="BFBFBF" w:sz="4"/>
+              <w:right w:val="single" w:color="BFBFBF" w:sz="4"/>
+            </w:tcBorders>
+            <w:tcMar>
+              <w:top w:type="dxa" w:w="60"/>
+              <w:left w:type="dxa" w:w="90"/>
+              <w:bottom w:type="dxa" w:w="60"/>
+              <w:right w:type="dxa" w:w="90"/>
+            </w:tcMar>
+          </w:tcPr>
+          <w:p>
+            <w:r>
+              <w:rPr>
+                <w:rFonts w:ascii="Arial" w:cs="Arial" w:eastAsia="Arial" w:hAnsi="Arial"/>
+                <w:sz w:val="17"/>
+                <w:szCs w:val="17"/>
+              </w:rPr>
+              <w:t xml:space="preserve">Tăng ≥ 20%</w:t>
+            </w:r>
+          </w:p>
+        </w:tc>
+      </w:tr>
+      <w:tr>
+        <w:tc>
+          <w:tcPr>
+            <w:tcW w:type="dxa" w:w="2789"/>
+            <w:tcBorders>
+              <w:top w:val="single" w:color="BFBFBF" w:sz="4"/>
+              <w:left w:val="single" w:color="BFBFBF" w:sz="4"/>
+              <w:bottom w:val="single" w:color="BFBFBF" w:sz="4"/>
+              <w:right w:val="single" w:color="BFBFBF" w:sz="4"/>
+            </w:tcBorders>
+            <w:tcMar>
+              <w:top w:type="dxa" w:w="60"/>
+              <w:left w:type="dxa" w:w="90"/>
+              <w:bottom w:type="dxa" w:w="60"/>
+              <w:right w:type="dxa" w:w="90"/>
+            </w:tcMar>
+          </w:tcPr>
+          <w:p>
+            <w:r>
+              <w:rPr>
+                <w:rFonts w:ascii="Arial" w:cs="Arial" w:eastAsia="Arial" w:hAnsi="Arial"/>
+                <w:sz w:val="17"/>
+                <w:szCs w:val="17"/>
+              </w:rPr>
+              <w:t xml:space="preserve">Có được tìm thấy không?</w:t>
+            </w:r>
+          </w:p>
+        </w:tc>
+        <w:tc>
+          <w:tcPr>
+            <w:tcW w:type="dxa" w:w="3550"/>
+            <w:tcBorders>
+              <w:top w:val="single" w:color="BFBFBF" w:sz="4"/>
+              <w:left w:val="single" w:color="BFBFBF" w:sz="4"/>
+              <w:bottom w:val="single" w:color="BFBFBF" w:sz="4"/>
+              <w:right w:val="single" w:color="BFBFBF" w:sz="4"/>
+            </w:tcBorders>
+            <w:tcMar>
+              <w:top w:type="dxa" w:w="60"/>
+              <w:left w:type="dxa" w:w="90"/>
+              <w:bottom w:type="dxa" w:w="60"/>
+              <w:right w:type="dxa" w:w="90"/>
+            </w:tcMar>
+          </w:tcPr>
+          <w:p>
+            <w:r>
+              <w:rPr>
+                <w:rFonts w:ascii="Arial" w:cs="Arial" w:eastAsia="Arial" w:hAnsi="Arial"/>
+                <w:sz w:val="17"/>
+                <w:szCs w:val="17"/>
+              </w:rPr>
+              <w:t xml:space="preserve">Số từ khóa mùa đông mà listing lên trang 1</w:t>
+            </w:r>
+          </w:p>
+        </w:tc>
+        <w:tc>
+          <w:tcPr>
+            <w:tcW w:type="dxa" w:w="3299"/>
+            <w:tcBorders>
+              <w:top w:val="single" w:color="BFBFBF" w:sz="4"/>
+              <w:left w:val="single" w:color="BFBFBF" w:sz="4"/>
+              <w:bottom w:val="single" w:color="BFBFBF" w:sz="4"/>
+              <w:right w:val="single" w:color="BFBFBF" w:sz="4"/>
+            </w:tcBorders>
+            <w:tcMar>
+              <w:top w:type="dxa" w:w="60"/>
+              <w:left w:type="dxa" w:w="90"/>
+              <w:bottom w:type="dxa" w:w="60"/>
+              <w:right w:type="dxa" w:w="90"/>
+            </w:tcMar>
+          </w:tcPr>
+          <w:p>
+            <w:r>
+              <w:rPr>
+                <w:rFonts w:ascii="Arial" w:cs="Arial" w:eastAsia="Arial" w:hAnsi="Arial"/>
+                <w:sz w:val="17"/>
+                <w:szCs w:val="17"/>
+              </w:rPr>
+              <w:t xml:space="preserve">≥ 10</w:t>
+            </w:r>
+          </w:p>
+        </w:tc>
+      </w:tr>
+      <w:tr>
+        <w:tc>
+          <w:tcPr>
+            <w:tcW w:type="dxa" w:w="2789"/>
+            <w:tcBorders>
+              <w:top w:val="single" w:color="BFBFBF" w:sz="4"/>
+              <w:left w:val="single" w:color="BFBFBF" w:sz="4"/>
+              <w:bottom w:val="single" w:color="BFBFBF" w:sz="4"/>
+              <w:right w:val="single" w:color="BFBFBF" w:sz="4"/>
+            </w:tcBorders>
+            <w:tcMar>
+              <w:top w:type="dxa" w:w="60"/>
+              <w:left w:type="dxa" w:w="90"/>
+              <w:bottom w:type="dxa" w:w="60"/>
+              <w:right w:type="dxa" w:w="90"/>
+            </w:tcMar>
+          </w:tcPr>
+          <w:p>
+            <w:r>
+              <w:rPr>
+                <w:rFonts w:ascii="Arial" w:cs="Arial" w:eastAsia="Arial" w:hAnsi="Arial"/>
+                <w:sz w:val="17"/>
+                <w:szCs w:val="17"/>
+              </w:rPr>
+              <w:t xml:space="preserve">Khách có hài lòng không?</w:t>
+            </w:r>
+          </w:p>
+        </w:tc>
+        <w:tc>
+          <w:tcPr>
+            <w:tcW w:type="dxa" w:w="3550"/>
+            <w:tcBorders>
+              <w:top w:val="single" w:color="BFBFBF" w:sz="4"/>
+              <w:left w:val="single" w:color="BFBFBF" w:sz="4"/>
+              <w:bottom w:val="single" w:color="BFBFBF" w:sz="4"/>
+              <w:right w:val="single" w:color="BFBFBF" w:sz="4"/>
+            </w:tcBorders>
+            <w:tcMar>
+              <w:top w:type="dxa" w:w="60"/>
+              <w:left w:type="dxa" w:w="90"/>
+              <w:bottom w:type="dxa" w:w="60"/>
+              <w:right w:type="dxa" w:w="90"/>
+            </w:tcMar>
+          </w:tcPr>
+          <w:p>
+            <w:r>
+              <w:rPr>
+                <w:rFonts w:ascii="Arial" w:cs="Arial" w:eastAsia="Arial" w:hAnsi="Arial"/>
+                <w:sz w:val="17"/>
+                <w:szCs w:val="17"/>
+              </w:rPr>
+              <w:t xml:space="preserve">Rating; tỷ lệ trả hàng</w:t>
+            </w:r>
+          </w:p>
+        </w:tc>
+        <w:tc>
+          <w:tcPr>
+            <w:tcW w:type="dxa" w:w="3299"/>
+            <w:tcBorders>
+              <w:top w:val="single" w:color="BFBFBF" w:sz="4"/>
+              <w:left w:val="single" w:color="BFBFBF" w:sz="4"/>
+              <w:bottom w:val="single" w:color="BFBFBF" w:sz="4"/>
+              <w:right w:val="single" w:color="BFBFBF" w:sz="4"/>
+            </w:tcBorders>
+            <w:tcMar>
+              <w:top w:type="dxa" w:w="60"/>
+              <w:left w:type="dxa" w:w="90"/>
+              <w:bottom w:type="dxa" w:w="60"/>
+              <w:right w:type="dxa" w:w="90"/>
+            </w:tcMar>
+          </w:tcPr>
+          <w:p>
+            <w:r>
+              <w:rPr>
+                <w:rFonts w:ascii="Arial" w:cs="Arial" w:eastAsia="Arial" w:hAnsi="Arial"/>
+                <w:sz w:val="17"/>
+                <w:szCs w:val="17"/>
+              </w:rPr>
+              <w:t xml:space="preserve">≥ 4,3 sao; &lt; 20%</w:t>
+            </w:r>
+          </w:p>
+        </w:tc>
+      </w:tr>
+      <w:tr>
+        <w:tc>
+          <w:tcPr>
+            <w:tcW w:type="dxa" w:w="2789"/>
+            <w:tcBorders>
+              <w:top w:val="single" w:color="BFBFBF" w:sz="4"/>
+              <w:left w:val="single" w:color="BFBFBF" w:sz="4"/>
+              <w:bottom w:val="single" w:color="BFBFBF" w:sz="4"/>
+              <w:right w:val="single" w:color="BFBFBF" w:sz="4"/>
+            </w:tcBorders>
+            <w:tcMar>
+              <w:top w:type="dxa" w:w="60"/>
+              <w:left w:type="dxa" w:w="90"/>
+              <w:bottom w:type="dxa" w:w="60"/>
+              <w:right w:type="dxa" w:w="90"/>
+            </w:tcMar>
+          </w:tcPr>
+          <w:p>
+            <w:r>
+              <w:rPr>
+                <w:rFonts w:ascii="Arial" w:cs="Arial" w:eastAsia="Arial" w:hAnsi="Arial"/>
+                <w:sz w:val="17"/>
+                <w:szCs w:val="17"/>
+              </w:rPr>
+              <w:t xml:space="preserve">Có giữ giá không?</w:t>
+            </w:r>
+          </w:p>
+        </w:tc>
+        <w:tc>
+          <w:tcPr>
+            <w:tcW w:type="dxa" w:w="3550"/>
+            <w:tcBorders>
+              <w:top w:val="single" w:color="BFBFBF" w:sz="4"/>
+              <w:left w:val="single" w:color="BFBFBF" w:sz="4"/>
+              <w:bottom w:val="single" w:color="BFBFBF" w:sz="4"/>
+              <w:right w:val="single" w:color="BFBFBF" w:sz="4"/>
+            </w:tcBorders>
+            <w:tcMar>
+              <w:top w:type="dxa" w:w="60"/>
+              <w:left w:type="dxa" w:w="90"/>
+              <w:bottom w:type="dxa" w:w="60"/>
+              <w:right w:type="dxa" w:w="90"/>
+            </w:tcMar>
+          </w:tcPr>
+          <w:p>
+            <w:r>
+              <w:rPr>
+                <w:rFonts w:ascii="Arial" w:cs="Arial" w:eastAsia="Arial" w:hAnsi="Arial"/>
+                <w:sz w:val="17"/>
+                <w:szCs w:val="17"/>
+              </w:rPr>
+              <w:t xml:space="preserve">Giá bán trung bình so với giá gốc</w:t>
+            </w:r>
+          </w:p>
+        </w:tc>
+        <w:tc>
+          <w:tcPr>
+            <w:tcW w:type="dxa" w:w="3299"/>
+            <w:tcBorders>
+              <w:top w:val="single" w:color="BFBFBF" w:sz="4"/>
+              <w:left w:val="single" w:color="BFBFBF" w:sz="4"/>
+              <w:bottom w:val="single" w:color="BFBFBF" w:sz="4"/>
+              <w:right w:val="single" w:color="BFBFBF" w:sz="4"/>
+            </w:tcBorders>
+            <w:tcMar>
+              <w:top w:type="dxa" w:w="60"/>
+              <w:left w:type="dxa" w:w="90"/>
+              <w:bottom w:type="dxa" w:w="60"/>
+              <w:right w:type="dxa" w:w="90"/>
+            </w:tcMar>
+          </w:tcPr>
+          <w:p>
+            <w:r>
+              <w:rPr>
+                <w:rFonts w:ascii="Arial" w:cs="Arial" w:eastAsia="Arial" w:hAnsi="Arial"/>
+                <w:sz w:val="17"/>
+                <w:szCs w:val="17"/>
+              </w:rPr>
+              <w:t xml:space="preserve">≥ 95%</w:t>
+            </w:r>
+          </w:p>
+        </w:tc>
+      </w:tr>
+      <w:tr>
+        <w:tc>
+          <w:tcPr>
+            <w:tcW w:type="dxa" w:w="2789"/>
+            <w:tcBorders>
+              <w:top w:val="single" w:color="BFBFBF" w:sz="4"/>
+              <w:left w:val="single" w:color="BFBFBF" w:sz="4"/>
+              <w:bottom w:val="single" w:color="BFBFBF" w:sz="4"/>
+              <w:right w:val="single" w:color="BFBFBF" w:sz="4"/>
+            </w:tcBorders>
+            <w:tcMar>
+              <w:top w:type="dxa" w:w="60"/>
+              <w:left w:type="dxa" w:w="90"/>
+              <w:bottom w:type="dxa" w:w="60"/>
+              <w:right w:type="dxa" w:w="90"/>
+            </w:tcMar>
+          </w:tcPr>
+          <w:p>
+            <w:r>
+              <w:rPr>
+                <w:rFonts w:ascii="Arial" w:cs="Arial" w:eastAsia="Arial" w:hAnsi="Arial"/>
+                <w:sz w:val="17"/>
+                <w:szCs w:val="17"/>
+              </w:rPr>
+              <w:t xml:space="preserve">Có lãng phí tiền không?</w:t>
+            </w:r>
+          </w:p>
+        </w:tc>
+        <w:tc>
+          <w:tcPr>
+            <w:tcW w:type="dxa" w:w="3550"/>
+            <w:tcBorders>
+              <w:top w:val="single" w:color="BFBFBF" w:sz="4"/>
+              <w:left w:val="single" w:color="BFBFBF" w:sz="4"/>
+              <w:bottom w:val="single" w:color="BFBFBF" w:sz="4"/>
+              <w:right w:val="single" w:color="BFBFBF" w:sz="4"/>
+            </w:tcBorders>
+            <w:tcMar>
+              <w:top w:type="dxa" w:w="60"/>
+              <w:left w:type="dxa" w:w="90"/>
+              <w:bottom w:type="dxa" w:w="60"/>
+              <w:right w:type="dxa" w:w="90"/>
+            </w:tcMar>
+          </w:tcPr>
+          <w:p>
+            <w:r>
+              <w:rPr>
+                <w:rFonts w:ascii="Arial" w:cs="Arial" w:eastAsia="Arial" w:hAnsi="Arial"/>
+                <w:sz w:val="17"/>
+                <w:szCs w:val="17"/>
+              </w:rPr>
+              <w:t xml:space="preserve">Tiền quảng cáo cho size đã hết</w:t>
+            </w:r>
+          </w:p>
+        </w:tc>
+        <w:tc>
+          <w:tcPr>
+            <w:tcW w:type="dxa" w:w="3299"/>
+            <w:tcBorders>
+              <w:top w:val="single" w:color="BFBFBF" w:sz="4"/>
+              <w:left w:val="single" w:color="BFBFBF" w:sz="4"/>
+              <w:bottom w:val="single" w:color="BFBFBF" w:sz="4"/>
+              <w:right w:val="single" w:color="BFBFBF" w:sz="4"/>
+            </w:tcBorders>
+            <w:tcMar>
+              <w:top w:type="dxa" w:w="60"/>
+              <w:left w:type="dxa" w:w="90"/>
+              <w:bottom w:type="dxa" w:w="60"/>
+              <w:right w:type="dxa" w:w="90"/>
+            </w:tcMar>
+          </w:tcPr>
+          <w:p>
+            <w:r>
+              <w:rPr>
+                <w:rFonts w:ascii="Arial" w:cs="Arial" w:eastAsia="Arial" w:hAnsi="Arial"/>
+                <w:sz w:val="17"/>
+                <w:szCs w:val="17"/>
+              </w:rPr>
+              <w:t xml:space="preserve">0 USD</w:t>
+            </w:r>
+          </w:p>
+        </w:tc>
+      </w:tr>
+    </w:tbl>
+    <w:p>
+      <w:pPr>
+        <w:spacing w:after="120"/>
+      </w:pPr>
+    </w:p>
+    <w:p>
+      <w:pPr>
+        <w:pStyle w:val="Heading3"/>
+      </w:pPr>
+      <w:r>
+        <w:rPr>
+          <w:rFonts w:ascii="Arial" w:cs="Arial" w:eastAsia="Arial" w:hAnsi="Arial"/>
+        </w:rPr>
+        <w:t xml:space="preserve">F. Tóm tắt lịch triển khai</w:t>
+      </w:r>
+    </w:p>
+    <w:tbl>
+      <w:tblPr>
+        <w:tblW w:type="dxa" w:w="9638"/>
+        <w:tblBorders>
+          <w:top w:val="single" w:color="auto" w:sz="4"/>
+          <w:left w:val="single" w:color="auto" w:sz="4"/>
+          <w:bottom w:val="single" w:color="auto" w:sz="4"/>
+          <w:right w:val="single" w:color="auto" w:sz="4"/>
+          <w:insideH w:val="single" w:color="auto" w:sz="4"/>
+          <w:insideV w:val="single" w:color="auto" w:sz="4"/>
+        </w:tblBorders>
+      </w:tblPr>
+      <w:tblGrid>
+        <w:gridCol w:w="1491"/>
+        <w:gridCol w:w="1262"/>
+        <w:gridCol w:w="6885"/>
+      </w:tblGrid>
+      <w:tr>
+        <w:trPr>
+          <w:tblHeader/>
+        </w:trPr>
+        <w:tc>
+          <w:tcPr>
+            <w:tcW w:type="dxa" w:w="1491"/>
+            <w:tcBorders>
+              <w:top w:val="single" w:color="BFBFBF" w:sz="4"/>
+              <w:left w:val="single" w:color="BFBFBF" w:sz="4"/>
+              <w:bottom w:val="single" w:color="BFBFBF" w:sz="4"/>
+              <w:right w:val="single" w:color="BFBFBF" w:sz="4"/>
+            </w:tcBorders>
+            <w:shd w:fill="EFE6DD" w:color="auto" w:val="clear"/>
+            <w:tcMar>
+              <w:top w:type="dxa" w:w="60"/>
+              <w:left w:type="dxa" w:w="90"/>
+              <w:bottom w:type="dxa" w:w="60"/>
+              <w:right w:type="dxa" w:w="90"/>
+            </w:tcMar>
+          </w:tcPr>
+          <w:p>
+            <w:r>
+              <w:rPr>
+                <w:rFonts w:ascii="Arial" w:cs="Arial" w:eastAsia="Arial" w:hAnsi="Arial"/>
+                <w:b/>
+                <w:bCs/>
+                <w:sz w:val="17"/>
+                <w:szCs w:val="17"/>
+              </w:rPr>
+              <w:t xml:space="preserve">Giai đoạn</w:t>
+            </w:r>
+          </w:p>
+        </w:tc>
+        <w:tc>
+          <w:tcPr>
+            <w:tcW w:type="dxa" w:w="1262"/>
+            <w:tcBorders>
+              <w:top w:val="single" w:color="BFBFBF" w:sz="4"/>
+              <w:left w:val="single" w:color="BFBFBF" w:sz="4"/>
+              <w:bottom w:val="single" w:color="BFBFBF" w:sz="4"/>
+              <w:right w:val="single" w:color="BFBFBF" w:sz="4"/>
+            </w:tcBorders>
+            <w:shd w:fill="EFE6DD" w:color="auto" w:val="clear"/>
+            <w:tcMar>
+              <w:top w:type="dxa" w:w="60"/>
+              <w:left w:type="dxa" w:w="90"/>
+              <w:bottom w:type="dxa" w:w="60"/>
+              <w:right w:type="dxa" w:w="90"/>
+            </w:tcMar>
+          </w:tcPr>
+          <w:p>
+            <w:r>
+              <w:rPr>
+                <w:rFonts w:ascii="Arial" w:cs="Arial" w:eastAsia="Arial" w:hAnsi="Arial"/>
+                <w:b/>
+                <w:bCs/>
+                <w:sz w:val="17"/>
+                <w:szCs w:val="17"/>
+              </w:rPr>
+              <w:t xml:space="preserve">Thời gian</w:t>
+            </w:r>
+          </w:p>
+        </w:tc>
+        <w:tc>
+          <w:tcPr>
+            <w:tcW w:type="dxa" w:w="6885"/>
+            <w:tcBorders>
+              <w:top w:val="single" w:color="BFBFBF" w:sz="4"/>
+              <w:left w:val="single" w:color="BFBFBF" w:sz="4"/>
+              <w:bottom w:val="single" w:color="BFBFBF" w:sz="4"/>
+              <w:right w:val="single" w:color="BFBFBF" w:sz="4"/>
+            </w:tcBorders>
+            <w:shd w:fill="EFE6DD" w:color="auto" w:val="clear"/>
+            <w:tcMar>
+              <w:top w:type="dxa" w:w="60"/>
+              <w:left w:type="dxa" w:w="90"/>
+              <w:bottom w:type="dxa" w:w="60"/>
+              <w:right w:type="dxa" w:w="90"/>
+            </w:tcMar>
+          </w:tcPr>
+          <w:p>
+            <w:r>
+              <w:rPr>
+                <w:rFonts w:ascii="Arial" w:cs="Arial" w:eastAsia="Arial" w:hAnsi="Arial"/>
+                <w:b/>
+                <w:bCs/>
+                <w:sz w:val="17"/>
+                <w:szCs w:val="17"/>
+              </w:rPr>
+              <w:t xml:space="preserve">Việc chính</w:t>
+            </w:r>
+          </w:p>
+        </w:tc>
+      </w:tr>
+      <w:tr>
+        <w:tc>
+          <w:tcPr>
+            <w:tcW w:type="dxa" w:w="1491"/>
+            <w:tcBorders>
+              <w:top w:val="single" w:color="BFBFBF" w:sz="4"/>
+              <w:left w:val="single" w:color="BFBFBF" w:sz="4"/>
+              <w:bottom w:val="single" w:color="BFBFBF" w:sz="4"/>
+              <w:right w:val="single" w:color="BFBFBF" w:sz="4"/>
+            </w:tcBorders>
+            <w:tcMar>
+              <w:top w:type="dxa" w:w="60"/>
+              <w:left w:type="dxa" w:w="90"/>
+              <w:bottom w:type="dxa" w:w="60"/>
+              <w:right w:type="dxa" w:w="90"/>
+            </w:tcMar>
+          </w:tcPr>
+          <w:p>
+            <w:r>
+              <w:rPr>
+                <w:rFonts w:ascii="Arial" w:cs="Arial" w:eastAsia="Arial" w:hAnsi="Arial"/>
+                <w:sz w:val="17"/>
+                <w:szCs w:val="17"/>
+              </w:rPr>
+              <w:t xml:space="preserve">Chuẩn bị</w:t>
+            </w:r>
+          </w:p>
+        </w:tc>
+        <w:tc>
+          <w:tcPr>
+            <w:tcW w:type="dxa" w:w="1262"/>
+            <w:tcBorders>
+              <w:top w:val="single" w:color="BFBFBF" w:sz="4"/>
+              <w:left w:val="single" w:color="BFBFBF" w:sz="4"/>
+              <w:bottom w:val="single" w:color="BFBFBF" w:sz="4"/>
+              <w:right w:val="single" w:color="BFBFBF" w:sz="4"/>
+            </w:tcBorders>
+            <w:tcMar>
+              <w:top w:type="dxa" w:w="60"/>
+              <w:left w:type="dxa" w:w="90"/>
+              <w:bottom w:type="dxa" w:w="60"/>
+              <w:right w:type="dxa" w:w="90"/>
+            </w:tcMar>
+          </w:tcPr>
+          <w:p>
+            <w:r>
+              <w:rPr>
+                <w:rFonts w:ascii="Arial" w:cs="Arial" w:eastAsia="Arial" w:hAnsi="Arial"/>
+                <w:sz w:val="17"/>
+                <w:szCs w:val="17"/>
+              </w:rPr>
+              <w:t xml:space="preserve">05–14/10</w:t>
+            </w:r>
+          </w:p>
+        </w:tc>
+        <w:tc>
+          <w:tcPr>
+            <w:tcW w:type="dxa" w:w="6885"/>
+            <w:tcBorders>
+              <w:top w:val="single" w:color="BFBFBF" w:sz="4"/>
+              <w:left w:val="single" w:color="BFBFBF" w:sz="4"/>
+              <w:bottom w:val="single" w:color="BFBFBF" w:sz="4"/>
+              <w:right w:val="single" w:color="BFBFBF" w:sz="4"/>
+            </w:tcBorders>
+            <w:tcMar>
+              <w:top w:type="dxa" w:w="60"/>
+              <w:left w:type="dxa" w:w="90"/>
+              <w:bottom w:type="dxa" w:w="60"/>
+              <w:right w:type="dxa" w:w="90"/>
+            </w:tcMar>
+          </w:tcPr>
+          <w:p>
+            <w:r>
+              <w:rPr>
+                <w:rFonts w:ascii="Arial" w:cs="Arial" w:eastAsia="Arial" w:hAnsi="Arial"/>
+                <w:sz w:val="17"/>
+                <w:szCs w:val="17"/>
+              </w:rPr>
+              <w:t xml:space="preserve">Sửa listing, đăng ảnh mới, A+, Brand Store; liên hệ creator</w:t>
+            </w:r>
+          </w:p>
+        </w:tc>
+      </w:tr>
+      <w:tr>
+        <w:tc>
+          <w:tcPr>
+            <w:tcW w:type="dxa" w:w="1491"/>
+            <w:tcBorders>
+              <w:top w:val="single" w:color="BFBFBF" w:sz="4"/>
+              <w:left w:val="single" w:color="BFBFBF" w:sz="4"/>
+              <w:bottom w:val="single" w:color="BFBFBF" w:sz="4"/>
+              <w:right w:val="single" w:color="BFBFBF" w:sz="4"/>
+            </w:tcBorders>
+            <w:tcMar>
+              <w:top w:type="dxa" w:w="60"/>
+              <w:left w:type="dxa" w:w="90"/>
+              <w:bottom w:type="dxa" w:w="60"/>
+              <w:right w:type="dxa" w:w="90"/>
+            </w:tcMar>
+          </w:tcPr>
+          <w:p>
+            <w:r>
+              <w:rPr>
+                <w:rFonts w:ascii="Arial" w:cs="Arial" w:eastAsia="Arial" w:hAnsi="Arial"/>
+                <w:sz w:val="17"/>
+                <w:szCs w:val="17"/>
+              </w:rPr>
+              <w:t xml:space="preserve">Mùa thu</w:t>
+            </w:r>
+          </w:p>
+        </w:tc>
+        <w:tc>
+          <w:tcPr>
+            <w:tcW w:type="dxa" w:w="1262"/>
+            <w:tcBorders>
+              <w:top w:val="single" w:color="BFBFBF" w:sz="4"/>
+              <w:left w:val="single" w:color="BFBFBF" w:sz="4"/>
+              <w:bottom w:val="single" w:color="BFBFBF" w:sz="4"/>
+              <w:right w:val="single" w:color="BFBFBF" w:sz="4"/>
+            </w:tcBorders>
+            <w:tcMar>
+              <w:top w:type="dxa" w:w="60"/>
+              <w:left w:type="dxa" w:w="90"/>
+              <w:bottom w:type="dxa" w:w="60"/>
+              <w:right w:type="dxa" w:w="90"/>
+            </w:tcMar>
+          </w:tcPr>
+          <w:p>
+            <w:r>
+              <w:rPr>
+                <w:rFonts w:ascii="Arial" w:cs="Arial" w:eastAsia="Arial" w:hAnsi="Arial"/>
+                <w:sz w:val="17"/>
+                <w:szCs w:val="17"/>
+              </w:rPr>
+              <w:t xml:space="preserve">15/10–15/11</w:t>
+            </w:r>
+          </w:p>
+        </w:tc>
+        <w:tc>
+          <w:tcPr>
+            <w:tcW w:type="dxa" w:w="6885"/>
+            <w:tcBorders>
+              <w:top w:val="single" w:color="BFBFBF" w:sz="4"/>
+              <w:left w:val="single" w:color="BFBFBF" w:sz="4"/>
+              <w:bottom w:val="single" w:color="BFBFBF" w:sz="4"/>
+              <w:right w:val="single" w:color="BFBFBF" w:sz="4"/>
+            </w:tcBorders>
+            <w:tcMar>
+              <w:top w:type="dxa" w:w="60"/>
+              <w:left w:type="dxa" w:w="90"/>
+              <w:bottom w:type="dxa" w:w="60"/>
+              <w:right w:type="dxa" w:w="90"/>
+            </w:tcMar>
+          </w:tcPr>
+          <w:p>
+            <w:r>
+              <w:rPr>
+                <w:rFonts w:ascii="Arial" w:cs="Arial" w:eastAsia="Arial" w:hAnsi="Arial"/>
+                <w:sz w:val="17"/>
+                <w:szCs w:val="17"/>
+              </w:rPr>
+              <w:t xml:space="preserve">Quảng cáo SP2</w:t>
+            </w:r>
+          </w:p>
+        </w:tc>
+      </w:tr>
+      <w:tr>
+        <w:tc>
+          <w:tcPr>
+            <w:tcW w:type="dxa" w:w="1491"/>
+            <w:tcBorders>
+              <w:top w:val="single" w:color="BFBFBF" w:sz="4"/>
+              <w:left w:val="single" w:color="BFBFBF" w:sz="4"/>
+              <w:bottom w:val="single" w:color="BFBFBF" w:sz="4"/>
+              <w:right w:val="single" w:color="BFBFBF" w:sz="4"/>
+            </w:tcBorders>
+            <w:tcMar>
+              <w:top w:type="dxa" w:w="60"/>
+              <w:left w:type="dxa" w:w="90"/>
+              <w:bottom w:type="dxa" w:w="60"/>
+              <w:right w:type="dxa" w:w="90"/>
+            </w:tcMar>
+          </w:tcPr>
+          <w:p>
+            <w:r>
+              <w:rPr>
+                <w:rFonts w:ascii="Arial" w:cs="Arial" w:eastAsia="Arial" w:hAnsi="Arial"/>
+                <w:sz w:val="17"/>
+                <w:szCs w:val="17"/>
+              </w:rPr>
+              <w:t xml:space="preserve">Tiệc cuối năm</w:t>
+            </w:r>
+          </w:p>
+        </w:tc>
+        <w:tc>
+          <w:tcPr>
+            <w:tcW w:type="dxa" w:w="1262"/>
+            <w:tcBorders>
+              <w:top w:val="single" w:color="BFBFBF" w:sz="4"/>
+              <w:left w:val="single" w:color="BFBFBF" w:sz="4"/>
+              <w:bottom w:val="single" w:color="BFBFBF" w:sz="4"/>
+              <w:right w:val="single" w:color="BFBFBF" w:sz="4"/>
+            </w:tcBorders>
+            <w:tcMar>
+              <w:top w:type="dxa" w:w="60"/>
+              <w:left w:type="dxa" w:w="90"/>
+              <w:bottom w:type="dxa" w:w="60"/>
+              <w:right w:type="dxa" w:w="90"/>
+            </w:tcMar>
+          </w:tcPr>
+          <w:p>
+            <w:r>
+              <w:rPr>
+                <w:rFonts w:ascii="Arial" w:cs="Arial" w:eastAsia="Arial" w:hAnsi="Arial"/>
+                <w:sz w:val="17"/>
+                <w:szCs w:val="17"/>
+              </w:rPr>
+              <w:t xml:space="preserve">16/11–31/12</w:t>
+            </w:r>
+          </w:p>
+        </w:tc>
+        <w:tc>
+          <w:tcPr>
+            <w:tcW w:type="dxa" w:w="6885"/>
+            <w:tcBorders>
+              <w:top w:val="single" w:color="BFBFBF" w:sz="4"/>
+              <w:left w:val="single" w:color="BFBFBF" w:sz="4"/>
+              <w:bottom w:val="single" w:color="BFBFBF" w:sz="4"/>
+              <w:right w:val="single" w:color="BFBFBF" w:sz="4"/>
+            </w:tcBorders>
+            <w:tcMar>
+              <w:top w:type="dxa" w:w="60"/>
+              <w:left w:type="dxa" w:w="90"/>
+              <w:bottom w:type="dxa" w:w="60"/>
+              <w:right w:type="dxa" w:w="90"/>
+            </w:tcMar>
+          </w:tcPr>
+          <w:p>
+            <w:r>
+              <w:rPr>
+                <w:rFonts w:ascii="Arial" w:cs="Arial" w:eastAsia="Arial" w:hAnsi="Arial"/>
+                <w:sz w:val="17"/>
+                <w:szCs w:val="17"/>
+              </w:rPr>
+              <w:t xml:space="preserve">Quảng cáo SP3 đen; coupon Holiday Party</w:t>
+            </w:r>
+          </w:p>
+        </w:tc>
+      </w:tr>
+      <w:tr>
+        <w:tc>
+          <w:tcPr>
+            <w:tcW w:type="dxa" w:w="1491"/>
+            <w:tcBorders>
+              <w:top w:val="single" w:color="BFBFBF" w:sz="4"/>
+              <w:left w:val="single" w:color="BFBFBF" w:sz="4"/>
+              <w:bottom w:val="single" w:color="BFBFBF" w:sz="4"/>
+              <w:right w:val="single" w:color="BFBFBF" w:sz="4"/>
+            </w:tcBorders>
+            <w:tcMar>
+              <w:top w:type="dxa" w:w="60"/>
+              <w:left w:type="dxa" w:w="90"/>
+              <w:bottom w:type="dxa" w:w="60"/>
+              <w:right w:type="dxa" w:w="90"/>
+            </w:tcMar>
+          </w:tcPr>
+          <w:p>
+            <w:r>
+              <w:rPr>
+                <w:rFonts w:ascii="Arial" w:cs="Arial" w:eastAsia="Arial" w:hAnsi="Arial"/>
+                <w:sz w:val="17"/>
+                <w:szCs w:val="17"/>
+              </w:rPr>
+              <w:t xml:space="preserve">Trốn đông</w:t>
+            </w:r>
+          </w:p>
+        </w:tc>
+        <w:tc>
+          <w:tcPr>
+            <w:tcW w:type="dxa" w:w="1262"/>
+            <w:tcBorders>
+              <w:top w:val="single" w:color="BFBFBF" w:sz="4"/>
+              <w:left w:val="single" w:color="BFBFBF" w:sz="4"/>
+              <w:bottom w:val="single" w:color="BFBFBF" w:sz="4"/>
+              <w:right w:val="single" w:color="BFBFBF" w:sz="4"/>
+            </w:tcBorders>
+            <w:tcMar>
+              <w:top w:type="dxa" w:w="60"/>
+              <w:left w:type="dxa" w:w="90"/>
+              <w:bottom w:type="dxa" w:w="60"/>
+              <w:right w:type="dxa" w:w="90"/>
+            </w:tcMar>
+          </w:tcPr>
+          <w:p>
+            <w:r>
+              <w:rPr>
+                <w:rFonts w:ascii="Arial" w:cs="Arial" w:eastAsia="Arial" w:hAnsi="Arial"/>
+                <w:sz w:val="17"/>
+                <w:szCs w:val="17"/>
+              </w:rPr>
+              <w:t xml:space="preserve">01/01–14/02</w:t>
+            </w:r>
+          </w:p>
+        </w:tc>
+        <w:tc>
+          <w:tcPr>
+            <w:tcW w:type="dxa" w:w="6885"/>
+            <w:tcBorders>
+              <w:top w:val="single" w:color="BFBFBF" w:sz="4"/>
+              <w:left w:val="single" w:color="BFBFBF" w:sz="4"/>
+              <w:bottom w:val="single" w:color="BFBFBF" w:sz="4"/>
+              <w:right w:val="single" w:color="BFBFBF" w:sz="4"/>
+            </w:tcBorders>
+            <w:tcMar>
+              <w:top w:type="dxa" w:w="60"/>
+              <w:left w:type="dxa" w:w="90"/>
+              <w:bottom w:type="dxa" w:w="60"/>
+              <w:right w:type="dxa" w:w="90"/>
+            </w:tcMar>
+          </w:tcPr>
+          <w:p>
+            <w:r>
+              <w:rPr>
+                <w:rFonts w:ascii="Arial" w:cs="Arial" w:eastAsia="Arial" w:hAnsi="Arial"/>
+                <w:sz w:val="17"/>
+                <w:szCs w:val="17"/>
+              </w:rPr>
+              <w:t xml:space="preserve">Quảng cáo SP1, SP2; coupon Winter Escape; Instagram và creator; coupon Valentine</w:t>
+            </w:r>
+          </w:p>
+        </w:tc>
+      </w:tr>
+      <w:tr>
+        <w:tc>
+          <w:tcPr>
+            <w:tcW w:type="dxa" w:w="1491"/>
+            <w:tcBorders>
+              <w:top w:val="single" w:color="BFBFBF" w:sz="4"/>
+              <w:left w:val="single" w:color="BFBFBF" w:sz="4"/>
+              <w:bottom w:val="single" w:color="BFBFBF" w:sz="4"/>
+              <w:right w:val="single" w:color="BFBFBF" w:sz="4"/>
+            </w:tcBorders>
+            <w:tcMar>
+              <w:top w:type="dxa" w:w="60"/>
+              <w:left w:type="dxa" w:w="90"/>
+              <w:bottom w:type="dxa" w:w="60"/>
+              <w:right w:type="dxa" w:w="90"/>
+            </w:tcMar>
+          </w:tcPr>
+          <w:p>
+            <w:r>
+              <w:rPr>
+                <w:rFonts w:ascii="Arial" w:cs="Arial" w:eastAsia="Arial" w:hAnsi="Arial"/>
+                <w:sz w:val="17"/>
+                <w:szCs w:val="17"/>
+              </w:rPr>
+              <w:t xml:space="preserve">Mùa xuân</w:t>
+            </w:r>
+          </w:p>
+        </w:tc>
+        <w:tc>
+          <w:tcPr>
+            <w:tcW w:type="dxa" w:w="1262"/>
+            <w:tcBorders>
+              <w:top w:val="single" w:color="BFBFBF" w:sz="4"/>
+              <w:left w:val="single" w:color="BFBFBF" w:sz="4"/>
+              <w:bottom w:val="single" w:color="BFBFBF" w:sz="4"/>
+              <w:right w:val="single" w:color="BFBFBF" w:sz="4"/>
+            </w:tcBorders>
+            <w:tcMar>
+              <w:top w:type="dxa" w:w="60"/>
+              <w:left w:type="dxa" w:w="90"/>
+              <w:bottom w:type="dxa" w:w="60"/>
+              <w:right w:type="dxa" w:w="90"/>
+            </w:tcMar>
+          </w:tcPr>
+          <w:p>
+            <w:r>
+              <w:rPr>
+                <w:rFonts w:ascii="Arial" w:cs="Arial" w:eastAsia="Arial" w:hAnsi="Arial"/>
+                <w:sz w:val="17"/>
+                <w:szCs w:val="17"/>
+              </w:rPr>
+              <w:t xml:space="preserve">15/02–31/03</w:t>
+            </w:r>
+          </w:p>
+        </w:tc>
+        <w:tc>
+          <w:tcPr>
+            <w:tcW w:type="dxa" w:w="6885"/>
+            <w:tcBorders>
+              <w:top w:val="single" w:color="BFBFBF" w:sz="4"/>
+              <w:left w:val="single" w:color="BFBFBF" w:sz="4"/>
+              <w:bottom w:val="single" w:color="BFBFBF" w:sz="4"/>
+              <w:right w:val="single" w:color="BFBFBF" w:sz="4"/>
+            </w:tcBorders>
+            <w:tcMar>
+              <w:top w:type="dxa" w:w="60"/>
+              <w:left w:type="dxa" w:w="90"/>
+              <w:bottom w:type="dxa" w:w="60"/>
+              <w:right w:type="dxa" w:w="90"/>
+            </w:tcMar>
+          </w:tcPr>
+          <w:p>
+            <w:r>
+              <w:rPr>
+                <w:rFonts w:ascii="Arial" w:cs="Arial" w:eastAsia="Arial" w:hAnsi="Arial"/>
+                <w:sz w:val="17"/>
+                <w:szCs w:val="17"/>
+              </w:rPr>
+              <w:t xml:space="preserve">Quyết định chạy Tết (từ 15/01); quảng cáo SP3 hồng dịp Phục sinh; tổng kết</w:t>
+            </w:r>
+          </w:p>
+        </w:tc>
+      </w:tr>
+    </w:tbl>
+    <w:p>
+      <w:pPr>
+        <w:spacing w:after="120"/>
+      </w:pPr>
+    </w:p>
+    <w:p>
+      <w:pPr>
+        <w:pStyle w:val="Heading3"/>
+      </w:pPr>
+      <w:r>
+        <w:rPr>
+          <w:rFonts w:ascii="Arial" w:cs="Arial" w:eastAsia="Arial" w:hAnsi="Arial"/>
+        </w:rPr>
+        <w:t xml:space="preserve">G. Nếu chỉ có 1 phút để thuyết trình Phần 3</w:t>
+      </w:r>
+    </w:p>
+    <w:p>
+      <w:pPr>
+        <w:pBdr>
+          <w:left w:val="single" w:color="7A4B2A" w:sz="18" w:space="8"/>
+        </w:pBdr>
+        <w:shd w:fill="FAF6F1" w:color="auto" w:val="clear"/>
+        <w:spacing w:after="120"/>
+        <w:ind w:left="360"/>
+      </w:pPr>
+      <w:r>
+        <w:rPr>
+          <w:rFonts w:ascii="Arial" w:cs="Arial" w:eastAsia="Arial" w:hAnsi="Arial"/>
+          <w:i w:val="false"/>
+          <w:iCs w:val="false"/>
+        </w:rPr>
+        <w:t xml:space="preserve">"Chúng tôi không đổi sản phẩm và không xả giá. Chúng tôi đổi bối cảnh: jumpsuit thành đồ đi du thuyền, maxi tay dài thành váy mùa thu, váy đen thành váy tiệc, váy hồng thành váy Valentine và Phục sinh.</w:t>
+      </w:r>
+    </w:p>
+    <w:p>
+      <w:pPr>
+        <w:pBdr>
+          <w:left w:val="single" w:color="7A4B2A" w:sz="18" w:space="8"/>
+        </w:pBdr>
+        <w:shd w:fill="FAF6F1" w:color="auto" w:val="clear"/>
+        <w:spacing w:after="120"/>
+        <w:ind w:left="360"/>
+      </w:pPr>
+      <w:r>
+        <w:rPr>
+          <w:rFonts w:ascii="Arial" w:cs="Arial" w:eastAsia="Arial" w:hAnsi="Arial"/>
+          <w:i w:val="false"/>
+          <w:iCs w:val="false"/>
+        </w:rPr>
+        <w:t xml:space="preserve">Với 400 USD, chúng tôi sửa listing và làm ảnh bằng công cụ miễn phí và AI, dồn quảng cáo theo từng đợt vào sản phẩm đang vào mùa, và chỉ giảm 10% gắn với từng dịp.</w:t>
+      </w:r>
+    </w:p>
+    <w:p>
+      <w:pPr>
+        <w:pBdr>
+          <w:left w:val="single" w:color="7A4B2A" w:sz="18" w:space="8"/>
+        </w:pBdr>
+        <w:shd w:fill="FAF6F1" w:color="auto" w:val="clear"/>
+        <w:spacing w:after="120"/>
+        <w:ind w:left="360"/>
+      </w:pPr>
+      <w:r>
+        <w:rPr>
+          <w:rFonts w:ascii="Arial" w:cs="Arial" w:eastAsia="Arial" w:hAnsi="Arial"/>
+          <w:i w:val="false"/>
+          <w:iCs w:val="false"/>
+        </w:rPr>
+        <w:t xml:space="preserve">Dự báo bán 86/110 sản phẩm, lãi 1.000–1.600 USD, gấp 3–4 lần so với xả hàng. Hàng còn lại bán tiếp vào mùa hè năm sau mà không mất giá."</w:t>
+      </w:r>
+    </w:p>
+    <w:p>
+      <w:pPr>
+        <w:pBdr>
+          <w:bottom w:val="single" w:color="D0C4B8" w:sz="6" w:space="1"/>
+        </w:pBdr>
+        <w:spacing w:after="160"/>
+      </w:pPr>
+    </w:p>
+    <w:p>
+      <w:pPr>
+        <w:pStyle w:val="Heading2"/>
+      </w:pPr>
+      <w:r>
+        <w:rPr>
+          <w:rFonts w:ascii="Arial" w:cs="Arial" w:eastAsia="Arial" w:hAnsi="Arial"/>
+        </w:rPr>
         <w:t xml:space="preserve">3.1 Amazon Operations &amp; Commercial (25 điểm)</w:t>
       </w:r>
     </w:p>
@@ -26458,7 +34865,7 @@
         </w:numPr>
         <w:spacing w:after="60"/>
       </w:pPr>
-      <w:hyperlink w:history="1" r:id="rIdmqxqjkppnznza8ymqbith">
+      <w:hyperlink w:history="1" r:id="rId23ze5vnx_os-urwfcax6k">
         <w:r>
           <w:rPr>
             <w:rFonts w:ascii="Arial" w:cs="Arial" w:eastAsia="Arial" w:hAnsi="Arial"/>
@@ -26478,7 +34885,7 @@
         </w:numPr>
         <w:spacing w:after="60"/>
       </w:pPr>
-      <w:hyperlink w:history="1" r:id="rId2epwwe6kncm7a62fdfoep">
+      <w:hyperlink w:history="1" r:id="rIdkydkhr8mrlwo2gthouqws">
         <w:r>
           <w:rPr>
             <w:rFonts w:ascii="Arial" w:cs="Arial" w:eastAsia="Arial" w:hAnsi="Arial"/>
@@ -26498,7 +34905,7 @@
         </w:numPr>
         <w:spacing w:after="60"/>
       </w:pPr>
-      <w:hyperlink w:history="1" r:id="rIdzdv7pe8x57_de-frodsd4">
+      <w:hyperlink w:history="1" r:id="rId8j0k7seuxsnsanzx_urjb">
         <w:r>
           <w:rPr>
             <w:rFonts w:ascii="Arial" w:cs="Arial" w:eastAsia="Arial" w:hAnsi="Arial"/>
@@ -26518,7 +34925,7 @@
         </w:numPr>
         <w:spacing w:after="60"/>
       </w:pPr>
-      <w:hyperlink w:history="1" r:id="rId6eewsm-c0v8xqpu1t6vgp">
+      <w:hyperlink w:history="1" r:id="rId8kngowfrvmz3a0ngyhgbw">
         <w:r>
           <w:rPr>
             <w:rFonts w:ascii="Arial" w:cs="Arial" w:eastAsia="Arial" w:hAnsi="Arial"/>
@@ -26538,7 +34945,7 @@
         </w:numPr>
         <w:spacing w:after="60"/>
       </w:pPr>
-      <w:hyperlink w:history="1" r:id="rIdvzh0ecishmtrthifms0da">
+      <w:hyperlink w:history="1" r:id="rId34abaa0cjubk8ijecpotj">
         <w:r>
           <w:rPr>
             <w:rFonts w:ascii="Arial" w:cs="Arial" w:eastAsia="Arial" w:hAnsi="Arial"/>
@@ -26558,7 +34965,7 @@
         </w:numPr>
         <w:spacing w:after="60"/>
       </w:pPr>
-      <w:hyperlink w:history="1" r:id="rIddrgsjenrwu2nfcydmpudk">
+      <w:hyperlink w:history="1" r:id="rIdxlb9prmeaie6nkumtd9ab">
         <w:r>
           <w:rPr>
             <w:rFonts w:ascii="Arial" w:cs="Arial" w:eastAsia="Arial" w:hAnsi="Arial"/>
@@ -26578,7 +34985,7 @@
         </w:numPr>
         <w:spacing w:after="60"/>
       </w:pPr>
-      <w:hyperlink w:history="1" r:id="rId64qvemlxvpfalqjvkykt1">
+      <w:hyperlink w:history="1" r:id="rIdhmqzgel5ji9cq0fccgc5m">
         <w:r>
           <w:rPr>
             <w:rFonts w:ascii="Arial" w:cs="Arial" w:eastAsia="Arial" w:hAnsi="Arial"/>
@@ -26598,7 +35005,7 @@
         </w:numPr>
         <w:spacing w:after="60"/>
       </w:pPr>
-      <w:hyperlink w:history="1" r:id="rIdhjaozk2wqk5rd0_1fuzjc">
+      <w:hyperlink w:history="1" r:id="rId_dyqqjp4uwndesaj04erd">
         <w:r>
           <w:rPr>
             <w:rFonts w:ascii="Arial" w:cs="Arial" w:eastAsia="Arial" w:hAnsi="Arial"/>
@@ -26618,7 +35025,7 @@
         </w:numPr>
         <w:spacing w:after="60"/>
       </w:pPr>
-      <w:hyperlink w:history="1" r:id="rId-oh8ekk4tvivtno_ohnd4">
+      <w:hyperlink w:history="1" r:id="rId3msn8n6lgkyuaucek0oef">
         <w:r>
           <w:rPr>
             <w:rFonts w:ascii="Arial" w:cs="Arial" w:eastAsia="Arial" w:hAnsi="Arial"/>
@@ -26638,7 +35045,7 @@
         </w:numPr>
         <w:spacing w:after="60"/>
       </w:pPr>
-      <w:hyperlink w:history="1" r:id="rIdpcb-ctwsqmprsyhmqebh-">
+      <w:hyperlink w:history="1" r:id="rIdgqjq9qhkdyzwf6alzxgna">
         <w:r>
           <w:rPr>
             <w:rFonts w:ascii="Arial" w:cs="Arial" w:eastAsia="Arial" w:hAnsi="Arial"/>
@@ -26658,7 +35065,7 @@
         </w:numPr>
         <w:spacing w:after="60"/>
       </w:pPr>
-      <w:hyperlink w:history="1" r:id="rIds440evqrda0uaocnkdfb2">
+      <w:hyperlink w:history="1" r:id="rIdrsop4hsey0gmkfjdszvls">
         <w:r>
           <w:rPr>
             <w:rFonts w:ascii="Arial" w:cs="Arial" w:eastAsia="Arial" w:hAnsi="Arial"/>
@@ -26678,7 +35085,7 @@
         </w:numPr>
         <w:spacing w:after="60"/>
       </w:pPr>
-      <w:hyperlink w:history="1" r:id="rIdm8p2zinby7-pgxftka7ez">
+      <w:hyperlink w:history="1" r:id="rIdusrmewfycfmqjavhbktqa">
         <w:r>
           <w:rPr>
             <w:rFonts w:ascii="Arial" w:cs="Arial" w:eastAsia="Arial" w:hAnsi="Arial"/>
@@ -26711,7 +35118,7 @@
         </w:numPr>
         <w:spacing w:after="60"/>
       </w:pPr>
-      <w:hyperlink w:history="1" r:id="rIdjmkkyxjvesgjrudyorw4m">
+      <w:hyperlink w:history="1" r:id="rIdwxiebyxw-s42cjxdiqayq">
         <w:r>
           <w:rPr>
             <w:rFonts w:ascii="Arial" w:cs="Arial" w:eastAsia="Arial" w:hAnsi="Arial"/>
@@ -26731,7 +35138,7 @@
         </w:numPr>
         <w:spacing w:after="60"/>
       </w:pPr>
-      <w:hyperlink w:history="1" r:id="rId4_4gls181xf-jfyhdvizn">
+      <w:hyperlink w:history="1" r:id="rIdgip973xuqyu3sizwjdlzr">
         <w:r>
           <w:rPr>
             <w:rFonts w:ascii="Arial" w:cs="Arial" w:eastAsia="Arial" w:hAnsi="Arial"/>
@@ -26751,7 +35158,7 @@
         </w:numPr>
         <w:spacing w:after="60"/>
       </w:pPr>
-      <w:hyperlink w:history="1" r:id="rIduarh368xaz2-aml63zye2">
+      <w:hyperlink w:history="1" r:id="rIdjwenrckvrte9hlmuwekf8">
         <w:r>
           <w:rPr>
             <w:rFonts w:ascii="Arial" w:cs="Arial" w:eastAsia="Arial" w:hAnsi="Arial"/>
@@ -26771,7 +35178,7 @@
         </w:numPr>
         <w:spacing w:after="60"/>
       </w:pPr>
-      <w:hyperlink w:history="1" r:id="rId9xh9owpw-sj4ecijymsof">
+      <w:hyperlink w:history="1" r:id="rIdwm9w8sbz3etjzgkm4itmg">
         <w:r>
           <w:rPr>
             <w:rFonts w:ascii="Arial" w:cs="Arial" w:eastAsia="Arial" w:hAnsi="Arial"/>
@@ -26791,7 +35198,7 @@
         </w:numPr>
         <w:spacing w:after="60"/>
       </w:pPr>
-      <w:hyperlink w:history="1" r:id="rIddnqnlhh1vjj3x_n3jqvoc">
+      <w:hyperlink w:history="1" r:id="rIdjyf_fwifs-daoivdsk4nk">
         <w:r>
           <w:rPr>
             <w:rFonts w:ascii="Arial" w:cs="Arial" w:eastAsia="Arial" w:hAnsi="Arial"/>
@@ -26824,7 +35231,7 @@
         </w:numPr>
         <w:spacing w:after="60"/>
       </w:pPr>
-      <w:hyperlink w:history="1" r:id="rIdhknbmqwqgypkibjdrpufw">
+      <w:hyperlink w:history="1" r:id="rId95fy8u-aaa6bzbqcchz_s">
         <w:r>
           <w:rPr>
             <w:rFonts w:ascii="Arial" w:cs="Arial" w:eastAsia="Arial" w:hAnsi="Arial"/>
@@ -26844,7 +35251,7 @@
         </w:numPr>
         <w:spacing w:after="60"/>
       </w:pPr>
-      <w:hyperlink w:history="1" r:id="rId5polc_eplmmygfujjz4za">
+      <w:hyperlink w:history="1" r:id="rIdh0uqkb_qgxxs2yeaad8pd">
         <w:r>
           <w:rPr>
             <w:rFonts w:ascii="Arial" w:cs="Arial" w:eastAsia="Arial" w:hAnsi="Arial"/>
@@ -26864,7 +35271,7 @@
         </w:numPr>
         <w:spacing w:after="60"/>
       </w:pPr>
-      <w:hyperlink w:history="1" r:id="rIdroynsqxtfyuzdgmjh5mdk">
+      <w:hyperlink w:history="1" r:id="rIdh-lo8ounbvyrha2p5fjhj">
         <w:r>
           <w:rPr>
             <w:rFonts w:ascii="Arial" w:cs="Arial" w:eastAsia="Arial" w:hAnsi="Arial"/>
@@ -26884,7 +35291,7 @@
         </w:numPr>
         <w:spacing w:after="60"/>
       </w:pPr>
-      <w:hyperlink w:history="1" r:id="rIdg5k5sf6wtse_-cadn8chi">
+      <w:hyperlink w:history="1" r:id="rIdp7-kwry9petsowzphdc0f">
         <w:r>
           <w:rPr>
             <w:rFonts w:ascii="Arial" w:cs="Arial" w:eastAsia="Arial" w:hAnsi="Arial"/>
